--- a/ΑΣΚΗΣΗ3-ΕΡΓ-ΒΙΟΠΛΗΡΟΦΟΡΙΚΗ ΙΙ.docx
+++ b/ΑΣΚΗΣΗ3-ΕΡΓ-ΒΙΟΠΛΗΡΟΦΟΡΙΚΗ ΙΙ.docx
@@ -4,7 +4,7 @@
   <w:body>
     <w:p>
       <w:pPr>
-        <w:pStyle w:val="a6"/>
+        <w:pStyle w:val="ListParagraph"/>
         <w:ind w:left="0"/>
         <w:jc w:val="center"/>
         <w:rPr>
@@ -32,7 +32,7 @@
     </w:p>
     <w:p>
       <w:pPr>
-        <w:pStyle w:val="a6"/>
+        <w:pStyle w:val="ListParagraph"/>
         <w:ind w:left="0"/>
         <w:jc w:val="center"/>
         <w:rPr>
@@ -44,7 +44,7 @@
     </w:p>
     <w:p>
       <w:pPr>
-        <w:pStyle w:val="a6"/>
+        <w:pStyle w:val="ListParagraph"/>
         <w:ind w:left="0"/>
         <w:jc w:val="center"/>
         <w:rPr>
@@ -64,7 +64,7 @@
     </w:p>
     <w:p>
       <w:pPr>
-        <w:pStyle w:val="a6"/>
+        <w:pStyle w:val="ListParagraph"/>
         <w:jc w:val="center"/>
         <w:rPr>
           <w:rFonts w:ascii="Times New Roman" w:hAnsi="Times New Roman" w:cs="Times New Roman"/>
@@ -75,13 +75,12 @@
     </w:p>
     <w:p>
       <w:pPr>
-        <w:pStyle w:val="a6"/>
+        <w:pStyle w:val="ListParagraph"/>
         <w:jc w:val="center"/>
         <w:rPr>
           <w:rFonts w:ascii="Times New Roman" w:hAnsi="Times New Roman" w:cs="Times New Roman"/>
           <w:b/>
           <w:bCs/>
-          <w:lang w:val="en-US"/>
         </w:rPr>
       </w:pPr>
     </w:p>
@@ -172,6 +171,7 @@
         </w:rPr>
         <w:t xml:space="preserve"> και ανάλυση εμπλουτισμού με το </w:t>
       </w:r>
+      <w:proofErr w:type="spellStart"/>
       <w:r>
         <w:rPr>
           <w:rFonts w:ascii="Times New Roman" w:hAnsi="Times New Roman" w:cs="Times New Roman"/>
@@ -181,6 +181,7 @@
         </w:rPr>
         <w:t>gProfiler</w:t>
       </w:r>
+      <w:proofErr w:type="spellEnd"/>
     </w:p>
     <w:p>
       <w:pPr>
@@ -260,17 +261,10 @@
       <w:hyperlink r:id="rId5" w:history="1">
         <w:r>
           <w:rPr>
-            <w:rStyle w:val="-"/>
+            <w:rStyle w:val="Hyperlink"/>
             <w:rFonts w:ascii="Times New Roman" w:hAnsi="Times New Roman" w:cs="Times New Roman"/>
           </w:rPr>
-          <w:t>https://www.ncbi.nlm.nih.gov/geo/geo2r/</w:t>
-        </w:r>
-        <w:r>
-          <w:rPr>
-            <w:rStyle w:val="-"/>
-            <w:rFonts w:ascii="Times New Roman" w:hAnsi="Times New Roman" w:cs="Times New Roman"/>
-          </w:rPr>
-          <w:t>)</w:t>
+          <w:t>https://www.ncbi.nlm.nih.gov/geo/geo2r/)</w:t>
         </w:r>
       </w:hyperlink>
     </w:p>
@@ -353,6 +347,8 @@
       <w:r>
         <w:rPr>
           <w:rFonts w:ascii="Times New Roman" w:hAnsi="Times New Roman" w:cs="Times New Roman"/>
+          <w:b/>
+          <w:bCs/>
           <w:lang w:val="en-US"/>
         </w:rPr>
         <w:t>GSE</w:t>
@@ -360,6 +356,8 @@
       <w:r>
         <w:rPr>
           <w:rFonts w:ascii="Times New Roman" w:hAnsi="Times New Roman" w:cs="Times New Roman"/>
+          <w:b/>
+          <w:bCs/>
         </w:rPr>
         <w:t>10810</w:t>
       </w:r>
@@ -431,17 +429,115 @@
         </w:rPr>
         <w:t xml:space="preserve"> (υγιείς) και επιλέγοντας την μέθοδο διόρθωσης </w:t>
       </w:r>
-      <w:r>
-        <w:rPr>
-          <w:rFonts w:ascii="Times New Roman" w:hAnsi="Times New Roman" w:cs="Times New Roman"/>
-        </w:rPr>
-        <w:t>Benjamini &amp; Hochberg (False discovery rate)</w:t>
-      </w:r>
-      <w:r>
-        <w:rPr>
-          <w:rFonts w:ascii="Times New Roman" w:hAnsi="Times New Roman" w:cs="Times New Roman"/>
-        </w:rPr>
-        <w:t xml:space="preserve">. Στην συνέχεια, </w:t>
+      <w:proofErr w:type="spellStart"/>
+      <w:r>
+        <w:rPr>
+          <w:rFonts w:ascii="Times New Roman" w:hAnsi="Times New Roman" w:cs="Times New Roman"/>
+          <w:b/>
+          <w:bCs/>
+        </w:rPr>
+        <w:t>Benjamini</w:t>
+      </w:r>
+      <w:proofErr w:type="spellEnd"/>
+      <w:r>
+        <w:rPr>
+          <w:rFonts w:ascii="Times New Roman" w:hAnsi="Times New Roman" w:cs="Times New Roman"/>
+          <w:b/>
+          <w:bCs/>
+        </w:rPr>
+        <w:t xml:space="preserve"> &amp; </w:t>
+      </w:r>
+      <w:proofErr w:type="spellStart"/>
+      <w:r>
+        <w:rPr>
+          <w:rFonts w:ascii="Times New Roman" w:hAnsi="Times New Roman" w:cs="Times New Roman"/>
+          <w:b/>
+          <w:bCs/>
+        </w:rPr>
+        <w:t>Hochberg</w:t>
+      </w:r>
+      <w:proofErr w:type="spellEnd"/>
+      <w:r>
+        <w:rPr>
+          <w:rFonts w:ascii="Times New Roman" w:hAnsi="Times New Roman" w:cs="Times New Roman"/>
+          <w:b/>
+          <w:bCs/>
+        </w:rPr>
+        <w:t xml:space="preserve"> (</w:t>
+      </w:r>
+      <w:proofErr w:type="spellStart"/>
+      <w:r>
+        <w:rPr>
+          <w:rFonts w:ascii="Times New Roman" w:hAnsi="Times New Roman" w:cs="Times New Roman"/>
+          <w:b/>
+          <w:bCs/>
+        </w:rPr>
+        <w:t>False</w:t>
+      </w:r>
+      <w:proofErr w:type="spellEnd"/>
+      <w:r>
+        <w:rPr>
+          <w:rFonts w:ascii="Times New Roman" w:hAnsi="Times New Roman" w:cs="Times New Roman"/>
+          <w:b/>
+          <w:bCs/>
+        </w:rPr>
+        <w:t xml:space="preserve"> </w:t>
+      </w:r>
+      <w:proofErr w:type="spellStart"/>
+      <w:r>
+        <w:rPr>
+          <w:rFonts w:ascii="Times New Roman" w:hAnsi="Times New Roman" w:cs="Times New Roman"/>
+          <w:b/>
+          <w:bCs/>
+        </w:rPr>
+        <w:t>discovery</w:t>
+      </w:r>
+      <w:proofErr w:type="spellEnd"/>
+      <w:r>
+        <w:rPr>
+          <w:rFonts w:ascii="Times New Roman" w:hAnsi="Times New Roman" w:cs="Times New Roman"/>
+          <w:b/>
+          <w:bCs/>
+        </w:rPr>
+        <w:t xml:space="preserve"> </w:t>
+      </w:r>
+      <w:proofErr w:type="spellStart"/>
+      <w:r>
+        <w:rPr>
+          <w:rFonts w:ascii="Times New Roman" w:hAnsi="Times New Roman" w:cs="Times New Roman"/>
+          <w:b/>
+          <w:bCs/>
+        </w:rPr>
+        <w:t>rate</w:t>
+      </w:r>
+      <w:proofErr w:type="spellEnd"/>
+      <w:r>
+        <w:rPr>
+          <w:rFonts w:ascii="Times New Roman" w:hAnsi="Times New Roman" w:cs="Times New Roman"/>
+          <w:b/>
+          <w:bCs/>
+        </w:rPr>
+        <w:t>)</w:t>
+      </w:r>
+      <w:r>
+        <w:rPr>
+          <w:rFonts w:ascii="Times New Roman" w:hAnsi="Times New Roman" w:cs="Times New Roman"/>
+        </w:rPr>
+        <w:t>.</w:t>
+      </w:r>
+      <w:r>
+        <w:rPr>
+          <w:rFonts w:ascii="Times New Roman" w:hAnsi="Times New Roman" w:cs="Times New Roman"/>
+          <w:b/>
+          <w:bCs/>
+        </w:rPr>
+        <w:t xml:space="preserve"> </w:t>
+      </w:r>
+      <w:r>
+        <w:rPr>
+          <w:rFonts w:ascii="Times New Roman" w:hAnsi="Times New Roman" w:cs="Times New Roman"/>
+        </w:rPr>
+        <w:t xml:space="preserve">Στην συνέχεια, </w:t>
       </w:r>
       <w:r>
         <w:rPr>
@@ -529,6 +625,7 @@
         </w:rPr>
         <w:t xml:space="preserve">και πραγματοποιείστε ανάλυση εμπλουτισμού στο </w:t>
       </w:r>
+      <w:proofErr w:type="spellStart"/>
       <w:r>
         <w:rPr>
           <w:rFonts w:ascii="Times New Roman" w:hAnsi="Times New Roman" w:cs="Times New Roman"/>
@@ -536,6 +633,7 @@
         </w:rPr>
         <w:t>gProfiler</w:t>
       </w:r>
+      <w:proofErr w:type="spellEnd"/>
       <w:r>
         <w:rPr>
           <w:rFonts w:ascii="Times New Roman" w:hAnsi="Times New Roman" w:cs="Times New Roman"/>
@@ -545,7 +643,7 @@
       <w:hyperlink r:id="rId6" w:history="1">
         <w:r>
           <w:rPr>
-            <w:rStyle w:val="-"/>
+            <w:rStyle w:val="Hyperlink"/>
             <w:rFonts w:ascii="Times New Roman" w:hAnsi="Times New Roman" w:cs="Times New Roman"/>
           </w:rPr>
           <w:t>https://biit.cs.ut.ee/gprofiler/gost</w:t>
@@ -581,15 +679,7 @@
           <w:b/>
           <w:bCs/>
         </w:rPr>
-        <w:t xml:space="preserve">Β) </w:t>
-      </w:r>
-      <w:r>
-        <w:rPr>
-          <w:rFonts w:ascii="Times New Roman" w:hAnsi="Times New Roman" w:cs="Times New Roman"/>
-          <w:b/>
-          <w:bCs/>
-        </w:rPr>
-        <w:t xml:space="preserve">Ανάλυση γονιδιακής έκφρασης με το </w:t>
+        <w:t xml:space="preserve">Β) Ανάλυση γονιδιακής έκφρασης με το </w:t>
       </w:r>
       <w:r>
         <w:rPr>
@@ -632,16 +722,9 @@
           <w:b/>
           <w:bCs/>
         </w:rPr>
-        <w:t xml:space="preserve"> </w:t>
-      </w:r>
-      <w:r>
-        <w:rPr>
-          <w:rFonts w:ascii="Times New Roman" w:hAnsi="Times New Roman" w:cs="Times New Roman"/>
-          <w:b/>
-          <w:bCs/>
-        </w:rPr>
-        <w:t xml:space="preserve">και ανάλυση εμπλουτισμού με το </w:t>
-      </w:r>
+        <w:t xml:space="preserve"> και ανάλυση εμπλουτισμού με το </w:t>
+      </w:r>
+      <w:proofErr w:type="spellStart"/>
       <w:r>
         <w:rPr>
           <w:rFonts w:ascii="Times New Roman" w:hAnsi="Times New Roman" w:cs="Times New Roman"/>
@@ -651,6 +734,7 @@
         </w:rPr>
         <w:t>gProfiler</w:t>
       </w:r>
+      <w:proofErr w:type="spellEnd"/>
     </w:p>
     <w:p>
       <w:pPr>
@@ -710,7 +794,7 @@
       <w:hyperlink r:id="rId7" w:history="1">
         <w:r>
           <w:rPr>
-            <w:rStyle w:val="-"/>
+            <w:rStyle w:val="Hyperlink"/>
             <w:rFonts w:ascii="Times New Roman" w:hAnsi="Times New Roman" w:cs="Times New Roman"/>
           </w:rPr>
           <w:t>http://cybert.ics.uci.edu/</w:t>
@@ -812,6 +896,7 @@
       <w:r>
         <w:rPr>
           <w:rFonts w:ascii="Times New Roman" w:hAnsi="Times New Roman" w:cs="Times New Roman"/>
+          <w:noProof/>
           <w:lang w:val="en-US"/>
         </w:rPr>
         <w:drawing>
@@ -867,73 +952,133 @@
           <w:rFonts w:ascii="Times New Roman" w:hAnsi="Times New Roman" w:cs="Times New Roman"/>
           <w:b/>
           <w:bCs/>
-        </w:rPr>
-      </w:pPr>
-      <w:r>
-        <w:rPr>
-          <w:rFonts w:ascii="Times New Roman" w:hAnsi="Times New Roman" w:cs="Times New Roman"/>
-        </w:rPr>
-        <w:t>γ</w:t>
-      </w:r>
-      <w:r>
-        <w:rPr>
-          <w:rFonts w:ascii="Times New Roman" w:hAnsi="Times New Roman" w:cs="Times New Roman"/>
-        </w:rPr>
-        <w:t>)</w:t>
-      </w:r>
-      <w:r>
-        <w:rPr>
-          <w:rFonts w:ascii="Times New Roman" w:hAnsi="Times New Roman" w:cs="Times New Roman"/>
+          <w:lang w:val="en-US"/>
+        </w:rPr>
+      </w:pPr>
+      <w:r>
+        <w:rPr>
+          <w:rFonts w:ascii="Times New Roman" w:hAnsi="Times New Roman" w:cs="Times New Roman"/>
+          <w:lang w:val="en-US"/>
         </w:rPr>
         <w:t xml:space="preserve"> </w:t>
       </w:r>
-      <w:r>
-        <w:rPr>
-          <w:rFonts w:ascii="Times New Roman" w:hAnsi="Times New Roman" w:cs="Times New Roman"/>
-        </w:rPr>
-        <w:t xml:space="preserve">Επιλέξτε τα </w:t>
-      </w:r>
-      <w:r>
-        <w:rPr>
-          <w:rFonts w:ascii="Times New Roman" w:hAnsi="Times New Roman" w:cs="Times New Roman"/>
-          <w:lang w:val="en-US"/>
-        </w:rPr>
-        <w:t>top</w:t>
-      </w:r>
-      <w:r>
-        <w:rPr>
-          <w:rFonts w:ascii="Times New Roman" w:hAnsi="Times New Roman" w:cs="Times New Roman"/>
-        </w:rPr>
-        <w:t xml:space="preserve"> 100 </w:t>
-      </w:r>
-      <w:r>
-        <w:rPr>
-          <w:rFonts w:ascii="Times New Roman" w:hAnsi="Times New Roman" w:cs="Times New Roman"/>
-        </w:rPr>
-        <w:t>διαφορικά εκφρασμένα γονίδια (</w:t>
-      </w:r>
-      <w:r>
-        <w:rPr>
-          <w:rFonts w:ascii="Cambria Math" w:hAnsi="Cambria Math" w:cs="Times New Roman"/>
-          <w:i/>
-          <w:iCs/>
-          <w:lang w:val="en-US"/>
-        </w:rPr>
-        <w:t>p</w:t>
-      </w:r>
-      <w:r>
-        <w:rPr>
-          <w:rFonts w:ascii="Cambria Math" w:hAnsi="Cambria Math" w:cs="Times New Roman"/>
-          <w:i/>
-          <w:iCs/>
-        </w:rPr>
-        <w:t xml:space="preserve"> &lt; 0.05 </w:t>
-      </w:r>
-      <w:r>
-        <w:rPr>
-          <w:rFonts w:ascii="Times New Roman" w:hAnsi="Times New Roman" w:cs="Times New Roman"/>
-        </w:rPr>
-        <w:t>)</w:t>
+    </w:p>
+    <w:p>
+      <w:pPr>
+        <w:jc w:val="both"/>
+        <w:rPr>
+          <w:rFonts w:ascii="Times New Roman" w:hAnsi="Times New Roman" w:cs="Times New Roman"/>
+          <w:b/>
+          <w:bCs/>
+        </w:rPr>
+      </w:pPr>
+    </w:p>
+    <w:p>
+      <w:pPr>
+        <w:jc w:val="both"/>
+        <w:rPr>
+          <w:rFonts w:ascii="Times New Roman" w:hAnsi="Times New Roman" w:cs="Times New Roman"/>
+          <w:b/>
+          <w:bCs/>
+        </w:rPr>
+      </w:pPr>
+    </w:p>
+    <w:p>
+      <w:pPr>
+        <w:jc w:val="both"/>
+        <w:rPr>
+          <w:rFonts w:ascii="Times New Roman" w:hAnsi="Times New Roman" w:cs="Times New Roman"/>
+          <w:b/>
+          <w:bCs/>
+        </w:rPr>
+      </w:pPr>
+    </w:p>
+    <w:p>
+      <w:pPr>
+        <w:jc w:val="both"/>
+        <w:rPr>
+          <w:rFonts w:ascii="Times New Roman" w:hAnsi="Times New Roman" w:cs="Times New Roman"/>
+          <w:b/>
+          <w:bCs/>
+        </w:rPr>
+      </w:pPr>
+    </w:p>
+    <w:p>
+      <w:pPr>
+        <w:jc w:val="both"/>
+        <w:rPr>
+          <w:rFonts w:ascii="Times New Roman" w:hAnsi="Times New Roman" w:cs="Times New Roman"/>
+          <w:b/>
+          <w:bCs/>
+        </w:rPr>
+      </w:pPr>
+      <w:r>
+        <w:rPr>
+          <w:rFonts w:ascii="Times New Roman" w:hAnsi="Times New Roman" w:cs="Times New Roman"/>
+          <w:b/>
+          <w:bCs/>
+        </w:rPr>
+        <w:lastRenderedPageBreak/>
+        <w:t xml:space="preserve">Γ) </w:t>
+      </w:r>
+      <w:r>
+        <w:rPr>
+          <w:rFonts w:ascii="Times New Roman" w:hAnsi="Times New Roman" w:cs="Times New Roman"/>
+          <w:b/>
+          <w:bCs/>
+          <w:lang w:val="en-US"/>
+        </w:rPr>
+        <w:t>GWAS</w:t>
+      </w:r>
+      <w:r>
+        <w:rPr>
+          <w:rFonts w:ascii="Times New Roman" w:hAnsi="Times New Roman" w:cs="Times New Roman"/>
+          <w:b/>
+          <w:bCs/>
+        </w:rPr>
+        <w:t xml:space="preserve"> μετα-ανάλυση με το </w:t>
+      </w:r>
+      <w:r>
+        <w:rPr>
+          <w:rFonts w:ascii="Times New Roman" w:hAnsi="Times New Roman" w:cs="Times New Roman"/>
+          <w:b/>
+          <w:bCs/>
+          <w:lang w:val="en-US"/>
+        </w:rPr>
+        <w:t>PLINK</w:t>
+      </w:r>
+      <w:r>
+        <w:rPr>
+          <w:rFonts w:ascii="Times New Roman" w:hAnsi="Times New Roman" w:cs="Times New Roman"/>
+          <w:b/>
+          <w:bCs/>
+        </w:rPr>
+        <w:t xml:space="preserve"> και ανάλυση εμπλουτισμού με το </w:t>
+      </w:r>
+      <w:proofErr w:type="spellStart"/>
+      <w:r>
+        <w:rPr>
+          <w:rFonts w:ascii="Times New Roman" w:hAnsi="Times New Roman" w:cs="Times New Roman"/>
+          <w:b/>
+          <w:bCs/>
+          <w:lang w:val="en-US"/>
+        </w:rPr>
+        <w:t>gProfiler</w:t>
+      </w:r>
+      <w:proofErr w:type="spellEnd"/>
+    </w:p>
+    <w:p>
+      <w:pPr>
+        <w:jc w:val="both"/>
+        <w:rPr>
+          <w:rFonts w:ascii="Times New Roman" w:hAnsi="Times New Roman" w:cs="Times New Roman"/>
+        </w:rPr>
+      </w:pPr>
+      <w:r>
+        <w:rPr>
+          <w:rFonts w:ascii="Times New Roman" w:hAnsi="Times New Roman" w:cs="Times New Roman"/>
+        </w:rPr>
+        <w:t>α)</w:t>
       </w:r>
       <w:r>
         <w:rPr>
@@ -945,20 +1090,90 @@
         <w:rPr>
           <w:rFonts w:ascii="Times New Roman" w:hAnsi="Times New Roman" w:cs="Times New Roman"/>
         </w:rPr>
-        <w:t xml:space="preserve">από τα αποτελέσματα </w:t>
-      </w:r>
-      <w:r>
-        <w:rPr>
-          <w:rFonts w:ascii="Times New Roman" w:hAnsi="Times New Roman" w:cs="Times New Roman"/>
-        </w:rPr>
-        <w:t xml:space="preserve">και πραγματοποιείστε ανάλυση εμπλουτισμού στο </w:t>
-      </w:r>
-      <w:r>
-        <w:rPr>
-          <w:rFonts w:ascii="Times New Roman" w:hAnsi="Times New Roman" w:cs="Times New Roman"/>
-          <w:lang w:val="en-US"/>
-        </w:rPr>
-        <w:t>gProfiler</w:t>
+        <w:t xml:space="preserve">Κατεβάστε το </w:t>
+      </w:r>
+      <w:r>
+        <w:rPr>
+          <w:rFonts w:ascii="Times New Roman" w:hAnsi="Times New Roman" w:cs="Times New Roman"/>
+          <w:lang w:val="en-US"/>
+        </w:rPr>
+        <w:t>PLINK</w:t>
+      </w:r>
+      <w:r>
+        <w:rPr>
+          <w:rFonts w:ascii="Times New Roman" w:hAnsi="Times New Roman" w:cs="Times New Roman"/>
+        </w:rPr>
+        <w:t xml:space="preserve"> </w:t>
+      </w:r>
+      <w:r>
+        <w:rPr>
+          <w:rFonts w:ascii="Times New Roman" w:hAnsi="Times New Roman" w:cs="Times New Roman"/>
+          <w:lang w:val="en-US"/>
+        </w:rPr>
+        <w:t>v</w:t>
+      </w:r>
+      <w:r>
+        <w:rPr>
+          <w:rFonts w:ascii="Times New Roman" w:hAnsi="Times New Roman" w:cs="Times New Roman"/>
+        </w:rPr>
+        <w:t xml:space="preserve">.1.9 </w:t>
+      </w:r>
+      <w:r>
+        <w:rPr>
+          <w:rFonts w:ascii="Times New Roman" w:hAnsi="Times New Roman" w:cs="Times New Roman"/>
+        </w:rPr>
+        <w:t>(</w:t>
+      </w:r>
+      <w:r>
+        <w:rPr>
+          <w:rFonts w:ascii="Times New Roman" w:hAnsi="Times New Roman" w:cs="Times New Roman"/>
+          <w:lang w:val="en-US"/>
+        </w:rPr>
+        <w:t>Stable</w:t>
+      </w:r>
+      <w:r>
+        <w:rPr>
+          <w:rFonts w:ascii="Times New Roman" w:hAnsi="Times New Roman" w:cs="Times New Roman"/>
+        </w:rPr>
+        <w:t xml:space="preserve">, </w:t>
+      </w:r>
+      <w:r>
+        <w:rPr>
+          <w:rFonts w:ascii="Times New Roman" w:hAnsi="Times New Roman" w:cs="Times New Roman"/>
+          <w:lang w:val="en-US"/>
+        </w:rPr>
+        <w:t>Linux</w:t>
+      </w:r>
+      <w:r>
+        <w:rPr>
+          <w:rFonts w:ascii="Times New Roman" w:hAnsi="Times New Roman" w:cs="Times New Roman"/>
+        </w:rPr>
+        <w:t xml:space="preserve"> 64-</w:t>
+      </w:r>
+      <w:r>
+        <w:rPr>
+          <w:rFonts w:ascii="Times New Roman" w:hAnsi="Times New Roman" w:cs="Times New Roman"/>
+          <w:lang w:val="en-US"/>
+        </w:rPr>
+        <w:t>bit</w:t>
+      </w:r>
+      <w:r>
+        <w:rPr>
+          <w:rFonts w:ascii="Times New Roman" w:hAnsi="Times New Roman" w:cs="Times New Roman"/>
+        </w:rPr>
+        <w:t xml:space="preserve">) </w:t>
+      </w:r>
+      <w:r>
+        <w:rPr>
+          <w:rFonts w:ascii="Times New Roman" w:hAnsi="Times New Roman" w:cs="Times New Roman"/>
+        </w:rPr>
+        <w:t>από την ακόλουθη διεύθυνση</w:t>
+      </w:r>
+      <w:r>
+        <w:rPr>
+          <w:rFonts w:ascii="Times New Roman" w:hAnsi="Times New Roman" w:cs="Times New Roman"/>
+        </w:rPr>
+        <w:t xml:space="preserve">: </w:t>
       </w:r>
       <w:r>
         <w:rPr>
@@ -969,142 +1184,37 @@
       <w:hyperlink r:id="rId9" w:history="1">
         <w:r>
           <w:rPr>
-            <w:rStyle w:val="-"/>
+            <w:rStyle w:val="Hyperlink"/>
             <w:rFonts w:ascii="Times New Roman" w:hAnsi="Times New Roman" w:cs="Times New Roman"/>
           </w:rPr>
-          <w:t>https://biit.cs.ut.ee/gprofiler/gost</w:t>
+          <w:t>https://www.cog-genomics.org/plink/1.9/)</w:t>
         </w:r>
       </w:hyperlink>
-      <w:r>
-        <w:rPr>
-          <w:rFonts w:ascii="Times New Roman" w:hAnsi="Times New Roman" w:cs="Times New Roman"/>
-        </w:rPr>
-        <w:t>)</w:t>
-      </w:r>
     </w:p>
     <w:p>
       <w:pPr>
         <w:jc w:val="both"/>
         <w:rPr>
           <w:rFonts w:ascii="Times New Roman" w:hAnsi="Times New Roman" w:cs="Times New Roman"/>
-          <w:b/>
-          <w:bCs/>
-        </w:rPr>
-      </w:pPr>
-    </w:p>
-    <w:p>
-      <w:pPr>
-        <w:jc w:val="both"/>
-        <w:rPr>
-          <w:rFonts w:ascii="Times New Roman" w:hAnsi="Times New Roman" w:cs="Times New Roman"/>
-          <w:b/>
-          <w:bCs/>
-        </w:rPr>
-      </w:pPr>
-    </w:p>
-    <w:p>
-      <w:pPr>
-        <w:jc w:val="both"/>
-        <w:rPr>
-          <w:rFonts w:ascii="Times New Roman" w:hAnsi="Times New Roman" w:cs="Times New Roman"/>
-          <w:b/>
-          <w:bCs/>
-        </w:rPr>
-      </w:pPr>
-    </w:p>
-    <w:p>
-      <w:pPr>
-        <w:jc w:val="both"/>
-        <w:rPr>
-          <w:rFonts w:ascii="Times New Roman" w:hAnsi="Times New Roman" w:cs="Times New Roman"/>
-          <w:b/>
-          <w:bCs/>
-        </w:rPr>
-      </w:pPr>
-    </w:p>
-    <w:p>
-      <w:pPr>
-        <w:jc w:val="both"/>
-        <w:rPr>
-          <w:rFonts w:ascii="Times New Roman" w:hAnsi="Times New Roman" w:cs="Times New Roman"/>
-          <w:b/>
-          <w:bCs/>
-          <w:lang w:val="en-US"/>
-        </w:rPr>
-      </w:pPr>
-      <w:r>
-        <w:rPr>
-          <w:rFonts w:ascii="Times New Roman" w:hAnsi="Times New Roman" w:cs="Times New Roman"/>
-          <w:b/>
-          <w:bCs/>
-        </w:rPr>
-        <w:lastRenderedPageBreak/>
-        <w:t xml:space="preserve">Γ) </w:t>
-      </w:r>
-      <w:r>
-        <w:rPr>
-          <w:rFonts w:ascii="Times New Roman" w:hAnsi="Times New Roman" w:cs="Times New Roman"/>
-          <w:b/>
-          <w:bCs/>
-          <w:lang w:val="en-US"/>
-        </w:rPr>
-        <w:t>GWAS</w:t>
-      </w:r>
-      <w:r>
-        <w:rPr>
-          <w:rFonts w:ascii="Times New Roman" w:hAnsi="Times New Roman" w:cs="Times New Roman"/>
-          <w:b/>
-          <w:bCs/>
-        </w:rPr>
-        <w:t xml:space="preserve"> μετα-ανάλυση με το </w:t>
-      </w:r>
-      <w:r>
-        <w:rPr>
-          <w:rFonts w:ascii="Times New Roman" w:hAnsi="Times New Roman" w:cs="Times New Roman"/>
-          <w:b/>
-          <w:bCs/>
-          <w:lang w:val="en-US"/>
-        </w:rPr>
-        <w:t>PLINK</w:t>
-      </w:r>
-      <w:r>
-        <w:rPr>
-          <w:rFonts w:ascii="Times New Roman" w:hAnsi="Times New Roman" w:cs="Times New Roman"/>
-          <w:b/>
-          <w:bCs/>
+        </w:rPr>
+      </w:pPr>
+      <w:r>
+        <w:rPr>
+          <w:rFonts w:ascii="Times New Roman" w:hAnsi="Times New Roman" w:cs="Times New Roman"/>
+        </w:rPr>
+        <w:t>β) Κατεβάστε τα ακόλουθα σύνολα δεδομένων</w:t>
+      </w:r>
+      <w:r>
+        <w:rPr>
+          <w:rFonts w:ascii="Times New Roman" w:hAnsi="Times New Roman" w:cs="Times New Roman"/>
         </w:rPr>
         <w:t xml:space="preserve"> </w:t>
       </w:r>
       <w:r>
         <w:rPr>
           <w:rFonts w:ascii="Times New Roman" w:hAnsi="Times New Roman" w:cs="Times New Roman"/>
-          <w:b/>
-          <w:bCs/>
-        </w:rPr>
-        <w:t xml:space="preserve">και ανάλυση εμπλουτισμού με το </w:t>
-      </w:r>
-      <w:r>
-        <w:rPr>
-          <w:rFonts w:ascii="Times New Roman" w:hAnsi="Times New Roman" w:cs="Times New Roman"/>
-          <w:b/>
-          <w:bCs/>
-          <w:lang w:val="en-US"/>
-        </w:rPr>
-        <w:t>gProfiler</w:t>
-      </w:r>
-    </w:p>
-    <w:p>
-      <w:pPr>
-        <w:jc w:val="both"/>
-        <w:rPr>
-          <w:rFonts w:ascii="Times New Roman" w:hAnsi="Times New Roman" w:cs="Times New Roman"/>
-        </w:rPr>
-      </w:pPr>
-      <w:r>
-        <w:rPr>
-          <w:rFonts w:ascii="Times New Roman" w:hAnsi="Times New Roman" w:cs="Times New Roman"/>
-        </w:rPr>
-        <w:t>α)</w:t>
+        </w:rPr>
+        <w:t>από την διεύθυνση</w:t>
       </w:r>
       <w:r>
         <w:rPr>
@@ -1116,161 +1226,18 @@
         <w:rPr>
           <w:rFonts w:ascii="Times New Roman" w:hAnsi="Times New Roman" w:cs="Times New Roman"/>
         </w:rPr>
-        <w:t xml:space="preserve">Κατεβάστε το </w:t>
-      </w:r>
-      <w:r>
-        <w:rPr>
-          <w:rFonts w:ascii="Times New Roman" w:hAnsi="Times New Roman" w:cs="Times New Roman"/>
-          <w:lang w:val="en-US"/>
-        </w:rPr>
-        <w:t>PLINK</w:t>
+        <w:t>:</w:t>
       </w:r>
       <w:r>
         <w:rPr>
           <w:rFonts w:ascii="Times New Roman" w:hAnsi="Times New Roman" w:cs="Times New Roman"/>
         </w:rPr>
         <w:t xml:space="preserve"> </w:t>
-      </w:r>
-      <w:r>
-        <w:rPr>
-          <w:rFonts w:ascii="Times New Roman" w:hAnsi="Times New Roman" w:cs="Times New Roman"/>
-          <w:lang w:val="en-US"/>
-        </w:rPr>
-        <w:t>v</w:t>
-      </w:r>
-      <w:r>
-        <w:rPr>
-          <w:rFonts w:ascii="Times New Roman" w:hAnsi="Times New Roman" w:cs="Times New Roman"/>
-        </w:rPr>
-        <w:t xml:space="preserve">.1.9 </w:t>
-      </w:r>
-      <w:r>
-        <w:rPr>
-          <w:rFonts w:ascii="Times New Roman" w:hAnsi="Times New Roman" w:cs="Times New Roman"/>
-        </w:rPr>
-        <w:t>(</w:t>
-      </w:r>
-      <w:r>
-        <w:rPr>
-          <w:rFonts w:ascii="Times New Roman" w:hAnsi="Times New Roman" w:cs="Times New Roman"/>
-          <w:lang w:val="en-US"/>
-        </w:rPr>
-        <w:t>Stable</w:t>
-      </w:r>
-      <w:r>
-        <w:rPr>
-          <w:rFonts w:ascii="Times New Roman" w:hAnsi="Times New Roman" w:cs="Times New Roman"/>
-        </w:rPr>
-        <w:t xml:space="preserve">, </w:t>
-      </w:r>
-      <w:r>
-        <w:rPr>
-          <w:rFonts w:ascii="Times New Roman" w:hAnsi="Times New Roman" w:cs="Times New Roman"/>
-          <w:lang w:val="en-US"/>
-        </w:rPr>
-        <w:t>Linux</w:t>
-      </w:r>
-      <w:r>
-        <w:rPr>
-          <w:rFonts w:ascii="Times New Roman" w:hAnsi="Times New Roman" w:cs="Times New Roman"/>
-        </w:rPr>
-        <w:t xml:space="preserve"> 64-</w:t>
-      </w:r>
-      <w:r>
-        <w:rPr>
-          <w:rFonts w:ascii="Times New Roman" w:hAnsi="Times New Roman" w:cs="Times New Roman"/>
-          <w:lang w:val="en-US"/>
-        </w:rPr>
-        <w:t>bit</w:t>
-      </w:r>
-      <w:r>
-        <w:rPr>
-          <w:rFonts w:ascii="Times New Roman" w:hAnsi="Times New Roman" w:cs="Times New Roman"/>
-        </w:rPr>
-        <w:t xml:space="preserve">) </w:t>
-      </w:r>
-      <w:r>
-        <w:rPr>
-          <w:rFonts w:ascii="Times New Roman" w:hAnsi="Times New Roman" w:cs="Times New Roman"/>
-        </w:rPr>
-        <w:t>από την ακόλουθη διεύθυνση</w:t>
-      </w:r>
-      <w:r>
-        <w:rPr>
-          <w:rFonts w:ascii="Times New Roman" w:hAnsi="Times New Roman" w:cs="Times New Roman"/>
-        </w:rPr>
-        <w:t xml:space="preserve">: </w:t>
-      </w:r>
-      <w:r>
-        <w:rPr>
-          <w:rFonts w:ascii="Times New Roman" w:hAnsi="Times New Roman" w:cs="Times New Roman"/>
-        </w:rPr>
-        <w:t xml:space="preserve"> (</w:t>
       </w:r>
       <w:hyperlink r:id="rId10" w:history="1">
         <w:r>
           <w:rPr>
-            <w:rStyle w:val="-"/>
-            <w:rFonts w:ascii="Times New Roman" w:hAnsi="Times New Roman" w:cs="Times New Roman"/>
-          </w:rPr>
-          <w:t>https://www.cog-genomics.org/plink/1.9/</w:t>
-        </w:r>
-        <w:r>
-          <w:rPr>
-            <w:rStyle w:val="-"/>
-            <w:rFonts w:ascii="Times New Roman" w:hAnsi="Times New Roman" w:cs="Times New Roman"/>
-          </w:rPr>
-          <w:t>)</w:t>
-        </w:r>
-      </w:hyperlink>
-    </w:p>
-    <w:p>
-      <w:pPr>
-        <w:jc w:val="both"/>
-        <w:rPr>
-          <w:rFonts w:ascii="Times New Roman" w:hAnsi="Times New Roman" w:cs="Times New Roman"/>
-        </w:rPr>
-      </w:pPr>
-      <w:r>
-        <w:rPr>
-          <w:rFonts w:ascii="Times New Roman" w:hAnsi="Times New Roman" w:cs="Times New Roman"/>
-        </w:rPr>
-        <w:t>β) Κατεβάστε τα ακόλουθα σύνολα δεδομένων</w:t>
-      </w:r>
-      <w:r>
-        <w:rPr>
-          <w:rFonts w:ascii="Times New Roman" w:hAnsi="Times New Roman" w:cs="Times New Roman"/>
-        </w:rPr>
-        <w:t xml:space="preserve"> </w:t>
-      </w:r>
-      <w:r>
-        <w:rPr>
-          <w:rFonts w:ascii="Times New Roman" w:hAnsi="Times New Roman" w:cs="Times New Roman"/>
-        </w:rPr>
-        <w:t>από την διεύθυνση</w:t>
-      </w:r>
-      <w:r>
-        <w:rPr>
-          <w:rFonts w:ascii="Times New Roman" w:hAnsi="Times New Roman" w:cs="Times New Roman"/>
-        </w:rPr>
-        <w:t xml:space="preserve"> </w:t>
-      </w:r>
-      <w:r>
-        <w:rPr>
-          <w:rFonts w:ascii="Times New Roman" w:hAnsi="Times New Roman" w:cs="Times New Roman"/>
-        </w:rPr>
-        <w:t>:</w:t>
-      </w:r>
-      <w:r>
-        <w:rPr>
-          <w:rFonts w:ascii="Times New Roman" w:hAnsi="Times New Roman" w:cs="Times New Roman"/>
-        </w:rPr>
-        <w:t xml:space="preserve"> </w:t>
-      </w:r>
-      <w:hyperlink r:id="rId11" w:history="1">
-        <w:r>
-          <w:rPr>
-            <w:rStyle w:val="-"/>
+            <w:rStyle w:val="Hyperlink"/>
             <w:rFonts w:ascii="Times New Roman" w:hAnsi="Times New Roman" w:cs="Times New Roman"/>
           </w:rPr>
           <w:t>https://github.com/gmanios/bioplhroforiki_II/tree/main/PLINK_DEMO_data</w:t>
@@ -1345,6 +1312,7 @@
                                 <w:lang w:val="en-US"/>
                               </w:rPr>
                             </w:pPr>
+                            <w:proofErr w:type="gramStart"/>
                             <w:r>
                               <w:rPr>
                                 <w:rFonts w:ascii="Consolas" w:hAnsi="Consolas" w:cs="Times New Roman"/>
@@ -1352,7 +1320,68 @@
                                 <w:szCs w:val="18"/>
                                 <w:lang w:val="en-US"/>
                               </w:rPr>
-                              <w:t>./plink --meta-analysis demo_PLINK_1.txt demo_PLINK_2.txt  demo_PLINK_3.txt +  logscale no-allele report-all</w:t>
+                              <w:t>./</w:t>
+                            </w:r>
+                            <w:proofErr w:type="gramEnd"/>
+                            <w:r>
+                              <w:rPr>
+                                <w:rFonts w:ascii="Consolas" w:hAnsi="Consolas" w:cs="Times New Roman"/>
+                                <w:sz w:val="18"/>
+                                <w:szCs w:val="18"/>
+                                <w:lang w:val="en-US"/>
+                              </w:rPr>
+                              <w:t xml:space="preserve">plink --meta-analysis </w:t>
+                            </w:r>
+                            <w:r>
+                              <w:rPr>
+                                <w:rFonts w:ascii="Consolas" w:hAnsi="Consolas" w:cs="Times New Roman"/>
+                                <w:sz w:val="18"/>
+                                <w:szCs w:val="18"/>
+                                <w:highlight w:val="yellow"/>
+                                <w:lang w:val="en-US"/>
+                              </w:rPr>
+                              <w:t xml:space="preserve">demo_PLINK_1.txt </w:t>
+                            </w:r>
+                            <w:proofErr w:type="gramStart"/>
+                            <w:r>
+                              <w:rPr>
+                                <w:rFonts w:ascii="Consolas" w:hAnsi="Consolas" w:cs="Times New Roman"/>
+                                <w:sz w:val="18"/>
+                                <w:szCs w:val="18"/>
+                                <w:highlight w:val="yellow"/>
+                                <w:lang w:val="en-US"/>
+                              </w:rPr>
+                              <w:t>demo_PLINK_2.txt  demo_PLINK_3.txt</w:t>
+                            </w:r>
+                            <w:proofErr w:type="gramEnd"/>
+                            <w:r>
+                              <w:rPr>
+                                <w:rFonts w:ascii="Consolas" w:hAnsi="Consolas" w:cs="Times New Roman"/>
+                                <w:sz w:val="18"/>
+                                <w:szCs w:val="18"/>
+                                <w:lang w:val="en-US"/>
+                              </w:rPr>
+                              <w:t xml:space="preserve"> </w:t>
+                            </w:r>
+                            <w:proofErr w:type="gramStart"/>
+                            <w:r>
+                              <w:rPr>
+                                <w:rFonts w:ascii="Consolas" w:hAnsi="Consolas" w:cs="Times New Roman"/>
+                                <w:sz w:val="18"/>
+                                <w:szCs w:val="18"/>
+                                <w:lang w:val="en-US"/>
+                              </w:rPr>
+                              <w:t>+  logscale</w:t>
+                            </w:r>
+                            <w:proofErr w:type="gramEnd"/>
+                            <w:r>
+                              <w:rPr>
+                                <w:rFonts w:ascii="Consolas" w:hAnsi="Consolas" w:cs="Times New Roman"/>
+                                <w:sz w:val="18"/>
+                                <w:szCs w:val="18"/>
+                                <w:lang w:val="en-US"/>
+                              </w:rPr>
+                              <w:t xml:space="preserve"> no-allele report-all</w:t>
                             </w:r>
                           </w:p>
                         </w:txbxContent>
@@ -1390,6 +1419,7 @@
                           <w:lang w:val="en-US"/>
                         </w:rPr>
                       </w:pPr>
+                      <w:proofErr w:type="gramStart"/>
                       <w:r>
                         <w:rPr>
                           <w:rFonts w:ascii="Consolas" w:hAnsi="Consolas" w:cs="Times New Roman"/>
@@ -1397,7 +1427,68 @@
                           <w:szCs w:val="18"/>
                           <w:lang w:val="en-US"/>
                         </w:rPr>
-                        <w:t>./plink --meta-analysis demo_PLINK_1.txt demo_PLINK_2.txt  demo_PLINK_3.txt +  logscale no-allele report-all</w:t>
+                        <w:t>./</w:t>
+                      </w:r>
+                      <w:proofErr w:type="gramEnd"/>
+                      <w:r>
+                        <w:rPr>
+                          <w:rFonts w:ascii="Consolas" w:hAnsi="Consolas" w:cs="Times New Roman"/>
+                          <w:sz w:val="18"/>
+                          <w:szCs w:val="18"/>
+                          <w:lang w:val="en-US"/>
+                        </w:rPr>
+                        <w:t xml:space="preserve">plink --meta-analysis </w:t>
+                      </w:r>
+                      <w:r>
+                        <w:rPr>
+                          <w:rFonts w:ascii="Consolas" w:hAnsi="Consolas" w:cs="Times New Roman"/>
+                          <w:sz w:val="18"/>
+                          <w:szCs w:val="18"/>
+                          <w:highlight w:val="yellow"/>
+                          <w:lang w:val="en-US"/>
+                        </w:rPr>
+                        <w:t xml:space="preserve">demo_PLINK_1.txt </w:t>
+                      </w:r>
+                      <w:proofErr w:type="gramStart"/>
+                      <w:r>
+                        <w:rPr>
+                          <w:rFonts w:ascii="Consolas" w:hAnsi="Consolas" w:cs="Times New Roman"/>
+                          <w:sz w:val="18"/>
+                          <w:szCs w:val="18"/>
+                          <w:highlight w:val="yellow"/>
+                          <w:lang w:val="en-US"/>
+                        </w:rPr>
+                        <w:t>demo_PLINK_2.txt  demo_PLINK_3.txt</w:t>
+                      </w:r>
+                      <w:proofErr w:type="gramEnd"/>
+                      <w:r>
+                        <w:rPr>
+                          <w:rFonts w:ascii="Consolas" w:hAnsi="Consolas" w:cs="Times New Roman"/>
+                          <w:sz w:val="18"/>
+                          <w:szCs w:val="18"/>
+                          <w:lang w:val="en-US"/>
+                        </w:rPr>
+                        <w:t xml:space="preserve"> </w:t>
+                      </w:r>
+                      <w:proofErr w:type="gramStart"/>
+                      <w:r>
+                        <w:rPr>
+                          <w:rFonts w:ascii="Consolas" w:hAnsi="Consolas" w:cs="Times New Roman"/>
+                          <w:sz w:val="18"/>
+                          <w:szCs w:val="18"/>
+                          <w:lang w:val="en-US"/>
+                        </w:rPr>
+                        <w:t>+  logscale</w:t>
+                      </w:r>
+                      <w:proofErr w:type="gramEnd"/>
+                      <w:r>
+                        <w:rPr>
+                          <w:rFonts w:ascii="Consolas" w:hAnsi="Consolas" w:cs="Times New Roman"/>
+                          <w:sz w:val="18"/>
+                          <w:szCs w:val="18"/>
+                          <w:lang w:val="en-US"/>
+                        </w:rPr>
+                        <w:t xml:space="preserve"> no-allele report-all</w:t>
                       </w:r>
                     </w:p>
                   </w:txbxContent>
@@ -1542,6 +1633,7 @@
         </w:rPr>
         <w:t xml:space="preserve">και πραγματοποιείστε ανάλυση εμπλουτισμού στο </w:t>
       </w:r>
+      <w:proofErr w:type="spellStart"/>
       <w:r>
         <w:rPr>
           <w:rFonts w:ascii="Times New Roman" w:hAnsi="Times New Roman" w:cs="Times New Roman"/>
@@ -1549,16 +1641,17 @@
         </w:rPr>
         <w:t>gProfiler</w:t>
       </w:r>
+      <w:proofErr w:type="spellEnd"/>
       <w:r>
         <w:rPr>
           <w:rFonts w:ascii="Times New Roman" w:hAnsi="Times New Roman" w:cs="Times New Roman"/>
         </w:rPr>
         <w:t xml:space="preserve"> (</w:t>
       </w:r>
-      <w:hyperlink r:id="rId12" w:history="1">
+      <w:hyperlink r:id="rId11" w:history="1">
         <w:r>
           <w:rPr>
-            <w:rStyle w:val="-"/>
+            <w:rStyle w:val="Hyperlink"/>
             <w:rFonts w:ascii="Times New Roman" w:hAnsi="Times New Roman" w:cs="Times New Roman"/>
           </w:rPr>
           <w:t>https://biit.cs.ut.ee/gprofiler/gost</w:t>
@@ -1622,23 +1715,23 @@
           <w:b/>
           <w:bCs/>
         </w:rPr>
-        <w:t xml:space="preserve">Στην παραδοτέα εργασία καλείστε να επαναλάβετε τις αναλύσεις που δείξαμε στην εργαστηριακή άσκηση, αλλά με </w:t>
-      </w:r>
-      <w:r>
-        <w:rPr>
-          <w:rFonts w:ascii="Times New Roman" w:hAnsi="Times New Roman" w:cs="Times New Roman"/>
-          <w:b/>
-          <w:bCs/>
-        </w:rPr>
-        <w:t>διαφορετικά</w:t>
-      </w:r>
-      <w:r>
-        <w:rPr>
-          <w:rFonts w:ascii="Times New Roman" w:hAnsi="Times New Roman" w:cs="Times New Roman"/>
-          <w:b/>
-          <w:bCs/>
-        </w:rPr>
-        <w:t xml:space="preserve"> σύνολα δεδομένων. Θα πρέπει στην τελική αναφορά</w:t>
+        <w:t>Στην παραδοτέα εργασία καλείστε να επαναλάβετε τις αναλύσεις που δείξαμε στην εργαστηριακή άσκηση</w:t>
+      </w:r>
+      <w:r>
+        <w:rPr>
+          <w:rFonts w:ascii="Times New Roman" w:hAnsi="Times New Roman" w:cs="Times New Roman"/>
+          <w:b/>
+          <w:bCs/>
+        </w:rPr>
+        <w:t xml:space="preserve">. </w:t>
+      </w:r>
+      <w:r>
+        <w:rPr>
+          <w:rFonts w:ascii="Times New Roman" w:hAnsi="Times New Roman" w:cs="Times New Roman"/>
+          <w:b/>
+          <w:bCs/>
+        </w:rPr>
+        <w:t>Θα πρέπει στην τελική αναφορά</w:t>
       </w:r>
       <w:r>
         <w:rPr>
@@ -1655,7 +1748,32 @@
           <w:bCs/>
           <w:lang w:val="en-US"/>
         </w:rPr>
-        <w:t xml:space="preserve">docx/pdf </w:t>
+        <w:t>docx</w:t>
+      </w:r>
+      <w:r>
+        <w:rPr>
+          <w:rFonts w:ascii="Times New Roman" w:hAnsi="Times New Roman" w:cs="Times New Roman"/>
+          <w:b/>
+          <w:bCs/>
+        </w:rPr>
+        <w:t>/</w:t>
+      </w:r>
+      <w:r>
+        <w:rPr>
+          <w:rFonts w:ascii="Times New Roman" w:hAnsi="Times New Roman" w:cs="Times New Roman"/>
+          <w:b/>
+          <w:bCs/>
+          <w:lang w:val="en-US"/>
+        </w:rPr>
+        <w:t>pdf</w:t>
+      </w:r>
+      <w:r>
+        <w:rPr>
+          <w:rFonts w:ascii="Times New Roman" w:hAnsi="Times New Roman" w:cs="Times New Roman"/>
+          <w:b/>
+          <w:bCs/>
+        </w:rPr>
+        <w:t xml:space="preserve"> </w:t>
       </w:r>
       <w:r>
         <w:rPr>
@@ -1676,7 +1794,7 @@
     </w:p>
     <w:p>
       <w:pPr>
-        <w:pStyle w:val="a6"/>
+        <w:pStyle w:val="ListParagraph"/>
         <w:numPr>
           <w:ilvl w:val="0"/>
           <w:numId w:val="3"/>
@@ -1694,7 +1812,23 @@
           <w:b/>
           <w:bCs/>
         </w:rPr>
-        <w:t xml:space="preserve">Να δείξετε αναλυτικά πως φτάσατε στα αποτελέσματα των αναλύσεων (με επεξηγήσεις, </w:t>
+        <w:t>Να δείξετε αναλυτικά πως φτάσατε στα αποτελέσματα των αναλύσεων (</w:t>
+      </w:r>
+      <w:r>
+        <w:rPr>
+          <w:rFonts w:ascii="Times New Roman" w:hAnsi="Times New Roman" w:cs="Times New Roman"/>
+          <w:b/>
+          <w:bCs/>
+        </w:rPr>
+        <w:t xml:space="preserve">με σύντομες </w:t>
+      </w:r>
+      <w:r>
+        <w:rPr>
+          <w:rFonts w:ascii="Times New Roman" w:hAnsi="Times New Roman" w:cs="Times New Roman"/>
+          <w:b/>
+          <w:bCs/>
+        </w:rPr>
+        <w:t xml:space="preserve">επεξηγήσεις, </w:t>
       </w:r>
       <w:r>
         <w:rPr>
@@ -1716,7 +1850,7 @@
     </w:p>
     <w:p>
       <w:pPr>
-        <w:pStyle w:val="a6"/>
+        <w:pStyle w:val="ListParagraph"/>
         <w:jc w:val="both"/>
         <w:rPr>
           <w:rFonts w:ascii="Times New Roman" w:hAnsi="Times New Roman" w:cs="Times New Roman"/>
@@ -1727,7 +1861,7 @@
     </w:p>
     <w:p>
       <w:pPr>
-        <w:pStyle w:val="a6"/>
+        <w:pStyle w:val="ListParagraph"/>
         <w:numPr>
           <w:ilvl w:val="0"/>
           <w:numId w:val="3"/>
@@ -1773,24 +1907,41 @@
           <w:b/>
           <w:bCs/>
         </w:rPr>
-        <w:t xml:space="preserve">Η εργασία θα πρέπει να υποβληθεί στην πλατφόρμα του </w:t>
-      </w:r>
-      <w:r>
-        <w:rPr>
-          <w:rFonts w:ascii="Times New Roman" w:hAnsi="Times New Roman" w:cs="Times New Roman"/>
-          <w:b/>
-          <w:bCs/>
-          <w:lang w:val="en-US"/>
-        </w:rPr>
-        <w:t>eclass</w:t>
-      </w:r>
-      <w:r>
-        <w:rPr>
-          <w:rFonts w:ascii="Times New Roman" w:hAnsi="Times New Roman" w:cs="Times New Roman"/>
-          <w:b/>
-          <w:bCs/>
-        </w:rPr>
-        <w:t xml:space="preserve"> , στην ενότητα Εργασίες εντός της προθεσμίας που αναφέρεται. Οποιαδήποτε εργασία σταλθεί μετά το πέρας της προθεσμίας</w:t>
+        <w:t>Η εργασία θα πρέπει να υποβληθεί σ</w:t>
+      </w:r>
+      <w:r>
+        <w:rPr>
+          <w:rFonts w:ascii="Times New Roman" w:hAnsi="Times New Roman" w:cs="Times New Roman"/>
+          <w:b/>
+          <w:bCs/>
+        </w:rPr>
+        <w:t xml:space="preserve">τα προσωπικά σας </w:t>
+      </w:r>
+      <w:r>
+        <w:rPr>
+          <w:rFonts w:ascii="Times New Roman" w:hAnsi="Times New Roman" w:cs="Times New Roman"/>
+          <w:b/>
+          <w:bCs/>
+          <w:lang w:val="en-US"/>
+        </w:rPr>
+        <w:t>GitHub</w:t>
+      </w:r>
+      <w:r>
+        <w:rPr>
+          <w:rFonts w:ascii="Times New Roman" w:hAnsi="Times New Roman" w:cs="Times New Roman"/>
+          <w:b/>
+          <w:bCs/>
+        </w:rPr>
+        <w:t xml:space="preserve"> </w:t>
+      </w:r>
+      <w:r>
+        <w:rPr>
+          <w:rFonts w:ascii="Times New Roman" w:hAnsi="Times New Roman" w:cs="Times New Roman"/>
+          <w:b/>
+          <w:bCs/>
+          <w:lang w:val="en-US"/>
+        </w:rPr>
+        <w:t>repositories</w:t>
       </w:r>
       <w:r>
         <w:rPr>
@@ -1806,6 +1957,66 @@
           <w:b/>
           <w:bCs/>
         </w:rPr>
+        <w:t xml:space="preserve">όπου θα είμαι </w:t>
+      </w:r>
+      <w:r>
+        <w:rPr>
+          <w:rFonts w:ascii="Times New Roman" w:hAnsi="Times New Roman" w:cs="Times New Roman"/>
+          <w:b/>
+          <w:bCs/>
+          <w:lang w:val="en-US"/>
+        </w:rPr>
+        <w:t>contributor</w:t>
+      </w:r>
+      <w:r>
+        <w:rPr>
+          <w:rFonts w:ascii="Times New Roman" w:hAnsi="Times New Roman" w:cs="Times New Roman"/>
+          <w:b/>
+          <w:bCs/>
+        </w:rPr>
+        <w:t xml:space="preserve"> (</w:t>
+      </w:r>
+      <w:proofErr w:type="spellStart"/>
+      <w:r>
+        <w:rPr>
+          <w:rFonts w:ascii="Times New Roman" w:hAnsi="Times New Roman" w:cs="Times New Roman"/>
+          <w:b/>
+          <w:bCs/>
+          <w:lang w:val="en-US"/>
+        </w:rPr>
+        <w:t>gmanios</w:t>
+      </w:r>
+      <w:proofErr w:type="spellEnd"/>
+      <w:r>
+        <w:rPr>
+          <w:rFonts w:ascii="Times New Roman" w:hAnsi="Times New Roman" w:cs="Times New Roman"/>
+          <w:b/>
+          <w:bCs/>
+        </w:rPr>
+        <w:t xml:space="preserve">). </w:t>
+      </w:r>
+      <w:r>
+        <w:rPr>
+          <w:rFonts w:ascii="Times New Roman" w:hAnsi="Times New Roman" w:cs="Times New Roman"/>
+          <w:b/>
+          <w:bCs/>
+        </w:rPr>
+        <w:t>Οποιαδήποτε εργασία σταλθεί μετά το πέρας της προθεσμίας</w:t>
+      </w:r>
+      <w:r>
+        <w:rPr>
+          <w:rFonts w:ascii="Times New Roman" w:hAnsi="Times New Roman" w:cs="Times New Roman"/>
+          <w:b/>
+          <w:bCs/>
+        </w:rPr>
+        <w:t xml:space="preserve">, </w:t>
+      </w:r>
+      <w:r>
+        <w:rPr>
+          <w:rFonts w:ascii="Times New Roman" w:hAnsi="Times New Roman" w:cs="Times New Roman"/>
+          <w:b/>
+          <w:bCs/>
+        </w:rPr>
         <w:t>δεν θα γίνεται αποδεκτή</w:t>
       </w:r>
       <w:r>
@@ -1894,6 +2105,7 @@
         </w:rPr>
         <w:t xml:space="preserve"> και ανάλυση εμπλουτισμού με το </w:t>
       </w:r>
+      <w:proofErr w:type="spellStart"/>
       <w:r>
         <w:rPr>
           <w:rFonts w:ascii="Times New Roman" w:hAnsi="Times New Roman" w:cs="Times New Roman"/>
@@ -1903,6 +2115,7 @@
         </w:rPr>
         <w:t>gProfiler</w:t>
       </w:r>
+      <w:proofErr w:type="spellEnd"/>
     </w:p>
     <w:p>
       <w:pPr>
@@ -1936,10 +2149,10 @@
         </w:rPr>
         <w:t xml:space="preserve"> (</w:t>
       </w:r>
-      <w:hyperlink r:id="rId13" w:history="1">
+      <w:hyperlink r:id="rId12" w:history="1">
         <w:r>
           <w:rPr>
-            <w:rStyle w:val="-"/>
+            <w:rStyle w:val="Hyperlink"/>
             <w:rFonts w:ascii="Times New Roman" w:hAnsi="Times New Roman" w:cs="Times New Roman"/>
           </w:rPr>
           <w:t>https://www.ncbi.nlm.nih.gov/geo/</w:t>
@@ -2208,6 +2421,7 @@
         </w:rPr>
         <w:t xml:space="preserve">και πραγματοποιείστε ανάλυση εμπλουτισμού στο </w:t>
       </w:r>
+      <w:proofErr w:type="spellStart"/>
       <w:r>
         <w:rPr>
           <w:rFonts w:ascii="Times New Roman" w:hAnsi="Times New Roman" w:cs="Times New Roman"/>
@@ -2215,16 +2429,17 @@
         </w:rPr>
         <w:t>gProfiler</w:t>
       </w:r>
+      <w:proofErr w:type="spellEnd"/>
       <w:r>
         <w:rPr>
           <w:rFonts w:ascii="Times New Roman" w:hAnsi="Times New Roman" w:cs="Times New Roman"/>
         </w:rPr>
         <w:t xml:space="preserve"> (</w:t>
       </w:r>
-      <w:hyperlink r:id="rId14" w:history="1">
+      <w:hyperlink r:id="rId13" w:history="1">
         <w:r>
           <w:rPr>
-            <w:rStyle w:val="-"/>
+            <w:rStyle w:val="Hyperlink"/>
             <w:rFonts w:ascii="Times New Roman" w:hAnsi="Times New Roman" w:cs="Times New Roman"/>
           </w:rPr>
           <w:t>https://biit.cs.ut.ee/gprofiler/gost</w:t>
@@ -2244,7 +2459,16 @@
           <w:rFonts w:ascii="Times New Roman" w:hAnsi="Times New Roman" w:cs="Times New Roman"/>
           <w:b/>
           <w:bCs/>
-          <w:lang w:val="en-US"/>
+        </w:rPr>
+      </w:pPr>
+    </w:p>
+    <w:p>
+      <w:pPr>
+        <w:jc w:val="both"/>
+        <w:rPr>
+          <w:rFonts w:ascii="Times New Roman" w:hAnsi="Times New Roman" w:cs="Times New Roman"/>
+          <w:b/>
+          <w:bCs/>
         </w:rPr>
       </w:pPr>
     </w:p>
@@ -2330,6 +2554,7 @@
         </w:rPr>
         <w:t xml:space="preserve"> και ανάλυση εμπλουτισμού με το </w:t>
       </w:r>
+      <w:proofErr w:type="spellStart"/>
       <w:r>
         <w:rPr>
           <w:rFonts w:ascii="Times New Roman" w:hAnsi="Times New Roman" w:cs="Times New Roman"/>
@@ -2339,6 +2564,7 @@
         </w:rPr>
         <w:t>gProfiler</w:t>
       </w:r>
+      <w:proofErr w:type="spellEnd"/>
     </w:p>
     <w:p>
       <w:pPr>
@@ -2581,10 +2807,10 @@
         </w:rPr>
         <w:t xml:space="preserve"> (</w:t>
       </w:r>
-      <w:hyperlink r:id="rId15" w:history="1">
+      <w:hyperlink r:id="rId14" w:history="1">
         <w:r>
           <w:rPr>
-            <w:rStyle w:val="-"/>
+            <w:rStyle w:val="Hyperlink"/>
             <w:rFonts w:ascii="Times New Roman" w:hAnsi="Times New Roman" w:cs="Times New Roman"/>
           </w:rPr>
           <w:t>https://www.cog-genomics.org/plink/1.9/)</w:t>
@@ -2596,7 +2822,6 @@
         <w:jc w:val="both"/>
         <w:rPr>
           <w:rFonts w:ascii="Times New Roman" w:hAnsi="Times New Roman" w:cs="Times New Roman"/>
-          <w:lang w:val="en-US"/>
         </w:rPr>
       </w:pPr>
       <w:r>
@@ -2635,10 +2860,10 @@
         </w:rPr>
         <w:t xml:space="preserve"> </w:t>
       </w:r>
-      <w:hyperlink r:id="rId16" w:history="1">
+      <w:hyperlink r:id="rId15" w:history="1">
         <w:r>
           <w:rPr>
-            <w:rStyle w:val="-"/>
+            <w:rStyle w:val="Hyperlink"/>
             <w:rFonts w:ascii="Times New Roman" w:hAnsi="Times New Roman" w:cs="Times New Roman"/>
           </w:rPr>
           <w:t>https://github.com/gmanios/bioplhroforiki_II/tree/main/PLINK_EXAMPLE_data</w:t>
@@ -2776,6 +3001,7 @@
         </w:rPr>
         <w:t xml:space="preserve"> στο </w:t>
       </w:r>
+      <w:proofErr w:type="spellStart"/>
       <w:r>
         <w:rPr>
           <w:rFonts w:ascii="Times New Roman" w:hAnsi="Times New Roman" w:cs="Times New Roman"/>
@@ -2783,6 +3009,7 @@
         </w:rPr>
         <w:t>gProfiler</w:t>
       </w:r>
+      <w:proofErr w:type="spellEnd"/>
       <w:r>
         <w:rPr>
           <w:rFonts w:ascii="Times New Roman" w:hAnsi="Times New Roman" w:cs="Times New Roman"/>
@@ -2803,7 +3030,6 @@
           <w:rFonts w:ascii="Times New Roman" w:hAnsi="Times New Roman" w:cs="Times New Roman"/>
           <w:b/>
           <w:bCs/>
-          <w:lang w:val="en-US"/>
         </w:rPr>
       </w:pPr>
       <w:r>
@@ -3521,16 +3747,16 @@
     <w:lsdException w:name="Unresolved Mention" w:semiHidden="1" w:unhideWhenUsed="1"/>
     <w:lsdException w:name="Smart Link" w:semiHidden="1" w:unhideWhenUsed="1"/>
   </w:latentStyles>
-  <w:style w:type="paragraph" w:default="1" w:styleId="a">
+  <w:style w:type="paragraph" w:default="1" w:styleId="Normal">
     <w:name w:val="Normal"/>
     <w:qFormat/>
     <w:rsid w:val="006A03A9"/>
   </w:style>
-  <w:style w:type="paragraph" w:styleId="1">
+  <w:style w:type="paragraph" w:styleId="Heading1">
     <w:name w:val="heading 1"/>
-    <w:basedOn w:val="a"/>
-    <w:next w:val="a"/>
-    <w:link w:val="1Char"/>
+    <w:basedOn w:val="Normal"/>
+    <w:next w:val="Normal"/>
+    <w:link w:val="Heading1Char"/>
     <w:uiPriority w:val="9"/>
     <w:qFormat/>
     <w:rsid w:val="0097193F"/>
@@ -3547,11 +3773,11 @@
       <w:szCs w:val="40"/>
     </w:rPr>
   </w:style>
-  <w:style w:type="paragraph" w:styleId="2">
+  <w:style w:type="paragraph" w:styleId="Heading2">
     <w:name w:val="heading 2"/>
-    <w:basedOn w:val="a"/>
-    <w:next w:val="a"/>
-    <w:link w:val="2Char"/>
+    <w:basedOn w:val="Normal"/>
+    <w:next w:val="Normal"/>
+    <w:link w:val="Heading2Char"/>
     <w:uiPriority w:val="9"/>
     <w:semiHidden/>
     <w:unhideWhenUsed/>
@@ -3570,11 +3796,11 @@
       <w:szCs w:val="32"/>
     </w:rPr>
   </w:style>
-  <w:style w:type="paragraph" w:styleId="3">
+  <w:style w:type="paragraph" w:styleId="Heading3">
     <w:name w:val="heading 3"/>
-    <w:basedOn w:val="a"/>
-    <w:next w:val="a"/>
-    <w:link w:val="3Char"/>
+    <w:basedOn w:val="Normal"/>
+    <w:next w:val="Normal"/>
+    <w:link w:val="Heading3Char"/>
     <w:uiPriority w:val="9"/>
     <w:semiHidden/>
     <w:unhideWhenUsed/>
@@ -3593,11 +3819,11 @@
       <w:szCs w:val="28"/>
     </w:rPr>
   </w:style>
-  <w:style w:type="paragraph" w:styleId="4">
+  <w:style w:type="paragraph" w:styleId="Heading4">
     <w:name w:val="heading 4"/>
-    <w:basedOn w:val="a"/>
-    <w:next w:val="a"/>
-    <w:link w:val="4Char"/>
+    <w:basedOn w:val="Normal"/>
+    <w:next w:val="Normal"/>
+    <w:link w:val="Heading4Char"/>
     <w:uiPriority w:val="9"/>
     <w:semiHidden/>
     <w:unhideWhenUsed/>
@@ -3616,11 +3842,11 @@
       <w:color w:val="0F4761" w:themeColor="accent1" w:themeShade="BF"/>
     </w:rPr>
   </w:style>
-  <w:style w:type="paragraph" w:styleId="5">
+  <w:style w:type="paragraph" w:styleId="Heading5">
     <w:name w:val="heading 5"/>
-    <w:basedOn w:val="a"/>
-    <w:next w:val="a"/>
-    <w:link w:val="5Char"/>
+    <w:basedOn w:val="Normal"/>
+    <w:next w:val="Normal"/>
+    <w:link w:val="Heading5Char"/>
     <w:uiPriority w:val="9"/>
     <w:semiHidden/>
     <w:unhideWhenUsed/>
@@ -3637,11 +3863,11 @@
       <w:color w:val="0F4761" w:themeColor="accent1" w:themeShade="BF"/>
     </w:rPr>
   </w:style>
-  <w:style w:type="paragraph" w:styleId="6">
+  <w:style w:type="paragraph" w:styleId="Heading6">
     <w:name w:val="heading 6"/>
-    <w:basedOn w:val="a"/>
-    <w:next w:val="a"/>
-    <w:link w:val="6Char"/>
+    <w:basedOn w:val="Normal"/>
+    <w:next w:val="Normal"/>
+    <w:link w:val="Heading6Char"/>
     <w:uiPriority w:val="9"/>
     <w:semiHidden/>
     <w:unhideWhenUsed/>
@@ -3660,11 +3886,11 @@
       <w:color w:val="595959" w:themeColor="text1" w:themeTint="A6"/>
     </w:rPr>
   </w:style>
-  <w:style w:type="paragraph" w:styleId="7">
+  <w:style w:type="paragraph" w:styleId="Heading7">
     <w:name w:val="heading 7"/>
-    <w:basedOn w:val="a"/>
-    <w:next w:val="a"/>
-    <w:link w:val="7Char"/>
+    <w:basedOn w:val="Normal"/>
+    <w:next w:val="Normal"/>
+    <w:link w:val="Heading7Char"/>
     <w:uiPriority w:val="9"/>
     <w:semiHidden/>
     <w:unhideWhenUsed/>
@@ -3681,11 +3907,11 @@
       <w:color w:val="595959" w:themeColor="text1" w:themeTint="A6"/>
     </w:rPr>
   </w:style>
-  <w:style w:type="paragraph" w:styleId="8">
+  <w:style w:type="paragraph" w:styleId="Heading8">
     <w:name w:val="heading 8"/>
-    <w:basedOn w:val="a"/>
-    <w:next w:val="a"/>
-    <w:link w:val="8Char"/>
+    <w:basedOn w:val="Normal"/>
+    <w:next w:val="Normal"/>
+    <w:link w:val="Heading8Char"/>
     <w:uiPriority w:val="9"/>
     <w:semiHidden/>
     <w:unhideWhenUsed/>
@@ -3704,11 +3930,11 @@
       <w:color w:val="272727" w:themeColor="text1" w:themeTint="D8"/>
     </w:rPr>
   </w:style>
-  <w:style w:type="paragraph" w:styleId="9">
+  <w:style w:type="paragraph" w:styleId="Heading9">
     <w:name w:val="heading 9"/>
-    <w:basedOn w:val="a"/>
-    <w:next w:val="a"/>
-    <w:link w:val="9Char"/>
+    <w:basedOn w:val="Normal"/>
+    <w:next w:val="Normal"/>
+    <w:link w:val="Heading9Char"/>
     <w:uiPriority w:val="9"/>
     <w:semiHidden/>
     <w:unhideWhenUsed/>
@@ -3725,12 +3951,13 @@
       <w:color w:val="272727" w:themeColor="text1" w:themeTint="D8"/>
     </w:rPr>
   </w:style>
-  <w:style w:type="character" w:default="1" w:styleId="a0">
+  <w:style w:type="character" w:default="1" w:styleId="DefaultParagraphFont">
     <w:name w:val="Default Paragraph Font"/>
     <w:uiPriority w:val="1"/>
+    <w:semiHidden/>
     <w:unhideWhenUsed/>
   </w:style>
-  <w:style w:type="table" w:default="1" w:styleId="a1">
+  <w:style w:type="table" w:default="1" w:styleId="TableNormal">
     <w:name w:val="Normal Table"/>
     <w:uiPriority w:val="99"/>
     <w:semiHidden/>
@@ -3745,16 +3972,16 @@
       </w:tblCellMar>
     </w:tblPr>
   </w:style>
-  <w:style w:type="numbering" w:default="1" w:styleId="a2">
+  <w:style w:type="numbering" w:default="1" w:styleId="NoList">
     <w:name w:val="No List"/>
     <w:uiPriority w:val="99"/>
     <w:semiHidden/>
     <w:unhideWhenUsed/>
   </w:style>
-  <w:style w:type="character" w:customStyle="1" w:styleId="1Char">
-    <w:name w:val="Επικεφαλίδα 1 Char"/>
-    <w:basedOn w:val="a0"/>
-    <w:link w:val="1"/>
+  <w:style w:type="character" w:customStyle="1" w:styleId="Heading1Char">
+    <w:name w:val="Heading 1 Char"/>
+    <w:basedOn w:val="DefaultParagraphFont"/>
+    <w:link w:val="Heading1"/>
     <w:uiPriority w:val="9"/>
     <w:rsid w:val="0097193F"/>
     <w:rPr>
@@ -3764,10 +3991,10 @@
       <w:szCs w:val="40"/>
     </w:rPr>
   </w:style>
-  <w:style w:type="character" w:customStyle="1" w:styleId="2Char">
-    <w:name w:val="Επικεφαλίδα 2 Char"/>
-    <w:basedOn w:val="a0"/>
-    <w:link w:val="2"/>
+  <w:style w:type="character" w:customStyle="1" w:styleId="Heading2Char">
+    <w:name w:val="Heading 2 Char"/>
+    <w:basedOn w:val="DefaultParagraphFont"/>
+    <w:link w:val="Heading2"/>
     <w:uiPriority w:val="9"/>
     <w:semiHidden/>
     <w:rsid w:val="0097193F"/>
@@ -3778,10 +4005,10 @@
       <w:szCs w:val="32"/>
     </w:rPr>
   </w:style>
-  <w:style w:type="character" w:customStyle="1" w:styleId="3Char">
-    <w:name w:val="Επικεφαλίδα 3 Char"/>
-    <w:basedOn w:val="a0"/>
-    <w:link w:val="3"/>
+  <w:style w:type="character" w:customStyle="1" w:styleId="Heading3Char">
+    <w:name w:val="Heading 3 Char"/>
+    <w:basedOn w:val="DefaultParagraphFont"/>
+    <w:link w:val="Heading3"/>
     <w:uiPriority w:val="9"/>
     <w:semiHidden/>
     <w:rsid w:val="0097193F"/>
@@ -3792,10 +4019,10 @@
       <w:szCs w:val="28"/>
     </w:rPr>
   </w:style>
-  <w:style w:type="character" w:customStyle="1" w:styleId="4Char">
-    <w:name w:val="Επικεφαλίδα 4 Char"/>
-    <w:basedOn w:val="a0"/>
-    <w:link w:val="4"/>
+  <w:style w:type="character" w:customStyle="1" w:styleId="Heading4Char">
+    <w:name w:val="Heading 4 Char"/>
+    <w:basedOn w:val="DefaultParagraphFont"/>
+    <w:link w:val="Heading4"/>
     <w:uiPriority w:val="9"/>
     <w:semiHidden/>
     <w:rsid w:val="0097193F"/>
@@ -3806,10 +4033,10 @@
       <w:color w:val="0F4761" w:themeColor="accent1" w:themeShade="BF"/>
     </w:rPr>
   </w:style>
-  <w:style w:type="character" w:customStyle="1" w:styleId="5Char">
-    <w:name w:val="Επικεφαλίδα 5 Char"/>
-    <w:basedOn w:val="a0"/>
-    <w:link w:val="5"/>
+  <w:style w:type="character" w:customStyle="1" w:styleId="Heading5Char">
+    <w:name w:val="Heading 5 Char"/>
+    <w:basedOn w:val="DefaultParagraphFont"/>
+    <w:link w:val="Heading5"/>
     <w:uiPriority w:val="9"/>
     <w:semiHidden/>
     <w:rsid w:val="0097193F"/>
@@ -3818,10 +4045,10 @@
       <w:color w:val="0F4761" w:themeColor="accent1" w:themeShade="BF"/>
     </w:rPr>
   </w:style>
-  <w:style w:type="character" w:customStyle="1" w:styleId="6Char">
-    <w:name w:val="Επικεφαλίδα 6 Char"/>
-    <w:basedOn w:val="a0"/>
-    <w:link w:val="6"/>
+  <w:style w:type="character" w:customStyle="1" w:styleId="Heading6Char">
+    <w:name w:val="Heading 6 Char"/>
+    <w:basedOn w:val="DefaultParagraphFont"/>
+    <w:link w:val="Heading6"/>
     <w:uiPriority w:val="9"/>
     <w:semiHidden/>
     <w:rsid w:val="0097193F"/>
@@ -3832,10 +4059,10 @@
       <w:color w:val="595959" w:themeColor="text1" w:themeTint="A6"/>
     </w:rPr>
   </w:style>
-  <w:style w:type="character" w:customStyle="1" w:styleId="7Char">
-    <w:name w:val="Επικεφαλίδα 7 Char"/>
-    <w:basedOn w:val="a0"/>
-    <w:link w:val="7"/>
+  <w:style w:type="character" w:customStyle="1" w:styleId="Heading7Char">
+    <w:name w:val="Heading 7 Char"/>
+    <w:basedOn w:val="DefaultParagraphFont"/>
+    <w:link w:val="Heading7"/>
     <w:uiPriority w:val="9"/>
     <w:semiHidden/>
     <w:rsid w:val="0097193F"/>
@@ -3844,10 +4071,10 @@
       <w:color w:val="595959" w:themeColor="text1" w:themeTint="A6"/>
     </w:rPr>
   </w:style>
-  <w:style w:type="character" w:customStyle="1" w:styleId="8Char">
-    <w:name w:val="Επικεφαλίδα 8 Char"/>
-    <w:basedOn w:val="a0"/>
-    <w:link w:val="8"/>
+  <w:style w:type="character" w:customStyle="1" w:styleId="Heading8Char">
+    <w:name w:val="Heading 8 Char"/>
+    <w:basedOn w:val="DefaultParagraphFont"/>
+    <w:link w:val="Heading8"/>
     <w:uiPriority w:val="9"/>
     <w:semiHidden/>
     <w:rsid w:val="0097193F"/>
@@ -3858,10 +4085,10 @@
       <w:color w:val="272727" w:themeColor="text1" w:themeTint="D8"/>
     </w:rPr>
   </w:style>
-  <w:style w:type="character" w:customStyle="1" w:styleId="9Char">
-    <w:name w:val="Επικεφαλίδα 9 Char"/>
-    <w:basedOn w:val="a0"/>
-    <w:link w:val="9"/>
+  <w:style w:type="character" w:customStyle="1" w:styleId="Heading9Char">
+    <w:name w:val="Heading 9 Char"/>
+    <w:basedOn w:val="DefaultParagraphFont"/>
+    <w:link w:val="Heading9"/>
     <w:uiPriority w:val="9"/>
     <w:semiHidden/>
     <w:rsid w:val="0097193F"/>
@@ -3870,11 +4097,11 @@
       <w:color w:val="272727" w:themeColor="text1" w:themeTint="D8"/>
     </w:rPr>
   </w:style>
-  <w:style w:type="paragraph" w:styleId="a3">
+  <w:style w:type="paragraph" w:styleId="Title">
     <w:name w:val="Title"/>
-    <w:basedOn w:val="a"/>
-    <w:next w:val="a"/>
-    <w:link w:val="Char"/>
+    <w:basedOn w:val="Normal"/>
+    <w:next w:val="Normal"/>
+    <w:link w:val="TitleChar"/>
     <w:uiPriority w:val="10"/>
     <w:qFormat/>
     <w:rsid w:val="0097193F"/>
@@ -3890,10 +4117,10 @@
       <w:szCs w:val="56"/>
     </w:rPr>
   </w:style>
-  <w:style w:type="character" w:customStyle="1" w:styleId="Char">
-    <w:name w:val="Τίτλος Char"/>
-    <w:basedOn w:val="a0"/>
-    <w:link w:val="a3"/>
+  <w:style w:type="character" w:customStyle="1" w:styleId="TitleChar">
+    <w:name w:val="Title Char"/>
+    <w:basedOn w:val="DefaultParagraphFont"/>
+    <w:link w:val="Title"/>
     <w:uiPriority w:val="10"/>
     <w:rsid w:val="0097193F"/>
     <w:rPr>
@@ -3904,11 +4131,11 @@
       <w:szCs w:val="56"/>
     </w:rPr>
   </w:style>
-  <w:style w:type="paragraph" w:styleId="a4">
+  <w:style w:type="paragraph" w:styleId="Subtitle">
     <w:name w:val="Subtitle"/>
-    <w:basedOn w:val="a"/>
-    <w:next w:val="a"/>
-    <w:link w:val="Char0"/>
+    <w:basedOn w:val="Normal"/>
+    <w:next w:val="Normal"/>
+    <w:link w:val="SubtitleChar"/>
     <w:uiPriority w:val="11"/>
     <w:qFormat/>
     <w:rsid w:val="0097193F"/>
@@ -3925,10 +4152,10 @@
       <w:szCs w:val="28"/>
     </w:rPr>
   </w:style>
-  <w:style w:type="character" w:customStyle="1" w:styleId="Char0">
-    <w:name w:val="Υπότιτλος Char"/>
-    <w:basedOn w:val="a0"/>
-    <w:link w:val="a4"/>
+  <w:style w:type="character" w:customStyle="1" w:styleId="SubtitleChar">
+    <w:name w:val="Subtitle Char"/>
+    <w:basedOn w:val="DefaultParagraphFont"/>
+    <w:link w:val="Subtitle"/>
     <w:uiPriority w:val="11"/>
     <w:rsid w:val="0097193F"/>
     <w:rPr>
@@ -3939,11 +4166,11 @@
       <w:szCs w:val="28"/>
     </w:rPr>
   </w:style>
-  <w:style w:type="paragraph" w:styleId="a5">
+  <w:style w:type="paragraph" w:styleId="Quote">
     <w:name w:val="Quote"/>
-    <w:basedOn w:val="a"/>
-    <w:next w:val="a"/>
-    <w:link w:val="Char1"/>
+    <w:basedOn w:val="Normal"/>
+    <w:next w:val="Normal"/>
+    <w:link w:val="QuoteChar"/>
     <w:uiPriority w:val="29"/>
     <w:qFormat/>
     <w:rsid w:val="0097193F"/>
@@ -3957,10 +4184,10 @@
       <w:color w:val="404040" w:themeColor="text1" w:themeTint="BF"/>
     </w:rPr>
   </w:style>
-  <w:style w:type="character" w:customStyle="1" w:styleId="Char1">
-    <w:name w:val="Απόσπασμα Char"/>
-    <w:basedOn w:val="a0"/>
-    <w:link w:val="a5"/>
+  <w:style w:type="character" w:customStyle="1" w:styleId="QuoteChar">
+    <w:name w:val="Quote Char"/>
+    <w:basedOn w:val="DefaultParagraphFont"/>
+    <w:link w:val="Quote"/>
     <w:uiPriority w:val="29"/>
     <w:rsid w:val="0097193F"/>
     <w:rPr>
@@ -3969,9 +4196,9 @@
       <w:color w:val="404040" w:themeColor="text1" w:themeTint="BF"/>
     </w:rPr>
   </w:style>
-  <w:style w:type="paragraph" w:styleId="a6">
+  <w:style w:type="paragraph" w:styleId="ListParagraph">
     <w:name w:val="List Paragraph"/>
-    <w:basedOn w:val="a"/>
+    <w:basedOn w:val="Normal"/>
     <w:uiPriority w:val="34"/>
     <w:qFormat/>
     <w:rsid w:val="0097193F"/>
@@ -3980,9 +4207,9 @@
       <w:contextualSpacing/>
     </w:pPr>
   </w:style>
-  <w:style w:type="character" w:styleId="a7">
+  <w:style w:type="character" w:styleId="IntenseEmphasis">
     <w:name w:val="Intense Emphasis"/>
-    <w:basedOn w:val="a0"/>
+    <w:basedOn w:val="DefaultParagraphFont"/>
     <w:uiPriority w:val="21"/>
     <w:qFormat/>
     <w:rsid w:val="0097193F"/>
@@ -3992,11 +4219,11 @@
       <w:color w:val="0F4761" w:themeColor="accent1" w:themeShade="BF"/>
     </w:rPr>
   </w:style>
-  <w:style w:type="paragraph" w:styleId="a8">
+  <w:style w:type="paragraph" w:styleId="IntenseQuote">
     <w:name w:val="Intense Quote"/>
-    <w:basedOn w:val="a"/>
-    <w:next w:val="a"/>
-    <w:link w:val="Char2"/>
+    <w:basedOn w:val="Normal"/>
+    <w:next w:val="Normal"/>
+    <w:link w:val="IntenseQuoteChar"/>
     <w:uiPriority w:val="30"/>
     <w:qFormat/>
     <w:rsid w:val="0097193F"/>
@@ -4015,10 +4242,10 @@
       <w:color w:val="0F4761" w:themeColor="accent1" w:themeShade="BF"/>
     </w:rPr>
   </w:style>
-  <w:style w:type="character" w:customStyle="1" w:styleId="Char2">
-    <w:name w:val="Έντονο απόσπ. Char"/>
-    <w:basedOn w:val="a0"/>
-    <w:link w:val="a8"/>
+  <w:style w:type="character" w:customStyle="1" w:styleId="IntenseQuoteChar">
+    <w:name w:val="Intense Quote Char"/>
+    <w:basedOn w:val="DefaultParagraphFont"/>
+    <w:link w:val="IntenseQuote"/>
     <w:uiPriority w:val="30"/>
     <w:rsid w:val="0097193F"/>
     <w:rPr>
@@ -4027,9 +4254,9 @@
       <w:color w:val="0F4761" w:themeColor="accent1" w:themeShade="BF"/>
     </w:rPr>
   </w:style>
-  <w:style w:type="character" w:styleId="a9">
+  <w:style w:type="character" w:styleId="IntenseReference">
     <w:name w:val="Intense Reference"/>
-    <w:basedOn w:val="a0"/>
+    <w:basedOn w:val="DefaultParagraphFont"/>
     <w:uiPriority w:val="32"/>
     <w:qFormat/>
     <w:rsid w:val="0097193F"/>
@@ -4041,9 +4268,9 @@
       <w:spacing w:val="5"/>
     </w:rPr>
   </w:style>
-  <w:style w:type="character" w:styleId="-">
+  <w:style w:type="character" w:styleId="Hyperlink">
     <w:name w:val="Hyperlink"/>
-    <w:basedOn w:val="a0"/>
+    <w:basedOn w:val="DefaultParagraphFont"/>
     <w:uiPriority w:val="99"/>
     <w:unhideWhenUsed/>
     <w:rsid w:val="0097193F"/>
@@ -4052,9 +4279,9 @@
       <w:u w:val="single"/>
     </w:rPr>
   </w:style>
-  <w:style w:type="character" w:styleId="aa">
+  <w:style w:type="character" w:styleId="UnresolvedMention">
     <w:name w:val="Unresolved Mention"/>
-    <w:basedOn w:val="a0"/>
+    <w:basedOn w:val="DefaultParagraphFont"/>
     <w:uiPriority w:val="99"/>
     <w:semiHidden/>
     <w:unhideWhenUsed/>
@@ -4064,9 +4291,9 @@
       <w:shd w:val="clear" w:color="auto" w:fill="E1DFDD"/>
     </w:rPr>
   </w:style>
-  <w:style w:type="paragraph" w:styleId="Web">
+  <w:style w:type="paragraph" w:styleId="NormalWeb">
     <w:name w:val="Normal (Web)"/>
-    <w:basedOn w:val="a"/>
+    <w:basedOn w:val="Normal"/>
     <w:uiPriority w:val="99"/>
     <w:semiHidden/>
     <w:unhideWhenUsed/>

--- a/ΑΣΚΗΣΗ3-ΕΡΓ-ΒΙΟΠΛΗΡΟΦΟΡΙΚΗ ΙΙ.docx
+++ b/ΑΣΚΗΣΗ3-ΕΡΓ-ΒΙΟΠΛΗΡΟΦΟΡΙΚΗ ΙΙ.docx
@@ -4,7 +4,7 @@
   <w:body>
     <w:p>
       <w:pPr>
-        <w:pStyle w:val="ListParagraph"/>
+        <w:pStyle w:val="a6"/>
         <w:ind w:left="0"/>
         <w:jc w:val="center"/>
         <w:rPr>
@@ -32,7 +32,7 @@
     </w:p>
     <w:p>
       <w:pPr>
-        <w:pStyle w:val="ListParagraph"/>
+        <w:pStyle w:val="a6"/>
         <w:ind w:left="0"/>
         <w:jc w:val="center"/>
         <w:rPr>
@@ -44,7 +44,7 @@
     </w:p>
     <w:p>
       <w:pPr>
-        <w:pStyle w:val="ListParagraph"/>
+        <w:pStyle w:val="a6"/>
         <w:ind w:left="0"/>
         <w:jc w:val="center"/>
         <w:rPr>
@@ -64,7 +64,7 @@
     </w:p>
     <w:p>
       <w:pPr>
-        <w:pStyle w:val="ListParagraph"/>
+        <w:pStyle w:val="a6"/>
         <w:jc w:val="center"/>
         <w:rPr>
           <w:rFonts w:ascii="Times New Roman" w:hAnsi="Times New Roman" w:cs="Times New Roman"/>
@@ -75,7 +75,7 @@
     </w:p>
     <w:p>
       <w:pPr>
-        <w:pStyle w:val="ListParagraph"/>
+        <w:pStyle w:val="a6"/>
         <w:jc w:val="center"/>
         <w:rPr>
           <w:rFonts w:ascii="Times New Roman" w:hAnsi="Times New Roman" w:cs="Times New Roman"/>
@@ -257,393 +257,457 @@
           <w:rFonts w:ascii="Times New Roman" w:hAnsi="Times New Roman" w:cs="Times New Roman"/>
         </w:rPr>
         <w:t>(</w:t>
+      </w:r>
+      <w:r>
+        <w:rPr>
+          <w:rFonts w:ascii="Times New Roman" w:hAnsi="Times New Roman" w:cs="Times New Roman"/>
+        </w:rPr>
+        <w:fldChar w:fldCharType="begin"/>
+      </w:r>
+      <w:ins w:id="0" w:author="ΜΑΝΙΟΣ ΓΕΩΡΓΙΟΣ" w:date="2025-05-11T17:53:00Z" w16du:dateUtc="2025-05-11T14:53:00Z">
+        <w:r>
+          <w:rPr>
+            <w:rFonts w:ascii="Times New Roman" w:hAnsi="Times New Roman" w:cs="Times New Roman"/>
+          </w:rPr>
+          <w:instrText>HYPERLINK "</w:instrText>
+        </w:r>
+      </w:ins>
+      <w:r>
+        <w:rPr>
+          <w:rFonts w:ascii="Times New Roman" w:hAnsi="Times New Roman" w:cs="Times New Roman"/>
+        </w:rPr>
+        <w:instrText>https://www.ncbi.nlm.nih.gov/geo/geo2r/</w:instrText>
+      </w:r>
+      <w:ins w:id="1" w:author="ΜΑΝΙΟΣ ΓΕΩΡΓΙΟΣ" w:date="2025-05-11T17:53:00Z" w16du:dateUtc="2025-05-11T14:53:00Z">
+        <w:r>
+          <w:rPr>
+            <w:rFonts w:ascii="Times New Roman" w:hAnsi="Times New Roman" w:cs="Times New Roman"/>
+          </w:rPr>
+          <w:instrText>"</w:instrText>
+        </w:r>
+      </w:ins>
+      <w:r>
+        <w:rPr>
+          <w:rFonts w:ascii="Times New Roman" w:hAnsi="Times New Roman" w:cs="Times New Roman"/>
+        </w:rPr>
+        <w:fldChar w:fldCharType="separate"/>
+      </w:r>
+      <w:r>
+        <w:rPr>
+          <w:rStyle w:val="-"/>
+          <w:rFonts w:ascii="Times New Roman" w:hAnsi="Times New Roman" w:cs="Times New Roman"/>
+        </w:rPr>
+        <w:t>h</w:t>
+      </w:r>
+      <w:r>
+        <w:rPr>
+          <w:rStyle w:val="-"/>
+          <w:rFonts w:ascii="Times New Roman" w:hAnsi="Times New Roman" w:cs="Times New Roman"/>
+        </w:rPr>
+        <w:t>t</w:t>
+      </w:r>
+      <w:r>
+        <w:rPr>
+          <w:rStyle w:val="-"/>
+          <w:rFonts w:ascii="Times New Roman" w:hAnsi="Times New Roman" w:cs="Times New Roman"/>
+        </w:rPr>
+        <w:t>tps://www.ncbi.nlm.nih.gov/geo/geo2r/</w:t>
+      </w:r>
+      <w:r>
+        <w:rPr>
+          <w:rFonts w:ascii="Times New Roman" w:hAnsi="Times New Roman" w:cs="Times New Roman"/>
+        </w:rPr>
+        <w:fldChar w:fldCharType="end"/>
+      </w:r>
+      <w:r>
+        <w:rPr>
+          <w:rFonts w:ascii="Times New Roman" w:hAnsi="Times New Roman" w:cs="Times New Roman"/>
+        </w:rPr>
+        <w:t xml:space="preserve"> </w:t>
+      </w:r>
+      <w:r>
+        <w:rPr>
+          <w:rFonts w:ascii="Times New Roman" w:hAnsi="Times New Roman" w:cs="Times New Roman"/>
+        </w:rPr>
+        <w:t>)</w:t>
+      </w:r>
+    </w:p>
+    <w:p>
+      <w:pPr>
+        <w:jc w:val="both"/>
+        <w:rPr>
+          <w:rFonts w:ascii="Times New Roman" w:hAnsi="Times New Roman" w:cs="Times New Roman"/>
+        </w:rPr>
+      </w:pPr>
+      <w:r>
+        <w:rPr>
+          <w:rFonts w:ascii="Times New Roman" w:hAnsi="Times New Roman" w:cs="Times New Roman"/>
+        </w:rPr>
+        <w:t xml:space="preserve">β) </w:t>
+      </w:r>
+      <w:r>
+        <w:rPr>
+          <w:rFonts w:ascii="Times New Roman" w:hAnsi="Times New Roman" w:cs="Times New Roman"/>
+        </w:rPr>
+        <w:t>Π</w:t>
+      </w:r>
+      <w:r>
+        <w:rPr>
+          <w:rFonts w:ascii="Times New Roman" w:hAnsi="Times New Roman" w:cs="Times New Roman"/>
+        </w:rPr>
+        <w:t>ραγματοποιείστε ανάλυση διαφορικής έκφρασης (</w:t>
+      </w:r>
+      <w:r>
+        <w:rPr>
+          <w:rFonts w:ascii="Times New Roman" w:hAnsi="Times New Roman" w:cs="Times New Roman"/>
+          <w:lang w:val="en-US"/>
+        </w:rPr>
+        <w:t>Differential</w:t>
+      </w:r>
+      <w:r>
+        <w:rPr>
+          <w:rFonts w:ascii="Times New Roman" w:hAnsi="Times New Roman" w:cs="Times New Roman"/>
+        </w:rPr>
+        <w:t xml:space="preserve"> </w:t>
+      </w:r>
+      <w:r>
+        <w:rPr>
+          <w:rFonts w:ascii="Times New Roman" w:hAnsi="Times New Roman" w:cs="Times New Roman"/>
+          <w:lang w:val="en-US"/>
+        </w:rPr>
+        <w:t>Expression</w:t>
+      </w:r>
+      <w:r>
+        <w:rPr>
+          <w:rFonts w:ascii="Times New Roman" w:hAnsi="Times New Roman" w:cs="Times New Roman"/>
+        </w:rPr>
+        <w:t xml:space="preserve"> </w:t>
+      </w:r>
+      <w:r>
+        <w:rPr>
+          <w:rFonts w:ascii="Times New Roman" w:hAnsi="Times New Roman" w:cs="Times New Roman"/>
+          <w:lang w:val="en-US"/>
+        </w:rPr>
+        <w:t>Analysis</w:t>
+      </w:r>
+      <w:r>
+        <w:rPr>
+          <w:rFonts w:ascii="Times New Roman" w:hAnsi="Times New Roman" w:cs="Times New Roman"/>
+        </w:rPr>
+        <w:t>)</w:t>
+      </w:r>
+      <w:r>
+        <w:rPr>
+          <w:rFonts w:ascii="Times New Roman" w:hAnsi="Times New Roman" w:cs="Times New Roman"/>
+        </w:rPr>
+        <w:t xml:space="preserve"> </w:t>
+      </w:r>
+      <w:r>
+        <w:rPr>
+          <w:rFonts w:ascii="Times New Roman" w:hAnsi="Times New Roman" w:cs="Times New Roman"/>
+        </w:rPr>
+        <w:t xml:space="preserve">για την μελέτη </w:t>
+      </w:r>
+      <w:r>
+        <w:rPr>
+          <w:rFonts w:ascii="Times New Roman" w:hAnsi="Times New Roman" w:cs="Times New Roman"/>
+          <w:b/>
+          <w:bCs/>
+          <w:lang w:val="en-US"/>
+        </w:rPr>
+        <w:t>GSE</w:t>
+      </w:r>
+      <w:r>
+        <w:rPr>
+          <w:rFonts w:ascii="Times New Roman" w:hAnsi="Times New Roman" w:cs="Times New Roman"/>
+          <w:b/>
+          <w:bCs/>
+        </w:rPr>
+        <w:t>10810</w:t>
+      </w:r>
+      <w:r>
+        <w:rPr>
+          <w:rFonts w:ascii="Times New Roman" w:hAnsi="Times New Roman" w:cs="Times New Roman"/>
+        </w:rPr>
+        <w:t xml:space="preserve">, </w:t>
+      </w:r>
+      <w:r>
+        <w:rPr>
+          <w:rFonts w:ascii="Times New Roman" w:hAnsi="Times New Roman" w:cs="Times New Roman"/>
+        </w:rPr>
+        <w:t xml:space="preserve">ορίζοντας σωστά </w:t>
+      </w:r>
+      <w:r>
+        <w:rPr>
+          <w:rFonts w:ascii="Times New Roman" w:hAnsi="Times New Roman" w:cs="Times New Roman"/>
+        </w:rPr>
+        <w:t>τις ομάδες</w:t>
+      </w:r>
+      <w:r>
+        <w:rPr>
+          <w:rFonts w:ascii="Times New Roman" w:hAnsi="Times New Roman" w:cs="Times New Roman"/>
+        </w:rPr>
+        <w:t xml:space="preserve"> </w:t>
+      </w:r>
+      <w:r>
+        <w:rPr>
+          <w:rFonts w:ascii="Times New Roman" w:hAnsi="Times New Roman" w:cs="Times New Roman"/>
+          <w:lang w:val="en-US"/>
+        </w:rPr>
+        <w:t>cases</w:t>
+      </w:r>
+      <w:r>
+        <w:rPr>
+          <w:rFonts w:ascii="Times New Roman" w:hAnsi="Times New Roman" w:cs="Times New Roman"/>
+        </w:rPr>
+        <w:t xml:space="preserve"> (ασθενείς)</w:t>
+      </w:r>
+      <w:r>
+        <w:rPr>
+          <w:rFonts w:ascii="Times New Roman" w:hAnsi="Times New Roman" w:cs="Times New Roman"/>
+        </w:rPr>
+        <w:t xml:space="preserve"> </w:t>
+      </w:r>
+      <w:r>
+        <w:rPr>
+          <w:rFonts w:ascii="Times New Roman" w:hAnsi="Times New Roman" w:cs="Times New Roman"/>
+        </w:rPr>
+        <w:t>και</w:t>
+      </w:r>
+      <w:r>
+        <w:rPr>
+          <w:rFonts w:ascii="Times New Roman" w:hAnsi="Times New Roman" w:cs="Times New Roman"/>
+        </w:rPr>
+        <w:t xml:space="preserve"> </w:t>
+      </w:r>
+      <w:r>
+        <w:rPr>
+          <w:rFonts w:ascii="Times New Roman" w:hAnsi="Times New Roman" w:cs="Times New Roman"/>
+          <w:lang w:val="en-US"/>
+        </w:rPr>
+        <w:t>controls</w:t>
+      </w:r>
+      <w:r>
+        <w:rPr>
+          <w:rFonts w:ascii="Times New Roman" w:hAnsi="Times New Roman" w:cs="Times New Roman"/>
+        </w:rPr>
+        <w:t xml:space="preserve"> (υγιείς) και επιλέγοντας την μέθοδο διόρθωσης </w:t>
+      </w:r>
+      <w:proofErr w:type="spellStart"/>
+      <w:r>
+        <w:rPr>
+          <w:rFonts w:ascii="Times New Roman" w:hAnsi="Times New Roman" w:cs="Times New Roman"/>
+          <w:b/>
+          <w:bCs/>
+        </w:rPr>
+        <w:t>Benjamini</w:t>
+      </w:r>
+      <w:proofErr w:type="spellEnd"/>
+      <w:r>
+        <w:rPr>
+          <w:rFonts w:ascii="Times New Roman" w:hAnsi="Times New Roman" w:cs="Times New Roman"/>
+          <w:b/>
+          <w:bCs/>
+        </w:rPr>
+        <w:t xml:space="preserve"> &amp; </w:t>
+      </w:r>
+      <w:proofErr w:type="spellStart"/>
+      <w:r>
+        <w:rPr>
+          <w:rFonts w:ascii="Times New Roman" w:hAnsi="Times New Roman" w:cs="Times New Roman"/>
+          <w:b/>
+          <w:bCs/>
+        </w:rPr>
+        <w:t>Hochberg</w:t>
+      </w:r>
+      <w:proofErr w:type="spellEnd"/>
+      <w:r>
+        <w:rPr>
+          <w:rFonts w:ascii="Times New Roman" w:hAnsi="Times New Roman" w:cs="Times New Roman"/>
+          <w:b/>
+          <w:bCs/>
+        </w:rPr>
+        <w:t xml:space="preserve"> (</w:t>
+      </w:r>
+      <w:proofErr w:type="spellStart"/>
+      <w:r>
+        <w:rPr>
+          <w:rFonts w:ascii="Times New Roman" w:hAnsi="Times New Roman" w:cs="Times New Roman"/>
+          <w:b/>
+          <w:bCs/>
+        </w:rPr>
+        <w:t>False</w:t>
+      </w:r>
+      <w:proofErr w:type="spellEnd"/>
+      <w:r>
+        <w:rPr>
+          <w:rFonts w:ascii="Times New Roman" w:hAnsi="Times New Roman" w:cs="Times New Roman"/>
+          <w:b/>
+          <w:bCs/>
+        </w:rPr>
+        <w:t xml:space="preserve"> </w:t>
+      </w:r>
+      <w:proofErr w:type="spellStart"/>
+      <w:r>
+        <w:rPr>
+          <w:rFonts w:ascii="Times New Roman" w:hAnsi="Times New Roman" w:cs="Times New Roman"/>
+          <w:b/>
+          <w:bCs/>
+        </w:rPr>
+        <w:t>discovery</w:t>
+      </w:r>
+      <w:proofErr w:type="spellEnd"/>
+      <w:r>
+        <w:rPr>
+          <w:rFonts w:ascii="Times New Roman" w:hAnsi="Times New Roman" w:cs="Times New Roman"/>
+          <w:b/>
+          <w:bCs/>
+        </w:rPr>
+        <w:t xml:space="preserve"> </w:t>
+      </w:r>
+      <w:proofErr w:type="spellStart"/>
+      <w:r>
+        <w:rPr>
+          <w:rFonts w:ascii="Times New Roman" w:hAnsi="Times New Roman" w:cs="Times New Roman"/>
+          <w:b/>
+          <w:bCs/>
+        </w:rPr>
+        <w:t>rate</w:t>
+      </w:r>
+      <w:proofErr w:type="spellEnd"/>
+      <w:r>
+        <w:rPr>
+          <w:rFonts w:ascii="Times New Roman" w:hAnsi="Times New Roman" w:cs="Times New Roman"/>
+          <w:b/>
+          <w:bCs/>
+        </w:rPr>
+        <w:t>)</w:t>
+      </w:r>
+      <w:r>
+        <w:rPr>
+          <w:rFonts w:ascii="Times New Roman" w:hAnsi="Times New Roman" w:cs="Times New Roman"/>
+        </w:rPr>
+        <w:t>.</w:t>
+      </w:r>
+      <w:r>
+        <w:rPr>
+          <w:rFonts w:ascii="Times New Roman" w:hAnsi="Times New Roman" w:cs="Times New Roman"/>
+          <w:b/>
+          <w:bCs/>
+        </w:rPr>
+        <w:t xml:space="preserve"> </w:t>
+      </w:r>
+      <w:r>
+        <w:rPr>
+          <w:rFonts w:ascii="Times New Roman" w:hAnsi="Times New Roman" w:cs="Times New Roman"/>
+        </w:rPr>
+        <w:t xml:space="preserve">Στην συνέχεια, </w:t>
+      </w:r>
+      <w:r>
+        <w:rPr>
+          <w:rFonts w:ascii="Times New Roman" w:hAnsi="Times New Roman" w:cs="Times New Roman"/>
+        </w:rPr>
+        <w:t>κατεβάστε τα αποτελέσματα της ανάλυσης.</w:t>
+      </w:r>
+    </w:p>
+    <w:p>
+      <w:pPr>
+        <w:jc w:val="both"/>
+        <w:rPr>
+          <w:rFonts w:ascii="Times New Roman" w:hAnsi="Times New Roman" w:cs="Times New Roman"/>
+        </w:rPr>
+      </w:pPr>
+      <w:r>
+        <w:rPr>
+          <w:rFonts w:ascii="Times New Roman" w:hAnsi="Times New Roman" w:cs="Times New Roman"/>
+        </w:rPr>
+        <w:t>γ)</w:t>
+      </w:r>
+      <w:r>
+        <w:rPr>
+          <w:rFonts w:ascii="Times New Roman" w:hAnsi="Times New Roman" w:cs="Times New Roman"/>
+        </w:rPr>
+        <w:t xml:space="preserve"> Επιλέξτε τα </w:t>
+      </w:r>
+      <w:r>
+        <w:rPr>
+          <w:rFonts w:ascii="Times New Roman" w:hAnsi="Times New Roman" w:cs="Times New Roman"/>
+          <w:lang w:val="en-US"/>
+        </w:rPr>
+        <w:t>top</w:t>
+      </w:r>
+      <w:r>
+        <w:rPr>
+          <w:rFonts w:ascii="Times New Roman" w:hAnsi="Times New Roman" w:cs="Times New Roman"/>
+        </w:rPr>
+        <w:t xml:space="preserve"> 100 </w:t>
+      </w:r>
+      <w:r>
+        <w:rPr>
+          <w:rFonts w:ascii="Times New Roman" w:hAnsi="Times New Roman" w:cs="Times New Roman"/>
+        </w:rPr>
+        <w:t>διαφορικά εκφρασμένα γονίδια (</w:t>
+      </w:r>
+      <w:r>
+        <w:rPr>
+          <w:rFonts w:ascii="Cambria Math" w:hAnsi="Cambria Math" w:cs="Times New Roman"/>
+          <w:i/>
+          <w:iCs/>
+          <w:lang w:val="en-US"/>
+        </w:rPr>
+        <w:t>p</w:t>
+      </w:r>
+      <w:r>
+        <w:rPr>
+          <w:rFonts w:ascii="Cambria Math" w:hAnsi="Cambria Math" w:cs="Times New Roman"/>
+          <w:i/>
+          <w:iCs/>
+        </w:rPr>
+        <w:t xml:space="preserve"> &lt; 0.05 </w:t>
+      </w:r>
+      <w:r>
+        <w:rPr>
+          <w:rFonts w:ascii="Times New Roman" w:hAnsi="Times New Roman" w:cs="Times New Roman"/>
+        </w:rPr>
+        <w:t>)</w:t>
+      </w:r>
+      <w:r>
+        <w:rPr>
+          <w:rFonts w:ascii="Times New Roman" w:hAnsi="Times New Roman" w:cs="Times New Roman"/>
+        </w:rPr>
+        <w:t xml:space="preserve"> </w:t>
+      </w:r>
+      <w:r>
+        <w:rPr>
+          <w:rFonts w:ascii="Times New Roman" w:hAnsi="Times New Roman" w:cs="Times New Roman"/>
+        </w:rPr>
+        <w:t xml:space="preserve">από τα αποτελέσματα </w:t>
+      </w:r>
+      <w:r>
+        <w:rPr>
+          <w:rFonts w:ascii="Times New Roman" w:hAnsi="Times New Roman" w:cs="Times New Roman"/>
+        </w:rPr>
+        <w:t xml:space="preserve">και πραγματοποιείστε ανάλυση εμπλουτισμού στο </w:t>
+      </w:r>
+      <w:proofErr w:type="spellStart"/>
+      <w:r>
+        <w:rPr>
+          <w:rFonts w:ascii="Times New Roman" w:hAnsi="Times New Roman" w:cs="Times New Roman"/>
+          <w:lang w:val="en-US"/>
+        </w:rPr>
+        <w:t>gProfiler</w:t>
+      </w:r>
+      <w:proofErr w:type="spellEnd"/>
+      <w:r>
+        <w:rPr>
+          <w:rFonts w:ascii="Times New Roman" w:hAnsi="Times New Roman" w:cs="Times New Roman"/>
+        </w:rPr>
+        <w:t xml:space="preserve"> (</w:t>
       </w:r>
       <w:hyperlink r:id="rId5" w:history="1">
         <w:r>
           <w:rPr>
-            <w:rStyle w:val="Hyperlink"/>
-            <w:rFonts w:ascii="Times New Roman" w:hAnsi="Times New Roman" w:cs="Times New Roman"/>
-          </w:rPr>
-          <w:t>https://www.ncbi.nlm.nih.gov/geo/geo2r/)</w:t>
-        </w:r>
-      </w:hyperlink>
-    </w:p>
-    <w:p>
-      <w:pPr>
-        <w:jc w:val="both"/>
-        <w:rPr>
-          <w:rFonts w:ascii="Times New Roman" w:hAnsi="Times New Roman" w:cs="Times New Roman"/>
-        </w:rPr>
-      </w:pPr>
-      <w:r>
-        <w:rPr>
-          <w:rFonts w:ascii="Times New Roman" w:hAnsi="Times New Roman" w:cs="Times New Roman"/>
-        </w:rPr>
-        <w:t xml:space="preserve">β) </w:t>
-      </w:r>
-      <w:r>
-        <w:rPr>
-          <w:rFonts w:ascii="Times New Roman" w:hAnsi="Times New Roman" w:cs="Times New Roman"/>
-        </w:rPr>
-        <w:t>Π</w:t>
-      </w:r>
-      <w:r>
-        <w:rPr>
-          <w:rFonts w:ascii="Times New Roman" w:hAnsi="Times New Roman" w:cs="Times New Roman"/>
-        </w:rPr>
-        <w:t>ραγματοποιείστε ανάλυση διαφορικής έκφρασης (</w:t>
-      </w:r>
-      <w:r>
-        <w:rPr>
-          <w:rFonts w:ascii="Times New Roman" w:hAnsi="Times New Roman" w:cs="Times New Roman"/>
-          <w:lang w:val="en-US"/>
-        </w:rPr>
-        <w:t>Differential</w:t>
-      </w:r>
-      <w:r>
-        <w:rPr>
-          <w:rFonts w:ascii="Times New Roman" w:hAnsi="Times New Roman" w:cs="Times New Roman"/>
-        </w:rPr>
-        <w:t xml:space="preserve"> </w:t>
-      </w:r>
-      <w:r>
-        <w:rPr>
-          <w:rFonts w:ascii="Times New Roman" w:hAnsi="Times New Roman" w:cs="Times New Roman"/>
-          <w:lang w:val="en-US"/>
-        </w:rPr>
-        <w:t>Expression</w:t>
-      </w:r>
-      <w:r>
-        <w:rPr>
-          <w:rFonts w:ascii="Times New Roman" w:hAnsi="Times New Roman" w:cs="Times New Roman"/>
-        </w:rPr>
-        <w:t xml:space="preserve"> </w:t>
-      </w:r>
-      <w:r>
-        <w:rPr>
-          <w:rFonts w:ascii="Times New Roman" w:hAnsi="Times New Roman" w:cs="Times New Roman"/>
-          <w:lang w:val="en-US"/>
-        </w:rPr>
-        <w:t>Analysis</w:t>
-      </w:r>
-      <w:r>
-        <w:rPr>
-          <w:rFonts w:ascii="Times New Roman" w:hAnsi="Times New Roman" w:cs="Times New Roman"/>
-        </w:rPr>
-        <w:t>)</w:t>
-      </w:r>
-      <w:r>
-        <w:rPr>
-          <w:rFonts w:ascii="Times New Roman" w:hAnsi="Times New Roman" w:cs="Times New Roman"/>
-        </w:rPr>
-        <w:t xml:space="preserve"> </w:t>
-      </w:r>
-      <w:r>
-        <w:rPr>
-          <w:rFonts w:ascii="Times New Roman" w:hAnsi="Times New Roman" w:cs="Times New Roman"/>
-        </w:rPr>
-        <w:t xml:space="preserve">για την μελέτη </w:t>
-      </w:r>
-      <w:r>
-        <w:rPr>
-          <w:rFonts w:ascii="Times New Roman" w:hAnsi="Times New Roman" w:cs="Times New Roman"/>
-          <w:b/>
-          <w:bCs/>
-          <w:lang w:val="en-US"/>
-        </w:rPr>
-        <w:t>GSE</w:t>
-      </w:r>
-      <w:r>
-        <w:rPr>
-          <w:rFonts w:ascii="Times New Roman" w:hAnsi="Times New Roman" w:cs="Times New Roman"/>
-          <w:b/>
-          <w:bCs/>
-        </w:rPr>
-        <w:t>10810</w:t>
-      </w:r>
-      <w:r>
-        <w:rPr>
-          <w:rFonts w:ascii="Times New Roman" w:hAnsi="Times New Roman" w:cs="Times New Roman"/>
-        </w:rPr>
-        <w:t xml:space="preserve">, </w:t>
-      </w:r>
-      <w:r>
-        <w:rPr>
-          <w:rFonts w:ascii="Times New Roman" w:hAnsi="Times New Roman" w:cs="Times New Roman"/>
-        </w:rPr>
-        <w:t xml:space="preserve">ορίζοντας σωστά </w:t>
-      </w:r>
-      <w:r>
-        <w:rPr>
-          <w:rFonts w:ascii="Times New Roman" w:hAnsi="Times New Roman" w:cs="Times New Roman"/>
-        </w:rPr>
-        <w:t>τις ομάδες</w:t>
-      </w:r>
-      <w:r>
-        <w:rPr>
-          <w:rFonts w:ascii="Times New Roman" w:hAnsi="Times New Roman" w:cs="Times New Roman"/>
-        </w:rPr>
-        <w:t xml:space="preserve"> </w:t>
-      </w:r>
-      <w:r>
-        <w:rPr>
-          <w:rFonts w:ascii="Times New Roman" w:hAnsi="Times New Roman" w:cs="Times New Roman"/>
-          <w:lang w:val="en-US"/>
-        </w:rPr>
-        <w:t>cases</w:t>
-      </w:r>
-      <w:r>
-        <w:rPr>
-          <w:rFonts w:ascii="Times New Roman" w:hAnsi="Times New Roman" w:cs="Times New Roman"/>
-        </w:rPr>
-        <w:t xml:space="preserve"> (ασθενείς)</w:t>
-      </w:r>
-      <w:r>
-        <w:rPr>
-          <w:rFonts w:ascii="Times New Roman" w:hAnsi="Times New Roman" w:cs="Times New Roman"/>
-        </w:rPr>
-        <w:t xml:space="preserve"> </w:t>
-      </w:r>
-      <w:r>
-        <w:rPr>
-          <w:rFonts w:ascii="Times New Roman" w:hAnsi="Times New Roman" w:cs="Times New Roman"/>
-        </w:rPr>
-        <w:t>και</w:t>
-      </w:r>
-      <w:r>
-        <w:rPr>
-          <w:rFonts w:ascii="Times New Roman" w:hAnsi="Times New Roman" w:cs="Times New Roman"/>
-        </w:rPr>
-        <w:t xml:space="preserve"> </w:t>
-      </w:r>
-      <w:r>
-        <w:rPr>
-          <w:rFonts w:ascii="Times New Roman" w:hAnsi="Times New Roman" w:cs="Times New Roman"/>
-          <w:lang w:val="en-US"/>
-        </w:rPr>
-        <w:t>controls</w:t>
-      </w:r>
-      <w:r>
-        <w:rPr>
-          <w:rFonts w:ascii="Times New Roman" w:hAnsi="Times New Roman" w:cs="Times New Roman"/>
-        </w:rPr>
-        <w:t xml:space="preserve"> (υγιείς) και επιλέγοντας την μέθοδο διόρθωσης </w:t>
-      </w:r>
-      <w:proofErr w:type="spellStart"/>
-      <w:r>
-        <w:rPr>
-          <w:rFonts w:ascii="Times New Roman" w:hAnsi="Times New Roman" w:cs="Times New Roman"/>
-          <w:b/>
-          <w:bCs/>
-        </w:rPr>
-        <w:t>Benjamini</w:t>
-      </w:r>
-      <w:proofErr w:type="spellEnd"/>
-      <w:r>
-        <w:rPr>
-          <w:rFonts w:ascii="Times New Roman" w:hAnsi="Times New Roman" w:cs="Times New Roman"/>
-          <w:b/>
-          <w:bCs/>
-        </w:rPr>
-        <w:t xml:space="preserve"> &amp; </w:t>
-      </w:r>
-      <w:proofErr w:type="spellStart"/>
-      <w:r>
-        <w:rPr>
-          <w:rFonts w:ascii="Times New Roman" w:hAnsi="Times New Roman" w:cs="Times New Roman"/>
-          <w:b/>
-          <w:bCs/>
-        </w:rPr>
-        <w:t>Hochberg</w:t>
-      </w:r>
-      <w:proofErr w:type="spellEnd"/>
-      <w:r>
-        <w:rPr>
-          <w:rFonts w:ascii="Times New Roman" w:hAnsi="Times New Roman" w:cs="Times New Roman"/>
-          <w:b/>
-          <w:bCs/>
-        </w:rPr>
-        <w:t xml:space="preserve"> (</w:t>
-      </w:r>
-      <w:proofErr w:type="spellStart"/>
-      <w:r>
-        <w:rPr>
-          <w:rFonts w:ascii="Times New Roman" w:hAnsi="Times New Roman" w:cs="Times New Roman"/>
-          <w:b/>
-          <w:bCs/>
-        </w:rPr>
-        <w:t>False</w:t>
-      </w:r>
-      <w:proofErr w:type="spellEnd"/>
-      <w:r>
-        <w:rPr>
-          <w:rFonts w:ascii="Times New Roman" w:hAnsi="Times New Roman" w:cs="Times New Roman"/>
-          <w:b/>
-          <w:bCs/>
-        </w:rPr>
-        <w:t xml:space="preserve"> </w:t>
-      </w:r>
-      <w:proofErr w:type="spellStart"/>
-      <w:r>
-        <w:rPr>
-          <w:rFonts w:ascii="Times New Roman" w:hAnsi="Times New Roman" w:cs="Times New Roman"/>
-          <w:b/>
-          <w:bCs/>
-        </w:rPr>
-        <w:t>discovery</w:t>
-      </w:r>
-      <w:proofErr w:type="spellEnd"/>
-      <w:r>
-        <w:rPr>
-          <w:rFonts w:ascii="Times New Roman" w:hAnsi="Times New Roman" w:cs="Times New Roman"/>
-          <w:b/>
-          <w:bCs/>
-        </w:rPr>
-        <w:t xml:space="preserve"> </w:t>
-      </w:r>
-      <w:proofErr w:type="spellStart"/>
-      <w:r>
-        <w:rPr>
-          <w:rFonts w:ascii="Times New Roman" w:hAnsi="Times New Roman" w:cs="Times New Roman"/>
-          <w:b/>
-          <w:bCs/>
-        </w:rPr>
-        <w:t>rate</w:t>
-      </w:r>
-      <w:proofErr w:type="spellEnd"/>
-      <w:r>
-        <w:rPr>
-          <w:rFonts w:ascii="Times New Roman" w:hAnsi="Times New Roman" w:cs="Times New Roman"/>
-          <w:b/>
-          <w:bCs/>
-        </w:rPr>
-        <w:t>)</w:t>
-      </w:r>
-      <w:r>
-        <w:rPr>
-          <w:rFonts w:ascii="Times New Roman" w:hAnsi="Times New Roman" w:cs="Times New Roman"/>
-        </w:rPr>
-        <w:t>.</w:t>
-      </w:r>
-      <w:r>
-        <w:rPr>
-          <w:rFonts w:ascii="Times New Roman" w:hAnsi="Times New Roman" w:cs="Times New Roman"/>
-          <w:b/>
-          <w:bCs/>
-        </w:rPr>
-        <w:t xml:space="preserve"> </w:t>
-      </w:r>
-      <w:r>
-        <w:rPr>
-          <w:rFonts w:ascii="Times New Roman" w:hAnsi="Times New Roman" w:cs="Times New Roman"/>
-        </w:rPr>
-        <w:t xml:space="preserve">Στην συνέχεια, </w:t>
-      </w:r>
-      <w:r>
-        <w:rPr>
-          <w:rFonts w:ascii="Times New Roman" w:hAnsi="Times New Roman" w:cs="Times New Roman"/>
-        </w:rPr>
-        <w:t>κατεβάστε τα αποτελέσματα της ανάλυσης.</w:t>
-      </w:r>
-    </w:p>
-    <w:p>
-      <w:pPr>
-        <w:jc w:val="both"/>
-        <w:rPr>
-          <w:rFonts w:ascii="Times New Roman" w:hAnsi="Times New Roman" w:cs="Times New Roman"/>
-        </w:rPr>
-      </w:pPr>
-      <w:r>
-        <w:rPr>
-          <w:rFonts w:ascii="Times New Roman" w:hAnsi="Times New Roman" w:cs="Times New Roman"/>
-        </w:rPr>
-        <w:t>γ)</w:t>
-      </w:r>
-      <w:r>
-        <w:rPr>
-          <w:rFonts w:ascii="Times New Roman" w:hAnsi="Times New Roman" w:cs="Times New Roman"/>
-        </w:rPr>
-        <w:t xml:space="preserve"> Επιλέξτε τα </w:t>
-      </w:r>
-      <w:r>
-        <w:rPr>
-          <w:rFonts w:ascii="Times New Roman" w:hAnsi="Times New Roman" w:cs="Times New Roman"/>
-          <w:lang w:val="en-US"/>
-        </w:rPr>
-        <w:t>top</w:t>
-      </w:r>
-      <w:r>
-        <w:rPr>
-          <w:rFonts w:ascii="Times New Roman" w:hAnsi="Times New Roman" w:cs="Times New Roman"/>
-        </w:rPr>
-        <w:t xml:space="preserve"> 100 </w:t>
-      </w:r>
-      <w:r>
-        <w:rPr>
-          <w:rFonts w:ascii="Times New Roman" w:hAnsi="Times New Roman" w:cs="Times New Roman"/>
-        </w:rPr>
-        <w:t>διαφορικά εκφρασμένα γονίδια (</w:t>
-      </w:r>
-      <w:r>
-        <w:rPr>
-          <w:rFonts w:ascii="Cambria Math" w:hAnsi="Cambria Math" w:cs="Times New Roman"/>
-          <w:i/>
-          <w:iCs/>
-          <w:lang w:val="en-US"/>
-        </w:rPr>
-        <w:t>p</w:t>
-      </w:r>
-      <w:r>
-        <w:rPr>
-          <w:rFonts w:ascii="Cambria Math" w:hAnsi="Cambria Math" w:cs="Times New Roman"/>
-          <w:i/>
-          <w:iCs/>
-        </w:rPr>
-        <w:t xml:space="preserve"> &lt; 0.05 </w:t>
-      </w:r>
-      <w:r>
-        <w:rPr>
-          <w:rFonts w:ascii="Times New Roman" w:hAnsi="Times New Roman" w:cs="Times New Roman"/>
-        </w:rPr>
-        <w:t>)</w:t>
-      </w:r>
-      <w:r>
-        <w:rPr>
-          <w:rFonts w:ascii="Times New Roman" w:hAnsi="Times New Roman" w:cs="Times New Roman"/>
-        </w:rPr>
-        <w:t xml:space="preserve"> </w:t>
-      </w:r>
-      <w:r>
-        <w:rPr>
-          <w:rFonts w:ascii="Times New Roman" w:hAnsi="Times New Roman" w:cs="Times New Roman"/>
-        </w:rPr>
-        <w:t xml:space="preserve">από τα αποτελέσματα </w:t>
-      </w:r>
-      <w:r>
-        <w:rPr>
-          <w:rFonts w:ascii="Times New Roman" w:hAnsi="Times New Roman" w:cs="Times New Roman"/>
-        </w:rPr>
-        <w:t xml:space="preserve">και πραγματοποιείστε ανάλυση εμπλουτισμού στο </w:t>
-      </w:r>
-      <w:proofErr w:type="spellStart"/>
-      <w:r>
-        <w:rPr>
-          <w:rFonts w:ascii="Times New Roman" w:hAnsi="Times New Roman" w:cs="Times New Roman"/>
-          <w:lang w:val="en-US"/>
-        </w:rPr>
-        <w:t>gProfiler</w:t>
-      </w:r>
-      <w:proofErr w:type="spellEnd"/>
-      <w:r>
-        <w:rPr>
-          <w:rFonts w:ascii="Times New Roman" w:hAnsi="Times New Roman" w:cs="Times New Roman"/>
-        </w:rPr>
-        <w:t xml:space="preserve"> (</w:t>
-      </w:r>
-      <w:hyperlink r:id="rId6" w:history="1">
-        <w:r>
-          <w:rPr>
-            <w:rStyle w:val="Hyperlink"/>
+            <w:rStyle w:val="-"/>
             <w:rFonts w:ascii="Times New Roman" w:hAnsi="Times New Roman" w:cs="Times New Roman"/>
           </w:rPr>
           <w:t>https://biit.cs.ut.ee/gprofiler/gost</w:t>
@@ -791,10 +855,10 @@
         </w:rPr>
         <w:t>(</w:t>
       </w:r>
-      <w:hyperlink r:id="rId7" w:history="1">
+      <w:hyperlink r:id="rId6" w:history="1">
         <w:r>
           <w:rPr>
-            <w:rStyle w:val="Hyperlink"/>
+            <w:rStyle w:val="-"/>
             <w:rFonts w:ascii="Times New Roman" w:hAnsi="Times New Roman" w:cs="Times New Roman"/>
           </w:rPr>
           <w:t>http://cybert.ics.uci.edu/</w:t>
@@ -915,7 +979,7 @@
                     <pic:cNvPicPr/>
                   </pic:nvPicPr>
                   <pic:blipFill>
-                    <a:blip r:embed="rId8"/>
+                    <a:blip r:embed="rId7"/>
                     <a:stretch>
                       <a:fillRect/>
                     </a:stretch>
@@ -952,13 +1016,11 @@
           <w:rFonts w:ascii="Times New Roman" w:hAnsi="Times New Roman" w:cs="Times New Roman"/>
           <w:b/>
           <w:bCs/>
-          <w:lang w:val="en-US"/>
-        </w:rPr>
-      </w:pPr>
-      <w:r>
-        <w:rPr>
-          <w:rFonts w:ascii="Times New Roman" w:hAnsi="Times New Roman" w:cs="Times New Roman"/>
-          <w:lang w:val="en-US"/>
+        </w:rPr>
+      </w:pPr>
+      <w:r>
+        <w:rPr>
+          <w:rFonts w:ascii="Times New Roman" w:hAnsi="Times New Roman" w:cs="Times New Roman"/>
         </w:rPr>
         <w:t xml:space="preserve"> </w:t>
       </w:r>
@@ -1180,64 +1242,84 @@
           <w:rFonts w:ascii="Times New Roman" w:hAnsi="Times New Roman" w:cs="Times New Roman"/>
         </w:rPr>
         <w:t xml:space="preserve"> (</w:t>
+      </w:r>
+      <w:hyperlink r:id="rId8" w:history="1">
+        <w:r>
+          <w:rPr>
+            <w:rStyle w:val="-"/>
+            <w:rFonts w:ascii="Times New Roman" w:hAnsi="Times New Roman" w:cs="Times New Roman"/>
+          </w:rPr>
+          <w:t>https://www.cog-genomics.org/plink/1</w:t>
+        </w:r>
+        <w:r>
+          <w:rPr>
+            <w:rStyle w:val="-"/>
+            <w:rFonts w:ascii="Times New Roman" w:hAnsi="Times New Roman" w:cs="Times New Roman"/>
+          </w:rPr>
+          <w:t>.</w:t>
+        </w:r>
+        <w:r>
+          <w:rPr>
+            <w:rStyle w:val="-"/>
+            <w:rFonts w:ascii="Times New Roman" w:hAnsi="Times New Roman" w:cs="Times New Roman"/>
+          </w:rPr>
+          <w:t>9/</w:t>
+        </w:r>
+      </w:hyperlink>
+      <w:r>
+        <w:rPr>
+          <w:rFonts w:ascii="Times New Roman" w:hAnsi="Times New Roman" w:cs="Times New Roman"/>
+        </w:rPr>
+        <w:t>)</w:t>
+      </w:r>
+    </w:p>
+    <w:p>
+      <w:pPr>
+        <w:jc w:val="both"/>
+        <w:rPr>
+          <w:rFonts w:ascii="Times New Roman" w:hAnsi="Times New Roman" w:cs="Times New Roman"/>
+        </w:rPr>
+      </w:pPr>
+      <w:r>
+        <w:rPr>
+          <w:rFonts w:ascii="Times New Roman" w:hAnsi="Times New Roman" w:cs="Times New Roman"/>
+        </w:rPr>
+        <w:t>β) Κατεβάστε τα ακόλουθα σύνολα δεδομένων</w:t>
+      </w:r>
+      <w:r>
+        <w:rPr>
+          <w:rFonts w:ascii="Times New Roman" w:hAnsi="Times New Roman" w:cs="Times New Roman"/>
+        </w:rPr>
+        <w:t xml:space="preserve"> </w:t>
+      </w:r>
+      <w:r>
+        <w:rPr>
+          <w:rFonts w:ascii="Times New Roman" w:hAnsi="Times New Roman" w:cs="Times New Roman"/>
+        </w:rPr>
+        <w:t>από την διεύθυνση</w:t>
+      </w:r>
+      <w:r>
+        <w:rPr>
+          <w:rFonts w:ascii="Times New Roman" w:hAnsi="Times New Roman" w:cs="Times New Roman"/>
+        </w:rPr>
+        <w:t xml:space="preserve"> </w:t>
+      </w:r>
+      <w:r>
+        <w:rPr>
+          <w:rFonts w:ascii="Times New Roman" w:hAnsi="Times New Roman" w:cs="Times New Roman"/>
+        </w:rPr>
+        <w:t>:</w:t>
+      </w:r>
+      <w:r>
+        <w:rPr>
+          <w:rFonts w:ascii="Times New Roman" w:hAnsi="Times New Roman" w:cs="Times New Roman"/>
+        </w:rPr>
+        <w:t xml:space="preserve"> </w:t>
       </w:r>
       <w:hyperlink r:id="rId9" w:history="1">
         <w:r>
           <w:rPr>
-            <w:rStyle w:val="Hyperlink"/>
-            <w:rFonts w:ascii="Times New Roman" w:hAnsi="Times New Roman" w:cs="Times New Roman"/>
-          </w:rPr>
-          <w:t>https://www.cog-genomics.org/plink/1.9/)</w:t>
-        </w:r>
-      </w:hyperlink>
-    </w:p>
-    <w:p>
-      <w:pPr>
-        <w:jc w:val="both"/>
-        <w:rPr>
-          <w:rFonts w:ascii="Times New Roman" w:hAnsi="Times New Roman" w:cs="Times New Roman"/>
-        </w:rPr>
-      </w:pPr>
-      <w:r>
-        <w:rPr>
-          <w:rFonts w:ascii="Times New Roman" w:hAnsi="Times New Roman" w:cs="Times New Roman"/>
-        </w:rPr>
-        <w:t>β) Κατεβάστε τα ακόλουθα σύνολα δεδομένων</w:t>
-      </w:r>
-      <w:r>
-        <w:rPr>
-          <w:rFonts w:ascii="Times New Roman" w:hAnsi="Times New Roman" w:cs="Times New Roman"/>
-        </w:rPr>
-        <w:t xml:space="preserve"> </w:t>
-      </w:r>
-      <w:r>
-        <w:rPr>
-          <w:rFonts w:ascii="Times New Roman" w:hAnsi="Times New Roman" w:cs="Times New Roman"/>
-        </w:rPr>
-        <w:t>από την διεύθυνση</w:t>
-      </w:r>
-      <w:r>
-        <w:rPr>
-          <w:rFonts w:ascii="Times New Roman" w:hAnsi="Times New Roman" w:cs="Times New Roman"/>
-        </w:rPr>
-        <w:t xml:space="preserve"> </w:t>
-      </w:r>
-      <w:r>
-        <w:rPr>
-          <w:rFonts w:ascii="Times New Roman" w:hAnsi="Times New Roman" w:cs="Times New Roman"/>
-        </w:rPr>
-        <w:t>:</w:t>
-      </w:r>
-      <w:r>
-        <w:rPr>
-          <w:rFonts w:ascii="Times New Roman" w:hAnsi="Times New Roman" w:cs="Times New Roman"/>
-        </w:rPr>
-        <w:t xml:space="preserve"> </w:t>
-      </w:r>
-      <w:hyperlink r:id="rId10" w:history="1">
-        <w:r>
-          <w:rPr>
-            <w:rStyle w:val="Hyperlink"/>
+            <w:rStyle w:val="-"/>
             <w:rFonts w:ascii="Times New Roman" w:hAnsi="Times New Roman" w:cs="Times New Roman"/>
           </w:rPr>
           <w:t>https://github.com/gmanios/bioplhroforiki_II/tree/main/PLINK_DEMO_data</w:t>
@@ -1536,34 +1618,714 @@
         <w:jc w:val="both"/>
         <w:rPr>
           <w:rFonts w:ascii="Times New Roman" w:hAnsi="Times New Roman" w:cs="Times New Roman"/>
-          <w:b/>
-          <w:bCs/>
-        </w:rPr>
-      </w:pPr>
-      <w:r>
-        <w:rPr>
-          <w:rFonts w:ascii="Times New Roman" w:hAnsi="Times New Roman" w:cs="Times New Roman"/>
-        </w:rPr>
-        <w:t xml:space="preserve">δ) Επιλέξτε τα στατιστικά σημαντικά </w:t>
-      </w:r>
-      <w:r>
-        <w:rPr>
-          <w:rFonts w:ascii="Times New Roman" w:hAnsi="Times New Roman" w:cs="Times New Roman"/>
-          <w:lang w:val="en-US"/>
-        </w:rPr>
-        <w:t>SNPs</w:t>
-      </w:r>
-      <w:r>
-        <w:rPr>
-          <w:rFonts w:ascii="Times New Roman" w:hAnsi="Times New Roman" w:cs="Times New Roman"/>
+        </w:rPr>
+      </w:pPr>
+    </w:p>
+    <w:p>
+      <w:pPr>
+        <w:jc w:val="center"/>
+        <w:rPr>
+          <w:rFonts w:ascii="Times New Roman" w:hAnsi="Times New Roman" w:cs="Times New Roman"/>
+          <w:b/>
+          <w:bCs/>
+        </w:rPr>
+      </w:pPr>
+      <w:r>
+        <w:rPr>
+          <w:rFonts w:ascii="Times New Roman" w:hAnsi="Times New Roman" w:cs="Times New Roman"/>
+          <w:b/>
+          <w:bCs/>
+        </w:rPr>
+        <w:t>Παραδοτέα εργασία</w:t>
+      </w:r>
+    </w:p>
+    <w:p>
+      <w:pPr>
+        <w:jc w:val="center"/>
+        <w:rPr>
+          <w:rFonts w:ascii="Times New Roman" w:hAnsi="Times New Roman" w:cs="Times New Roman"/>
+          <w:b/>
+          <w:bCs/>
+        </w:rPr>
+      </w:pPr>
+    </w:p>
+    <w:p>
+      <w:pPr>
+        <w:jc w:val="both"/>
+        <w:rPr>
+          <w:rFonts w:ascii="Times New Roman" w:hAnsi="Times New Roman" w:cs="Times New Roman"/>
+          <w:b/>
+          <w:bCs/>
+        </w:rPr>
+      </w:pPr>
+      <w:r>
+        <w:rPr>
+          <w:rFonts w:ascii="Times New Roman" w:hAnsi="Times New Roman" w:cs="Times New Roman"/>
+          <w:b/>
+          <w:bCs/>
+        </w:rPr>
+        <w:t>Στην παραδοτέα εργασία καλείστε να επαναλάβετε τις αναλύσεις που δείξαμε στην εργαστηριακή άσκηση</w:t>
+      </w:r>
+      <w:r>
+        <w:rPr>
+          <w:rFonts w:ascii="Times New Roman" w:hAnsi="Times New Roman" w:cs="Times New Roman"/>
+          <w:b/>
+          <w:bCs/>
+        </w:rPr>
+        <w:t xml:space="preserve">. </w:t>
+      </w:r>
+      <w:r>
+        <w:rPr>
+          <w:rFonts w:ascii="Times New Roman" w:hAnsi="Times New Roman" w:cs="Times New Roman"/>
+          <w:b/>
+          <w:bCs/>
+        </w:rPr>
+        <w:t>Θα πρέπει στην τελική αναφορά</w:t>
+      </w:r>
+      <w:r>
+        <w:rPr>
+          <w:rFonts w:ascii="Times New Roman" w:hAnsi="Times New Roman" w:cs="Times New Roman"/>
+          <w:b/>
+          <w:bCs/>
+        </w:rPr>
+        <w:t xml:space="preserve"> (</w:t>
+      </w:r>
+      <w:r>
+        <w:rPr>
+          <w:rFonts w:ascii="Times New Roman" w:hAnsi="Times New Roman" w:cs="Times New Roman"/>
+          <w:b/>
+          <w:bCs/>
+          <w:lang w:val="en-US"/>
+        </w:rPr>
+        <w:t>docx</w:t>
+      </w:r>
+      <w:r>
+        <w:rPr>
+          <w:rFonts w:ascii="Times New Roman" w:hAnsi="Times New Roman" w:cs="Times New Roman"/>
+          <w:b/>
+          <w:bCs/>
+        </w:rPr>
+        <w:t>/</w:t>
+      </w:r>
+      <w:r>
+        <w:rPr>
+          <w:rFonts w:ascii="Times New Roman" w:hAnsi="Times New Roman" w:cs="Times New Roman"/>
+          <w:b/>
+          <w:bCs/>
+          <w:lang w:val="en-US"/>
+        </w:rPr>
+        <w:t>pdf</w:t>
+      </w:r>
+      <w:r>
+        <w:rPr>
+          <w:rFonts w:ascii="Times New Roman" w:hAnsi="Times New Roman" w:cs="Times New Roman"/>
+          <w:b/>
+          <w:bCs/>
         </w:rPr>
         <w:t xml:space="preserve"> </w:t>
       </w:r>
       <w:r>
         <w:rPr>
           <w:rFonts w:ascii="Times New Roman" w:hAnsi="Times New Roman" w:cs="Times New Roman"/>
-        </w:rPr>
-        <w:t>(</w:t>
+          <w:b/>
+          <w:bCs/>
+        </w:rPr>
+        <w:t>αρχείο)</w:t>
+      </w:r>
+      <w:r>
+        <w:rPr>
+          <w:rFonts w:ascii="Times New Roman" w:hAnsi="Times New Roman" w:cs="Times New Roman"/>
+          <w:b/>
+          <w:bCs/>
+        </w:rPr>
+        <w:t xml:space="preserve">: </w:t>
+      </w:r>
+    </w:p>
+    <w:p>
+      <w:pPr>
+        <w:pStyle w:val="a6"/>
+        <w:numPr>
+          <w:ilvl w:val="0"/>
+          <w:numId w:val="3"/>
+        </w:numPr>
+        <w:jc w:val="both"/>
+        <w:rPr>
+          <w:rFonts w:ascii="Times New Roman" w:hAnsi="Times New Roman" w:cs="Times New Roman"/>
+          <w:b/>
+          <w:bCs/>
+        </w:rPr>
+      </w:pPr>
+      <w:r>
+        <w:rPr>
+          <w:rFonts w:ascii="Times New Roman" w:hAnsi="Times New Roman" w:cs="Times New Roman"/>
+          <w:b/>
+          <w:bCs/>
+        </w:rPr>
+        <w:t>Να δείξετε αναλυτικά πως φτάσατε στα αποτελέσματα των αναλύσεων (</w:t>
+      </w:r>
+      <w:r>
+        <w:rPr>
+          <w:rFonts w:ascii="Times New Roman" w:hAnsi="Times New Roman" w:cs="Times New Roman"/>
+          <w:b/>
+          <w:bCs/>
+        </w:rPr>
+        <w:t xml:space="preserve">με σύντομες </w:t>
+      </w:r>
+      <w:r>
+        <w:rPr>
+          <w:rFonts w:ascii="Times New Roman" w:hAnsi="Times New Roman" w:cs="Times New Roman"/>
+          <w:b/>
+          <w:bCs/>
+        </w:rPr>
+        <w:t xml:space="preserve">επεξηγήσεις, </w:t>
+      </w:r>
+      <w:r>
+        <w:rPr>
+          <w:rFonts w:ascii="Times New Roman" w:hAnsi="Times New Roman" w:cs="Times New Roman"/>
+          <w:b/>
+          <w:bCs/>
+          <w:lang w:val="en-US"/>
+        </w:rPr>
+        <w:t>screenshots</w:t>
+      </w:r>
+      <w:r>
+        <w:rPr>
+          <w:rFonts w:ascii="Times New Roman" w:hAnsi="Times New Roman" w:cs="Times New Roman"/>
+          <w:b/>
+          <w:bCs/>
+        </w:rPr>
+        <w:t xml:space="preserve"> κλπ.)</w:t>
+      </w:r>
+    </w:p>
+    <w:p>
+      <w:pPr>
+        <w:pStyle w:val="a6"/>
+        <w:jc w:val="both"/>
+        <w:rPr>
+          <w:rFonts w:ascii="Times New Roman" w:hAnsi="Times New Roman" w:cs="Times New Roman"/>
+          <w:b/>
+          <w:bCs/>
+        </w:rPr>
+      </w:pPr>
+    </w:p>
+    <w:p>
+      <w:pPr>
+        <w:pStyle w:val="a6"/>
+        <w:numPr>
+          <w:ilvl w:val="0"/>
+          <w:numId w:val="3"/>
+        </w:numPr>
+        <w:jc w:val="both"/>
+        <w:rPr>
+          <w:rFonts w:ascii="Times New Roman" w:hAnsi="Times New Roman" w:cs="Times New Roman"/>
+          <w:b/>
+          <w:bCs/>
+        </w:rPr>
+      </w:pPr>
+      <w:r>
+        <w:rPr>
+          <w:rFonts w:ascii="Times New Roman" w:hAnsi="Times New Roman" w:cs="Times New Roman"/>
+          <w:b/>
+          <w:bCs/>
+        </w:rPr>
+        <w:t xml:space="preserve">Να ερμηνεύσετε σωστά τα αποτελέσματα των αναλύσεων </w:t>
+      </w:r>
+    </w:p>
+    <w:p>
+      <w:pPr>
+        <w:jc w:val="both"/>
+        <w:rPr>
+          <w:rFonts w:ascii="Times New Roman" w:hAnsi="Times New Roman" w:cs="Times New Roman"/>
+          <w:b/>
+          <w:bCs/>
+        </w:rPr>
+      </w:pPr>
+    </w:p>
+    <w:p>
+      <w:pPr>
+        <w:jc w:val="both"/>
+        <w:rPr>
+          <w:rFonts w:ascii="Times New Roman" w:hAnsi="Times New Roman" w:cs="Times New Roman"/>
+          <w:b/>
+          <w:bCs/>
+        </w:rPr>
+      </w:pPr>
+      <w:r>
+        <w:rPr>
+          <w:rFonts w:ascii="Times New Roman" w:hAnsi="Times New Roman" w:cs="Times New Roman"/>
+          <w:b/>
+          <w:bCs/>
+        </w:rPr>
+        <w:t>Η εργασία θα πρέπει να υποβληθεί σ</w:t>
+      </w:r>
+      <w:r>
+        <w:rPr>
+          <w:rFonts w:ascii="Times New Roman" w:hAnsi="Times New Roman" w:cs="Times New Roman"/>
+          <w:b/>
+          <w:bCs/>
+        </w:rPr>
+        <w:t xml:space="preserve">τα προσωπικά σας </w:t>
+      </w:r>
+      <w:r>
+        <w:rPr>
+          <w:rFonts w:ascii="Times New Roman" w:hAnsi="Times New Roman" w:cs="Times New Roman"/>
+          <w:b/>
+          <w:bCs/>
+          <w:lang w:val="en-US"/>
+        </w:rPr>
+        <w:t>GitHub</w:t>
+      </w:r>
+      <w:r>
+        <w:rPr>
+          <w:rFonts w:ascii="Times New Roman" w:hAnsi="Times New Roman" w:cs="Times New Roman"/>
+          <w:b/>
+          <w:bCs/>
+        </w:rPr>
+        <w:t xml:space="preserve"> </w:t>
+      </w:r>
+      <w:r>
+        <w:rPr>
+          <w:rFonts w:ascii="Times New Roman" w:hAnsi="Times New Roman" w:cs="Times New Roman"/>
+          <w:b/>
+          <w:bCs/>
+          <w:lang w:val="en-US"/>
+        </w:rPr>
+        <w:t>repositories</w:t>
+      </w:r>
+      <w:r>
+        <w:rPr>
+          <w:rFonts w:ascii="Times New Roman" w:hAnsi="Times New Roman" w:cs="Times New Roman"/>
+          <w:b/>
+          <w:bCs/>
+        </w:rPr>
+        <w:t xml:space="preserve">, </w:t>
+      </w:r>
+      <w:r>
+        <w:rPr>
+          <w:rFonts w:ascii="Times New Roman" w:hAnsi="Times New Roman" w:cs="Times New Roman"/>
+          <w:b/>
+          <w:bCs/>
+        </w:rPr>
+        <w:t xml:space="preserve">όπου θα είμαι </w:t>
+      </w:r>
+      <w:r>
+        <w:rPr>
+          <w:rFonts w:ascii="Times New Roman" w:hAnsi="Times New Roman" w:cs="Times New Roman"/>
+          <w:b/>
+          <w:bCs/>
+          <w:lang w:val="en-US"/>
+        </w:rPr>
+        <w:t>contributor</w:t>
+      </w:r>
+      <w:r>
+        <w:rPr>
+          <w:rFonts w:ascii="Times New Roman" w:hAnsi="Times New Roman" w:cs="Times New Roman"/>
+          <w:b/>
+          <w:bCs/>
+        </w:rPr>
+        <w:t xml:space="preserve"> (</w:t>
+      </w:r>
+      <w:r>
+        <w:rPr>
+          <w:rFonts w:ascii="Times New Roman" w:hAnsi="Times New Roman" w:cs="Times New Roman"/>
+          <w:b/>
+          <w:bCs/>
+          <w:lang w:val="en-US"/>
+        </w:rPr>
+        <w:t>gmanios</w:t>
+      </w:r>
+      <w:r>
+        <w:rPr>
+          <w:rFonts w:ascii="Times New Roman" w:hAnsi="Times New Roman" w:cs="Times New Roman"/>
+          <w:b/>
+          <w:bCs/>
+        </w:rPr>
+        <w:t xml:space="preserve">). </w:t>
+      </w:r>
+      <w:r>
+        <w:rPr>
+          <w:rFonts w:ascii="Times New Roman" w:hAnsi="Times New Roman" w:cs="Times New Roman"/>
+          <w:b/>
+          <w:bCs/>
+        </w:rPr>
+        <w:t>Οποιαδήποτε εργασία σταλθεί μετά το πέρας της προθεσμίας</w:t>
+      </w:r>
+      <w:r>
+        <w:rPr>
+          <w:rFonts w:ascii="Times New Roman" w:hAnsi="Times New Roman" w:cs="Times New Roman"/>
+          <w:b/>
+          <w:bCs/>
+        </w:rPr>
+        <w:t xml:space="preserve">, </w:t>
+      </w:r>
+      <w:r>
+        <w:rPr>
+          <w:rFonts w:ascii="Times New Roman" w:hAnsi="Times New Roman" w:cs="Times New Roman"/>
+          <w:b/>
+          <w:bCs/>
+        </w:rPr>
+        <w:t>δεν θα γίνεται αποδεκτή</w:t>
+      </w:r>
+      <w:r>
+        <w:rPr>
+          <w:rFonts w:ascii="Times New Roman" w:hAnsi="Times New Roman" w:cs="Times New Roman"/>
+          <w:b/>
+          <w:bCs/>
+        </w:rPr>
+        <w:t>.</w:t>
+      </w:r>
+    </w:p>
+    <w:p>
+      <w:pPr>
+        <w:jc w:val="both"/>
+        <w:rPr>
+          <w:rFonts w:ascii="Times New Roman" w:hAnsi="Times New Roman" w:cs="Times New Roman"/>
+          <w:b/>
+          <w:bCs/>
+        </w:rPr>
+      </w:pPr>
+      <w:r>
+        <w:rPr>
+          <w:rFonts w:ascii="Times New Roman" w:hAnsi="Times New Roman" w:cs="Times New Roman"/>
+          <w:b/>
+          <w:bCs/>
+        </w:rPr>
+        <w:t xml:space="preserve"> </w:t>
+      </w:r>
+      <w:r>
+        <w:rPr>
+          <w:rFonts w:ascii="Times New Roman" w:hAnsi="Times New Roman" w:cs="Times New Roman"/>
+          <w:b/>
+          <w:bCs/>
+        </w:rPr>
+        <w:t xml:space="preserve"> </w:t>
+      </w:r>
+    </w:p>
+    <w:p>
+      <w:pPr>
+        <w:jc w:val="both"/>
+        <w:rPr>
+          <w:rFonts w:ascii="Times New Roman" w:hAnsi="Times New Roman" w:cs="Times New Roman"/>
+          <w:b/>
+          <w:bCs/>
+        </w:rPr>
+      </w:pPr>
+      <w:r>
+        <w:rPr>
+          <w:rFonts w:ascii="Times New Roman" w:hAnsi="Times New Roman" w:cs="Times New Roman"/>
+          <w:b/>
+          <w:bCs/>
+        </w:rPr>
+        <w:t xml:space="preserve">Α) Ανάλυση γονιδιακής έκφρασης με το </w:t>
+      </w:r>
+      <w:r>
+        <w:rPr>
+          <w:rFonts w:ascii="Times New Roman" w:hAnsi="Times New Roman" w:cs="Times New Roman"/>
+          <w:b/>
+          <w:bCs/>
+          <w:lang w:val="en-US"/>
+        </w:rPr>
+        <w:t>GEO</w:t>
+      </w:r>
+      <w:r>
+        <w:rPr>
+          <w:rFonts w:ascii="Times New Roman" w:hAnsi="Times New Roman" w:cs="Times New Roman"/>
+          <w:b/>
+          <w:bCs/>
+        </w:rPr>
+        <w:t>2</w:t>
+      </w:r>
+      <w:r>
+        <w:rPr>
+          <w:rFonts w:ascii="Times New Roman" w:hAnsi="Times New Roman" w:cs="Times New Roman"/>
+          <w:b/>
+          <w:bCs/>
+          <w:lang w:val="en-US"/>
+        </w:rPr>
+        <w:t>R</w:t>
+      </w:r>
+      <w:r>
+        <w:rPr>
+          <w:rFonts w:ascii="Times New Roman" w:hAnsi="Times New Roman" w:cs="Times New Roman"/>
+          <w:b/>
+          <w:bCs/>
+        </w:rPr>
+        <w:t xml:space="preserve"> και ανάλυση εμπλουτισμού με το </w:t>
+      </w:r>
+      <w:proofErr w:type="spellStart"/>
+      <w:r>
+        <w:rPr>
+          <w:rFonts w:ascii="Times New Roman" w:hAnsi="Times New Roman" w:cs="Times New Roman"/>
+          <w:b/>
+          <w:bCs/>
+          <w:lang w:val="en-US"/>
+        </w:rPr>
+        <w:t>gProfiler</w:t>
+      </w:r>
+      <w:proofErr w:type="spellEnd"/>
+    </w:p>
+    <w:p>
+      <w:pPr>
+        <w:jc w:val="both"/>
+        <w:rPr>
+          <w:rFonts w:ascii="Times New Roman" w:hAnsi="Times New Roman" w:cs="Times New Roman"/>
+        </w:rPr>
+      </w:pPr>
+      <w:r>
+        <w:rPr>
+          <w:rFonts w:ascii="Times New Roman" w:hAnsi="Times New Roman" w:cs="Times New Roman"/>
+        </w:rPr>
+        <w:t xml:space="preserve">α) </w:t>
+      </w:r>
+      <w:r>
+        <w:rPr>
+          <w:rFonts w:ascii="Times New Roman" w:hAnsi="Times New Roman" w:cs="Times New Roman"/>
+        </w:rPr>
+        <w:t xml:space="preserve">Μεταβείτε στην σελίδα της </w:t>
+      </w:r>
+      <w:r>
+        <w:rPr>
+          <w:rFonts w:ascii="Times New Roman" w:hAnsi="Times New Roman" w:cs="Times New Roman"/>
+          <w:lang w:val="en-US"/>
+        </w:rPr>
+        <w:t>GEO</w:t>
+      </w:r>
+      <w:r>
+        <w:rPr>
+          <w:rFonts w:ascii="Times New Roman" w:hAnsi="Times New Roman" w:cs="Times New Roman"/>
+        </w:rPr>
+        <w:t xml:space="preserve"> (</w:t>
+      </w:r>
+      <w:hyperlink r:id="rId10" w:history="1">
+        <w:r>
+          <w:rPr>
+            <w:rStyle w:val="-"/>
+            <w:rFonts w:ascii="Times New Roman" w:hAnsi="Times New Roman" w:cs="Times New Roman"/>
+          </w:rPr>
+          <w:t>https://www.ncbi.nlm.nih.gov/geo/</w:t>
+        </w:r>
+      </w:hyperlink>
+      <w:r>
+        <w:rPr>
+          <w:rFonts w:ascii="Times New Roman" w:hAnsi="Times New Roman" w:cs="Times New Roman"/>
+        </w:rPr>
+        <w:t>)</w:t>
+      </w:r>
+      <w:r>
+        <w:rPr>
+          <w:rFonts w:ascii="Times New Roman" w:hAnsi="Times New Roman" w:cs="Times New Roman"/>
+        </w:rPr>
+        <w:t>. Β</w:t>
+      </w:r>
+      <w:r>
+        <w:rPr>
+          <w:rFonts w:ascii="Times New Roman" w:hAnsi="Times New Roman" w:cs="Times New Roman"/>
+        </w:rPr>
+        <w:t xml:space="preserve">ρείτε μια </w:t>
+      </w:r>
+      <w:r>
+        <w:rPr>
+          <w:rFonts w:ascii="Times New Roman" w:hAnsi="Times New Roman" w:cs="Times New Roman"/>
+          <w:lang w:val="en-US"/>
+        </w:rPr>
+        <w:t>case</w:t>
+      </w:r>
+      <w:r>
+        <w:rPr>
+          <w:rFonts w:ascii="Times New Roman" w:hAnsi="Times New Roman" w:cs="Times New Roman"/>
+        </w:rPr>
+        <w:t>-</w:t>
+      </w:r>
+      <w:r>
+        <w:rPr>
+          <w:rFonts w:ascii="Times New Roman" w:hAnsi="Times New Roman" w:cs="Times New Roman"/>
+          <w:lang w:val="en-US"/>
+        </w:rPr>
+        <w:t>control</w:t>
+      </w:r>
+      <w:r>
+        <w:rPr>
+          <w:rFonts w:ascii="Times New Roman" w:hAnsi="Times New Roman" w:cs="Times New Roman"/>
+        </w:rPr>
+        <w:t xml:space="preserve"> </w:t>
+      </w:r>
+      <w:r>
+        <w:rPr>
+          <w:rFonts w:ascii="Times New Roman" w:hAnsi="Times New Roman" w:cs="Times New Roman"/>
+        </w:rPr>
+        <w:t>μελέτη</w:t>
+      </w:r>
+      <w:r>
+        <w:rPr>
+          <w:rFonts w:ascii="Times New Roman" w:hAnsi="Times New Roman" w:cs="Times New Roman"/>
+        </w:rPr>
+        <w:t xml:space="preserve"> στην οποία οι δύο ομάδες αναφέρονται ξεκάθαρα.</w:t>
+      </w:r>
+    </w:p>
+    <w:p>
+      <w:pPr>
+        <w:jc w:val="both"/>
+        <w:rPr>
+          <w:rFonts w:ascii="Times New Roman" w:hAnsi="Times New Roman" w:cs="Times New Roman"/>
+        </w:rPr>
+      </w:pPr>
+      <w:r>
+        <w:rPr>
+          <w:rFonts w:ascii="Times New Roman" w:hAnsi="Times New Roman" w:cs="Times New Roman"/>
+        </w:rPr>
+        <w:t xml:space="preserve">β) </w:t>
+      </w:r>
+      <w:r>
+        <w:rPr>
+          <w:rFonts w:ascii="Times New Roman" w:hAnsi="Times New Roman" w:cs="Times New Roman"/>
+        </w:rPr>
+        <w:t>Με την μελέτη που βρήκατε στην</w:t>
+      </w:r>
+      <w:r>
+        <w:rPr>
+          <w:rFonts w:ascii="Times New Roman" w:hAnsi="Times New Roman" w:cs="Times New Roman"/>
+        </w:rPr>
+        <w:t xml:space="preserve"> </w:t>
+      </w:r>
+      <w:r>
+        <w:rPr>
+          <w:rFonts w:ascii="Times New Roman" w:hAnsi="Times New Roman" w:cs="Times New Roman"/>
+          <w:lang w:val="en-US"/>
+        </w:rPr>
+        <w:t>GEO</w:t>
+      </w:r>
+      <w:r>
+        <w:rPr>
+          <w:rFonts w:ascii="Times New Roman" w:hAnsi="Times New Roman" w:cs="Times New Roman"/>
+        </w:rPr>
+        <w:t xml:space="preserve">, </w:t>
+      </w:r>
+      <w:r>
+        <w:rPr>
+          <w:rFonts w:ascii="Times New Roman" w:hAnsi="Times New Roman" w:cs="Times New Roman"/>
+        </w:rPr>
+        <w:t>π</w:t>
+      </w:r>
+      <w:r>
+        <w:rPr>
+          <w:rFonts w:ascii="Times New Roman" w:hAnsi="Times New Roman" w:cs="Times New Roman"/>
+        </w:rPr>
+        <w:t xml:space="preserve">ραγματοποιείστε ανάλυση διαφορικής έκφρασης </w:t>
+      </w:r>
+      <w:r>
+        <w:rPr>
+          <w:rFonts w:ascii="Times New Roman" w:hAnsi="Times New Roman" w:cs="Times New Roman"/>
+        </w:rPr>
+        <w:t xml:space="preserve">στο </w:t>
+      </w:r>
+      <w:r>
+        <w:rPr>
+          <w:rFonts w:ascii="Times New Roman" w:hAnsi="Times New Roman" w:cs="Times New Roman"/>
+          <w:lang w:val="en-US"/>
+        </w:rPr>
+        <w:t>GEO</w:t>
+      </w:r>
+      <w:r>
+        <w:rPr>
+          <w:rFonts w:ascii="Times New Roman" w:hAnsi="Times New Roman" w:cs="Times New Roman"/>
+        </w:rPr>
+        <w:t>2</w:t>
+      </w:r>
+      <w:r>
+        <w:rPr>
+          <w:rFonts w:ascii="Times New Roman" w:hAnsi="Times New Roman" w:cs="Times New Roman"/>
+          <w:lang w:val="en-US"/>
+        </w:rPr>
+        <w:t>R</w:t>
+      </w:r>
+      <w:r>
+        <w:rPr>
+          <w:rFonts w:ascii="Times New Roman" w:hAnsi="Times New Roman" w:cs="Times New Roman"/>
+        </w:rPr>
+        <w:t xml:space="preserve">, </w:t>
+      </w:r>
+      <w:r>
+        <w:rPr>
+          <w:rFonts w:ascii="Times New Roman" w:hAnsi="Times New Roman" w:cs="Times New Roman"/>
+        </w:rPr>
+        <w:t xml:space="preserve">ορίζοντας σωστά τα </w:t>
+      </w:r>
+      <w:r>
+        <w:rPr>
+          <w:rFonts w:ascii="Times New Roman" w:hAnsi="Times New Roman" w:cs="Times New Roman"/>
+          <w:lang w:val="en-US"/>
+        </w:rPr>
+        <w:t>cases</w:t>
+      </w:r>
+      <w:r>
+        <w:rPr>
+          <w:rFonts w:ascii="Times New Roman" w:hAnsi="Times New Roman" w:cs="Times New Roman"/>
+        </w:rPr>
+        <w:t xml:space="preserve"> </w:t>
+      </w:r>
+      <w:r>
+        <w:rPr>
+          <w:rFonts w:ascii="Times New Roman" w:hAnsi="Times New Roman" w:cs="Times New Roman"/>
+        </w:rPr>
+        <w:t xml:space="preserve">και τα </w:t>
+      </w:r>
+      <w:r>
+        <w:rPr>
+          <w:rFonts w:ascii="Times New Roman" w:hAnsi="Times New Roman" w:cs="Times New Roman"/>
+          <w:lang w:val="en-US"/>
+        </w:rPr>
+        <w:t>controls</w:t>
+      </w:r>
+      <w:r>
+        <w:rPr>
+          <w:rFonts w:ascii="Times New Roman" w:hAnsi="Times New Roman" w:cs="Times New Roman"/>
+        </w:rPr>
+        <w:t xml:space="preserve">, </w:t>
+      </w:r>
+      <w:r>
+        <w:rPr>
+          <w:rFonts w:ascii="Times New Roman" w:hAnsi="Times New Roman" w:cs="Times New Roman"/>
+        </w:rPr>
+        <w:t>και κατεβάστε τα αποτελέσματα της ανάλυσης.</w:t>
+      </w:r>
+    </w:p>
+    <w:p>
+      <w:pPr>
+        <w:jc w:val="both"/>
+        <w:rPr>
+          <w:rFonts w:ascii="Times New Roman" w:hAnsi="Times New Roman" w:cs="Times New Roman"/>
+        </w:rPr>
+      </w:pPr>
+      <w:r>
+        <w:rPr>
+          <w:rFonts w:ascii="Times New Roman" w:hAnsi="Times New Roman" w:cs="Times New Roman"/>
+        </w:rPr>
+        <w:t>γ)</w:t>
+      </w:r>
+      <w:r>
+        <w:rPr>
+          <w:rFonts w:ascii="Times New Roman" w:hAnsi="Times New Roman" w:cs="Times New Roman"/>
+        </w:rPr>
+        <w:t xml:space="preserve"> Επιλέξτε τα </w:t>
+      </w:r>
+      <w:r>
+        <w:rPr>
+          <w:rFonts w:ascii="Times New Roman" w:hAnsi="Times New Roman" w:cs="Times New Roman"/>
+          <w:lang w:val="en-US"/>
+        </w:rPr>
+        <w:t>top</w:t>
+      </w:r>
+      <w:r>
+        <w:rPr>
+          <w:rFonts w:ascii="Times New Roman" w:hAnsi="Times New Roman" w:cs="Times New Roman"/>
+        </w:rPr>
+        <w:t xml:space="preserve"> 100 </w:t>
+      </w:r>
+      <w:r>
+        <w:rPr>
+          <w:rFonts w:ascii="Times New Roman" w:hAnsi="Times New Roman" w:cs="Times New Roman"/>
+        </w:rPr>
+        <w:t>διαφορικά εκφρασμένα γονίδια (</w:t>
       </w:r>
       <w:r>
         <w:rPr>
@@ -1580,38 +2342,17 @@
           <w:i/>
           <w:iCs/>
         </w:rPr>
-        <w:t xml:space="preserve"> &lt; </w:t>
-      </w:r>
-      <w:r>
-        <w:rPr>
-          <w:rFonts w:ascii="Cambria Math" w:hAnsi="Cambria Math" w:cs="Times New Roman"/>
-          <w:i/>
-          <w:iCs/>
-        </w:rPr>
-        <w:t>1</w:t>
-      </w:r>
-      <w:r>
-        <w:rPr>
-          <w:rFonts w:ascii="Cambria Math" w:hAnsi="Cambria Math" w:cs="Times New Roman"/>
-          <w:i/>
-          <w:iCs/>
-          <w:lang w:val="en-US"/>
-        </w:rPr>
-        <w:t>e</w:t>
-      </w:r>
-      <w:r>
-        <w:rPr>
-          <w:rFonts w:ascii="Cambria Math" w:hAnsi="Cambria Math" w:cs="Times New Roman"/>
-          <w:i/>
-          <w:iCs/>
-        </w:rPr>
-        <w:t>-8</w:t>
-      </w:r>
-      <w:r>
-        <w:rPr>
-          <w:rFonts w:ascii="Cambria Math" w:hAnsi="Cambria Math" w:cs="Times New Roman"/>
-          <w:i/>
-          <w:iCs/>
+        <w:t xml:space="preserve"> &lt; 0.05 </w:t>
+      </w:r>
+      <w:r>
+        <w:rPr>
+          <w:rFonts w:ascii="Times New Roman" w:hAnsi="Times New Roman" w:cs="Times New Roman"/>
+        </w:rPr>
+        <w:t>)</w:t>
+      </w:r>
+      <w:r>
+        <w:rPr>
+          <w:rFonts w:ascii="Times New Roman" w:hAnsi="Times New Roman" w:cs="Times New Roman"/>
         </w:rPr>
         <w:t xml:space="preserve"> </w:t>
       </w:r>
@@ -1619,13 +2360,7 @@
         <w:rPr>
           <w:rFonts w:ascii="Times New Roman" w:hAnsi="Times New Roman" w:cs="Times New Roman"/>
         </w:rPr>
-        <w:t>)</w:t>
-      </w:r>
-      <w:r>
-        <w:rPr>
-          <w:rFonts w:ascii="Times New Roman" w:hAnsi="Times New Roman" w:cs="Times New Roman"/>
-        </w:rPr>
-        <w:t xml:space="preserve"> </w:t>
+        <w:t xml:space="preserve">από τα αποτελέσματα </w:t>
       </w:r>
       <w:r>
         <w:rPr>
@@ -1651,7 +2386,7 @@
       <w:hyperlink r:id="rId11" w:history="1">
         <w:r>
           <w:rPr>
-            <w:rStyle w:val="Hyperlink"/>
+            <w:rStyle w:val="-"/>
             <w:rFonts w:ascii="Times New Roman" w:hAnsi="Times New Roman" w:cs="Times New Roman"/>
           </w:rPr>
           <w:t>https://biit.cs.ut.ee/gprofiler/gost</w:t>
@@ -1669,34 +2404,9 @@
         <w:jc w:val="both"/>
         <w:rPr>
           <w:rFonts w:ascii="Times New Roman" w:hAnsi="Times New Roman" w:cs="Times New Roman"/>
-        </w:rPr>
-      </w:pPr>
-    </w:p>
-    <w:p>
-      <w:pPr>
-        <w:jc w:val="center"/>
-        <w:rPr>
-          <w:rFonts w:ascii="Times New Roman" w:hAnsi="Times New Roman" w:cs="Times New Roman"/>
-          <w:b/>
-          <w:bCs/>
-        </w:rPr>
-      </w:pPr>
-      <w:r>
-        <w:rPr>
-          <w:rFonts w:ascii="Times New Roman" w:hAnsi="Times New Roman" w:cs="Times New Roman"/>
-          <w:b/>
-          <w:bCs/>
-        </w:rPr>
-        <w:t>Παραδοτέα εργασία</w:t>
-      </w:r>
-    </w:p>
-    <w:p>
-      <w:pPr>
-        <w:jc w:val="center"/>
-        <w:rPr>
-          <w:rFonts w:ascii="Times New Roman" w:hAnsi="Times New Roman" w:cs="Times New Roman"/>
-          <w:b/>
-          <w:bCs/>
+          <w:b/>
+          <w:bCs/>
+          <w:lang w:val="en-US"/>
         </w:rPr>
       </w:pPr>
     </w:p>
@@ -1715,433 +2425,296 @@
           <w:b/>
           <w:bCs/>
         </w:rPr>
-        <w:t>Στην παραδοτέα εργασία καλείστε να επαναλάβετε τις αναλύσεις που δείξαμε στην εργαστηριακή άσκηση</w:t>
-      </w:r>
-      <w:r>
-        <w:rPr>
-          <w:rFonts w:ascii="Times New Roman" w:hAnsi="Times New Roman" w:cs="Times New Roman"/>
-          <w:b/>
-          <w:bCs/>
-        </w:rPr>
-        <w:t xml:space="preserve">. </w:t>
-      </w:r>
-      <w:r>
-        <w:rPr>
-          <w:rFonts w:ascii="Times New Roman" w:hAnsi="Times New Roman" w:cs="Times New Roman"/>
-          <w:b/>
-          <w:bCs/>
-        </w:rPr>
-        <w:t>Θα πρέπει στην τελική αναφορά</w:t>
-      </w:r>
-      <w:r>
-        <w:rPr>
-          <w:rFonts w:ascii="Times New Roman" w:hAnsi="Times New Roman" w:cs="Times New Roman"/>
-          <w:b/>
-          <w:bCs/>
-        </w:rPr>
-        <w:t xml:space="preserve"> (</w:t>
-      </w:r>
-      <w:r>
-        <w:rPr>
-          <w:rFonts w:ascii="Times New Roman" w:hAnsi="Times New Roman" w:cs="Times New Roman"/>
-          <w:b/>
-          <w:bCs/>
-          <w:lang w:val="en-US"/>
-        </w:rPr>
-        <w:t>docx</w:t>
-      </w:r>
-      <w:r>
-        <w:rPr>
-          <w:rFonts w:ascii="Times New Roman" w:hAnsi="Times New Roman" w:cs="Times New Roman"/>
-          <w:b/>
-          <w:bCs/>
-        </w:rPr>
-        <w:t>/</w:t>
-      </w:r>
-      <w:r>
-        <w:rPr>
-          <w:rFonts w:ascii="Times New Roman" w:hAnsi="Times New Roman" w:cs="Times New Roman"/>
-          <w:b/>
-          <w:bCs/>
-          <w:lang w:val="en-US"/>
-        </w:rPr>
-        <w:t>pdf</w:t>
-      </w:r>
-      <w:r>
-        <w:rPr>
-          <w:rFonts w:ascii="Times New Roman" w:hAnsi="Times New Roman" w:cs="Times New Roman"/>
-          <w:b/>
-          <w:bCs/>
+        <w:t>Β</w:t>
+      </w:r>
+      <w:r>
+        <w:rPr>
+          <w:rFonts w:ascii="Times New Roman" w:hAnsi="Times New Roman" w:cs="Times New Roman"/>
+          <w:b/>
+          <w:bCs/>
+        </w:rPr>
+        <w:t xml:space="preserve">) </w:t>
+      </w:r>
+      <w:r>
+        <w:rPr>
+          <w:rFonts w:ascii="Times New Roman" w:hAnsi="Times New Roman" w:cs="Times New Roman"/>
+          <w:b/>
+          <w:bCs/>
+          <w:lang w:val="en-US"/>
+        </w:rPr>
+        <w:t>GWAS</w:t>
+      </w:r>
+      <w:r>
+        <w:rPr>
+          <w:rFonts w:ascii="Times New Roman" w:hAnsi="Times New Roman" w:cs="Times New Roman"/>
+          <w:b/>
+          <w:bCs/>
+        </w:rPr>
+        <w:t xml:space="preserve"> μετα-ανάλυση με το </w:t>
+      </w:r>
+      <w:r>
+        <w:rPr>
+          <w:rFonts w:ascii="Times New Roman" w:hAnsi="Times New Roman" w:cs="Times New Roman"/>
+          <w:b/>
+          <w:bCs/>
+          <w:lang w:val="en-US"/>
+        </w:rPr>
+        <w:t>PLINK</w:t>
+      </w:r>
+      <w:r>
+        <w:rPr>
+          <w:rFonts w:ascii="Times New Roman" w:hAnsi="Times New Roman" w:cs="Times New Roman"/>
+          <w:b/>
+          <w:bCs/>
+        </w:rPr>
+        <w:t xml:space="preserve"> και ανάλυση εμπλουτισμού με το </w:t>
+      </w:r>
+      <w:proofErr w:type="spellStart"/>
+      <w:r>
+        <w:rPr>
+          <w:rFonts w:ascii="Times New Roman" w:hAnsi="Times New Roman" w:cs="Times New Roman"/>
+          <w:b/>
+          <w:bCs/>
+          <w:lang w:val="en-US"/>
+        </w:rPr>
+        <w:t>gProfiler</w:t>
+      </w:r>
+      <w:proofErr w:type="spellEnd"/>
+    </w:p>
+    <w:p>
+      <w:pPr>
+        <w:jc w:val="both"/>
+        <w:rPr>
+          <w:rFonts w:ascii="Times New Roman" w:hAnsi="Times New Roman" w:cs="Times New Roman"/>
+          <w:b/>
+          <w:bCs/>
+          <w:i/>
+          <w:iCs/>
+        </w:rPr>
+      </w:pPr>
+      <w:r>
+        <w:rPr>
+          <w:rFonts w:ascii="Times New Roman" w:hAnsi="Times New Roman" w:cs="Times New Roman"/>
+          <w:b/>
+          <w:bCs/>
+          <w:i/>
+          <w:iCs/>
+        </w:rPr>
+        <w:t xml:space="preserve">ΠΡΟΣΟΣΧΗ : Για αυτή την άσκηση, θα  πρέπει να εκτελέσετε το </w:t>
+      </w:r>
+      <w:r>
+        <w:rPr>
+          <w:rFonts w:ascii="Times New Roman" w:hAnsi="Times New Roman" w:cs="Times New Roman"/>
+          <w:b/>
+          <w:bCs/>
+          <w:i/>
+          <w:iCs/>
+          <w:lang w:val="en-US"/>
+        </w:rPr>
+        <w:t>PLINK</w:t>
+      </w:r>
+      <w:r>
+        <w:rPr>
+          <w:rFonts w:ascii="Times New Roman" w:hAnsi="Times New Roman" w:cs="Times New Roman"/>
+          <w:b/>
+          <w:bCs/>
+          <w:i/>
+          <w:iCs/>
+        </w:rPr>
+        <w:t xml:space="preserve"> σε περιβάλλον </w:t>
+      </w:r>
+      <w:r>
+        <w:rPr>
+          <w:rFonts w:ascii="Times New Roman" w:hAnsi="Times New Roman" w:cs="Times New Roman"/>
+          <w:b/>
+          <w:bCs/>
+          <w:i/>
+          <w:iCs/>
+          <w:lang w:val="en-US"/>
+        </w:rPr>
+        <w:t>Linux</w:t>
+      </w:r>
+      <w:r>
+        <w:rPr>
+          <w:rFonts w:ascii="Times New Roman" w:hAnsi="Times New Roman" w:cs="Times New Roman"/>
+          <w:b/>
+          <w:bCs/>
+          <w:i/>
+          <w:iCs/>
+        </w:rPr>
+        <w:t xml:space="preserve"> (είτε με </w:t>
+      </w:r>
+      <w:r>
+        <w:rPr>
+          <w:rFonts w:ascii="Times New Roman" w:hAnsi="Times New Roman" w:cs="Times New Roman"/>
+          <w:b/>
+          <w:bCs/>
+          <w:i/>
+          <w:iCs/>
+          <w:lang w:val="en-US"/>
+        </w:rPr>
+        <w:t>WSL</w:t>
+      </w:r>
+      <w:r>
+        <w:rPr>
+          <w:rFonts w:ascii="Times New Roman" w:hAnsi="Times New Roman" w:cs="Times New Roman"/>
+          <w:b/>
+          <w:bCs/>
+          <w:i/>
+          <w:iCs/>
+        </w:rPr>
+        <w:t xml:space="preserve">, </w:t>
+      </w:r>
+      <w:r>
+        <w:rPr>
+          <w:rFonts w:ascii="Times New Roman" w:hAnsi="Times New Roman" w:cs="Times New Roman"/>
+          <w:b/>
+          <w:bCs/>
+          <w:i/>
+          <w:iCs/>
+          <w:lang w:val="en-US"/>
+        </w:rPr>
+        <w:t>Cygwin</w:t>
+      </w:r>
+      <w:r>
+        <w:rPr>
+          <w:rFonts w:ascii="Times New Roman" w:hAnsi="Times New Roman" w:cs="Times New Roman"/>
+          <w:b/>
+          <w:bCs/>
+          <w:i/>
+          <w:iCs/>
+        </w:rPr>
+        <w:t xml:space="preserve">, </w:t>
+      </w:r>
+      <w:r>
+        <w:rPr>
+          <w:rFonts w:ascii="Times New Roman" w:hAnsi="Times New Roman" w:cs="Times New Roman"/>
+          <w:b/>
+          <w:bCs/>
+          <w:i/>
+          <w:iCs/>
+          <w:lang w:val="en-US"/>
+        </w:rPr>
+        <w:t>VirtualBox</w:t>
+      </w:r>
+      <w:r>
+        <w:rPr>
+          <w:rFonts w:ascii="Times New Roman" w:hAnsi="Times New Roman" w:cs="Times New Roman"/>
+          <w:b/>
+          <w:bCs/>
+          <w:i/>
+          <w:iCs/>
+        </w:rPr>
+        <w:t>, κλπ.)</w:t>
+      </w:r>
+    </w:p>
+    <w:p>
+      <w:pPr>
+        <w:jc w:val="both"/>
+        <w:rPr>
+          <w:rFonts w:ascii="Times New Roman" w:hAnsi="Times New Roman" w:cs="Times New Roman"/>
+        </w:rPr>
+      </w:pPr>
+      <w:r>
+        <w:rPr>
+          <w:rFonts w:ascii="Times New Roman" w:hAnsi="Times New Roman" w:cs="Times New Roman"/>
+        </w:rPr>
+        <w:t>α)</w:t>
+      </w:r>
+      <w:r>
+        <w:rPr>
+          <w:rFonts w:ascii="Times New Roman" w:hAnsi="Times New Roman" w:cs="Times New Roman"/>
         </w:rPr>
         <w:t xml:space="preserve"> </w:t>
       </w:r>
       <w:r>
         <w:rPr>
           <w:rFonts w:ascii="Times New Roman" w:hAnsi="Times New Roman" w:cs="Times New Roman"/>
-          <w:b/>
-          <w:bCs/>
-        </w:rPr>
-        <w:t>αρχείο)</w:t>
-      </w:r>
-      <w:r>
-        <w:rPr>
-          <w:rFonts w:ascii="Times New Roman" w:hAnsi="Times New Roman" w:cs="Times New Roman"/>
-          <w:b/>
-          <w:bCs/>
+        </w:rPr>
+        <w:t xml:space="preserve">Κατεβάστε το </w:t>
+      </w:r>
+      <w:r>
+        <w:rPr>
+          <w:rFonts w:ascii="Times New Roman" w:hAnsi="Times New Roman" w:cs="Times New Roman"/>
+          <w:lang w:val="en-US"/>
+        </w:rPr>
+        <w:t>PLINK</w:t>
+      </w:r>
+      <w:r>
+        <w:rPr>
+          <w:rFonts w:ascii="Times New Roman" w:hAnsi="Times New Roman" w:cs="Times New Roman"/>
+        </w:rPr>
+        <w:t xml:space="preserve"> </w:t>
+      </w:r>
+      <w:r>
+        <w:rPr>
+          <w:rFonts w:ascii="Times New Roman" w:hAnsi="Times New Roman" w:cs="Times New Roman"/>
+          <w:lang w:val="en-US"/>
+        </w:rPr>
+        <w:t>v</w:t>
+      </w:r>
+      <w:r>
+        <w:rPr>
+          <w:rFonts w:ascii="Times New Roman" w:hAnsi="Times New Roman" w:cs="Times New Roman"/>
+        </w:rPr>
+        <w:t xml:space="preserve">.1.9 </w:t>
+      </w:r>
+      <w:r>
+        <w:rPr>
+          <w:rFonts w:ascii="Times New Roman" w:hAnsi="Times New Roman" w:cs="Times New Roman"/>
+        </w:rPr>
+        <w:t>(</w:t>
+      </w:r>
+      <w:r>
+        <w:rPr>
+          <w:rFonts w:ascii="Times New Roman" w:hAnsi="Times New Roman" w:cs="Times New Roman"/>
+          <w:lang w:val="en-US"/>
+        </w:rPr>
+        <w:t>Stable</w:t>
+      </w:r>
+      <w:r>
+        <w:rPr>
+          <w:rFonts w:ascii="Times New Roman" w:hAnsi="Times New Roman" w:cs="Times New Roman"/>
+        </w:rPr>
+        <w:t xml:space="preserve">, </w:t>
+      </w:r>
+      <w:r>
+        <w:rPr>
+          <w:rFonts w:ascii="Times New Roman" w:hAnsi="Times New Roman" w:cs="Times New Roman"/>
+          <w:lang w:val="en-US"/>
+        </w:rPr>
+        <w:t>Linux</w:t>
+      </w:r>
+      <w:r>
+        <w:rPr>
+          <w:rFonts w:ascii="Times New Roman" w:hAnsi="Times New Roman" w:cs="Times New Roman"/>
+        </w:rPr>
+        <w:t xml:space="preserve"> 64-</w:t>
+      </w:r>
+      <w:r>
+        <w:rPr>
+          <w:rFonts w:ascii="Times New Roman" w:hAnsi="Times New Roman" w:cs="Times New Roman"/>
+          <w:lang w:val="en-US"/>
+        </w:rPr>
+        <w:t>bit</w:t>
+      </w:r>
+      <w:r>
+        <w:rPr>
+          <w:rFonts w:ascii="Times New Roman" w:hAnsi="Times New Roman" w:cs="Times New Roman"/>
+        </w:rPr>
+        <w:t xml:space="preserve">) </w:t>
+      </w:r>
+      <w:r>
+        <w:rPr>
+          <w:rFonts w:ascii="Times New Roman" w:hAnsi="Times New Roman" w:cs="Times New Roman"/>
+        </w:rPr>
+        <w:t>από την ακόλουθη διεύθυνση</w:t>
+      </w:r>
+      <w:r>
+        <w:rPr>
+          <w:rFonts w:ascii="Times New Roman" w:hAnsi="Times New Roman" w:cs="Times New Roman"/>
         </w:rPr>
         <w:t xml:space="preserve">: </w:t>
-      </w:r>
-    </w:p>
-    <w:p>
-      <w:pPr>
-        <w:pStyle w:val="ListParagraph"/>
-        <w:numPr>
-          <w:ilvl w:val="0"/>
-          <w:numId w:val="3"/>
-        </w:numPr>
-        <w:jc w:val="both"/>
-        <w:rPr>
-          <w:rFonts w:ascii="Times New Roman" w:hAnsi="Times New Roman" w:cs="Times New Roman"/>
-          <w:b/>
-          <w:bCs/>
-        </w:rPr>
-      </w:pPr>
-      <w:r>
-        <w:rPr>
-          <w:rFonts w:ascii="Times New Roman" w:hAnsi="Times New Roman" w:cs="Times New Roman"/>
-          <w:b/>
-          <w:bCs/>
-        </w:rPr>
-        <w:t>Να δείξετε αναλυτικά πως φτάσατε στα αποτελέσματα των αναλύσεων (</w:t>
-      </w:r>
-      <w:r>
-        <w:rPr>
-          <w:rFonts w:ascii="Times New Roman" w:hAnsi="Times New Roman" w:cs="Times New Roman"/>
-          <w:b/>
-          <w:bCs/>
-        </w:rPr>
-        <w:t xml:space="preserve">με σύντομες </w:t>
-      </w:r>
-      <w:r>
-        <w:rPr>
-          <w:rFonts w:ascii="Times New Roman" w:hAnsi="Times New Roman" w:cs="Times New Roman"/>
-          <w:b/>
-          <w:bCs/>
-        </w:rPr>
-        <w:t xml:space="preserve">επεξηγήσεις, </w:t>
-      </w:r>
-      <w:r>
-        <w:rPr>
-          <w:rFonts w:ascii="Times New Roman" w:hAnsi="Times New Roman" w:cs="Times New Roman"/>
-          <w:b/>
-          <w:bCs/>
-          <w:lang w:val="en-US"/>
-        </w:rPr>
-        <w:t>screenshots</w:t>
-      </w:r>
-      <w:r>
-        <w:rPr>
-          <w:rFonts w:ascii="Times New Roman" w:hAnsi="Times New Roman" w:cs="Times New Roman"/>
-          <w:b/>
-          <w:bCs/>
-        </w:rPr>
-        <w:t xml:space="preserve"> κλπ.)</w:t>
-      </w:r>
-    </w:p>
-    <w:p>
-      <w:pPr>
-        <w:pStyle w:val="ListParagraph"/>
-        <w:jc w:val="both"/>
-        <w:rPr>
-          <w:rFonts w:ascii="Times New Roman" w:hAnsi="Times New Roman" w:cs="Times New Roman"/>
-          <w:b/>
-          <w:bCs/>
-        </w:rPr>
-      </w:pPr>
-    </w:p>
-    <w:p>
-      <w:pPr>
-        <w:pStyle w:val="ListParagraph"/>
-        <w:numPr>
-          <w:ilvl w:val="0"/>
-          <w:numId w:val="3"/>
-        </w:numPr>
-        <w:jc w:val="both"/>
-        <w:rPr>
-          <w:rFonts w:ascii="Times New Roman" w:hAnsi="Times New Roman" w:cs="Times New Roman"/>
-          <w:b/>
-          <w:bCs/>
-        </w:rPr>
-      </w:pPr>
-      <w:r>
-        <w:rPr>
-          <w:rFonts w:ascii="Times New Roman" w:hAnsi="Times New Roman" w:cs="Times New Roman"/>
-          <w:b/>
-          <w:bCs/>
-        </w:rPr>
-        <w:t xml:space="preserve">Να ερμηνεύσετε σωστά τα αποτελέσματα των αναλύσεων </w:t>
-      </w:r>
-    </w:p>
-    <w:p>
-      <w:pPr>
-        <w:jc w:val="both"/>
-        <w:rPr>
-          <w:rFonts w:ascii="Times New Roman" w:hAnsi="Times New Roman" w:cs="Times New Roman"/>
-          <w:b/>
-          <w:bCs/>
-        </w:rPr>
-      </w:pPr>
-    </w:p>
-    <w:p>
-      <w:pPr>
-        <w:jc w:val="both"/>
-        <w:rPr>
-          <w:rFonts w:ascii="Times New Roman" w:hAnsi="Times New Roman" w:cs="Times New Roman"/>
-          <w:b/>
-          <w:bCs/>
-        </w:rPr>
-      </w:pPr>
-      <w:r>
-        <w:rPr>
-          <w:rFonts w:ascii="Times New Roman" w:hAnsi="Times New Roman" w:cs="Times New Roman"/>
-          <w:b/>
-          <w:bCs/>
-        </w:rPr>
-        <w:t>Η εργασία θα πρέπει να υποβληθεί σ</w:t>
-      </w:r>
-      <w:r>
-        <w:rPr>
-          <w:rFonts w:ascii="Times New Roman" w:hAnsi="Times New Roman" w:cs="Times New Roman"/>
-          <w:b/>
-          <w:bCs/>
-        </w:rPr>
-        <w:t xml:space="preserve">τα προσωπικά σας </w:t>
-      </w:r>
-      <w:r>
-        <w:rPr>
-          <w:rFonts w:ascii="Times New Roman" w:hAnsi="Times New Roman" w:cs="Times New Roman"/>
-          <w:b/>
-          <w:bCs/>
-          <w:lang w:val="en-US"/>
-        </w:rPr>
-        <w:t>GitHub</w:t>
-      </w:r>
-      <w:r>
-        <w:rPr>
-          <w:rFonts w:ascii="Times New Roman" w:hAnsi="Times New Roman" w:cs="Times New Roman"/>
-          <w:b/>
-          <w:bCs/>
-        </w:rPr>
-        <w:t xml:space="preserve"> </w:t>
-      </w:r>
-      <w:r>
-        <w:rPr>
-          <w:rFonts w:ascii="Times New Roman" w:hAnsi="Times New Roman" w:cs="Times New Roman"/>
-          <w:b/>
-          <w:bCs/>
-          <w:lang w:val="en-US"/>
-        </w:rPr>
-        <w:t>repositories</w:t>
-      </w:r>
-      <w:r>
-        <w:rPr>
-          <w:rFonts w:ascii="Times New Roman" w:hAnsi="Times New Roman" w:cs="Times New Roman"/>
-          <w:b/>
-          <w:bCs/>
-        </w:rPr>
-        <w:t xml:space="preserve">, </w:t>
-      </w:r>
-      <w:r>
-        <w:rPr>
-          <w:rFonts w:ascii="Times New Roman" w:hAnsi="Times New Roman" w:cs="Times New Roman"/>
-          <w:b/>
-          <w:bCs/>
-        </w:rPr>
-        <w:t xml:space="preserve">όπου θα είμαι </w:t>
-      </w:r>
-      <w:r>
-        <w:rPr>
-          <w:rFonts w:ascii="Times New Roman" w:hAnsi="Times New Roman" w:cs="Times New Roman"/>
-          <w:b/>
-          <w:bCs/>
-          <w:lang w:val="en-US"/>
-        </w:rPr>
-        <w:t>contributor</w:t>
-      </w:r>
-      <w:r>
-        <w:rPr>
-          <w:rFonts w:ascii="Times New Roman" w:hAnsi="Times New Roman" w:cs="Times New Roman"/>
-          <w:b/>
-          <w:bCs/>
-        </w:rPr>
-        <w:t xml:space="preserve"> (</w:t>
-      </w:r>
-      <w:proofErr w:type="spellStart"/>
-      <w:r>
-        <w:rPr>
-          <w:rFonts w:ascii="Times New Roman" w:hAnsi="Times New Roman" w:cs="Times New Roman"/>
-          <w:b/>
-          <w:bCs/>
-          <w:lang w:val="en-US"/>
-        </w:rPr>
-        <w:t>gmanios</w:t>
-      </w:r>
-      <w:proofErr w:type="spellEnd"/>
-      <w:r>
-        <w:rPr>
-          <w:rFonts w:ascii="Times New Roman" w:hAnsi="Times New Roman" w:cs="Times New Roman"/>
-          <w:b/>
-          <w:bCs/>
-        </w:rPr>
-        <w:t xml:space="preserve">). </w:t>
-      </w:r>
-      <w:r>
-        <w:rPr>
-          <w:rFonts w:ascii="Times New Roman" w:hAnsi="Times New Roman" w:cs="Times New Roman"/>
-          <w:b/>
-          <w:bCs/>
-        </w:rPr>
-        <w:t>Οποιαδήποτε εργασία σταλθεί μετά το πέρας της προθεσμίας</w:t>
-      </w:r>
-      <w:r>
-        <w:rPr>
-          <w:rFonts w:ascii="Times New Roman" w:hAnsi="Times New Roman" w:cs="Times New Roman"/>
-          <w:b/>
-          <w:bCs/>
-        </w:rPr>
-        <w:t xml:space="preserve">, </w:t>
-      </w:r>
-      <w:r>
-        <w:rPr>
-          <w:rFonts w:ascii="Times New Roman" w:hAnsi="Times New Roman" w:cs="Times New Roman"/>
-          <w:b/>
-          <w:bCs/>
-        </w:rPr>
-        <w:t>δεν θα γίνεται αποδεκτή</w:t>
-      </w:r>
-      <w:r>
-        <w:rPr>
-          <w:rFonts w:ascii="Times New Roman" w:hAnsi="Times New Roman" w:cs="Times New Roman"/>
-          <w:b/>
-          <w:bCs/>
-        </w:rPr>
-        <w:t>.</w:t>
-      </w:r>
-    </w:p>
-    <w:p>
-      <w:pPr>
-        <w:jc w:val="both"/>
-        <w:rPr>
-          <w:rFonts w:ascii="Times New Roman" w:hAnsi="Times New Roman" w:cs="Times New Roman"/>
-          <w:b/>
-          <w:bCs/>
-        </w:rPr>
-      </w:pPr>
-      <w:r>
-        <w:rPr>
-          <w:rFonts w:ascii="Times New Roman" w:hAnsi="Times New Roman" w:cs="Times New Roman"/>
-          <w:b/>
-          <w:bCs/>
-        </w:rPr>
-        <w:t xml:space="preserve"> </w:t>
-      </w:r>
-      <w:r>
-        <w:rPr>
-          <w:rFonts w:ascii="Times New Roman" w:hAnsi="Times New Roman" w:cs="Times New Roman"/>
-          <w:b/>
-          <w:bCs/>
-        </w:rPr>
-        <w:t xml:space="preserve"> </w:t>
-      </w:r>
-    </w:p>
-    <w:p>
-      <w:pPr>
-        <w:jc w:val="both"/>
-        <w:rPr>
-          <w:rFonts w:ascii="Times New Roman" w:hAnsi="Times New Roman" w:cs="Times New Roman"/>
-          <w:b/>
-          <w:bCs/>
-        </w:rPr>
-      </w:pPr>
-      <w:r>
-        <w:rPr>
-          <w:rFonts w:ascii="Times New Roman" w:hAnsi="Times New Roman" w:cs="Times New Roman"/>
-          <w:b/>
-          <w:bCs/>
-        </w:rPr>
-        <w:t xml:space="preserve">Α) Ανάλυση γονιδιακής έκφρασης με το </w:t>
-      </w:r>
-      <w:r>
-        <w:rPr>
-          <w:rFonts w:ascii="Times New Roman" w:hAnsi="Times New Roman" w:cs="Times New Roman"/>
-          <w:b/>
-          <w:bCs/>
-          <w:lang w:val="en-US"/>
-        </w:rPr>
-        <w:t>GEO</w:t>
-      </w:r>
-      <w:r>
-        <w:rPr>
-          <w:rFonts w:ascii="Times New Roman" w:hAnsi="Times New Roman" w:cs="Times New Roman"/>
-          <w:b/>
-          <w:bCs/>
-        </w:rPr>
-        <w:t>2</w:t>
-      </w:r>
-      <w:r>
-        <w:rPr>
-          <w:rFonts w:ascii="Times New Roman" w:hAnsi="Times New Roman" w:cs="Times New Roman"/>
-          <w:b/>
-          <w:bCs/>
-          <w:lang w:val="en-US"/>
-        </w:rPr>
-        <w:t>R</w:t>
-      </w:r>
-      <w:r>
-        <w:rPr>
-          <w:rFonts w:ascii="Times New Roman" w:hAnsi="Times New Roman" w:cs="Times New Roman"/>
-          <w:b/>
-          <w:bCs/>
-        </w:rPr>
-        <w:t xml:space="preserve"> και ανάλυση εμπλουτισμού με το </w:t>
-      </w:r>
-      <w:proofErr w:type="spellStart"/>
-      <w:r>
-        <w:rPr>
-          <w:rFonts w:ascii="Times New Roman" w:hAnsi="Times New Roman" w:cs="Times New Roman"/>
-          <w:b/>
-          <w:bCs/>
-          <w:lang w:val="en-US"/>
-        </w:rPr>
-        <w:t>gProfiler</w:t>
-      </w:r>
-      <w:proofErr w:type="spellEnd"/>
-    </w:p>
-    <w:p>
-      <w:pPr>
-        <w:jc w:val="both"/>
-        <w:rPr>
-          <w:rFonts w:ascii="Times New Roman" w:hAnsi="Times New Roman" w:cs="Times New Roman"/>
-        </w:rPr>
-      </w:pPr>
-      <w:r>
-        <w:rPr>
-          <w:rFonts w:ascii="Times New Roman" w:hAnsi="Times New Roman" w:cs="Times New Roman"/>
-        </w:rPr>
-        <w:t xml:space="preserve">α) </w:t>
-      </w:r>
-      <w:r>
-        <w:rPr>
-          <w:rFonts w:ascii="Times New Roman" w:hAnsi="Times New Roman" w:cs="Times New Roman"/>
-        </w:rPr>
-        <w:t xml:space="preserve">Μεταβείτε στην σελίδα της </w:t>
-      </w:r>
-      <w:r>
-        <w:rPr>
-          <w:rFonts w:ascii="Times New Roman" w:hAnsi="Times New Roman" w:cs="Times New Roman"/>
-          <w:lang w:val="en-US"/>
-        </w:rPr>
-        <w:t>GEO</w:t>
       </w:r>
       <w:r>
         <w:rPr>
@@ -2152,665 +2725,7 @@
       <w:hyperlink r:id="rId12" w:history="1">
         <w:r>
           <w:rPr>
-            <w:rStyle w:val="Hyperlink"/>
-            <w:rFonts w:ascii="Times New Roman" w:hAnsi="Times New Roman" w:cs="Times New Roman"/>
-          </w:rPr>
-          <w:t>https://www.ncbi.nlm.nih.gov/geo/</w:t>
-        </w:r>
-      </w:hyperlink>
-      <w:r>
-        <w:rPr>
-          <w:rFonts w:ascii="Times New Roman" w:hAnsi="Times New Roman" w:cs="Times New Roman"/>
-        </w:rPr>
-        <w:t>)</w:t>
-      </w:r>
-      <w:r>
-        <w:rPr>
-          <w:rFonts w:ascii="Times New Roman" w:hAnsi="Times New Roman" w:cs="Times New Roman"/>
-        </w:rPr>
-        <w:t>. Β</w:t>
-      </w:r>
-      <w:r>
-        <w:rPr>
-          <w:rFonts w:ascii="Times New Roman" w:hAnsi="Times New Roman" w:cs="Times New Roman"/>
-        </w:rPr>
-        <w:t xml:space="preserve">ρείτε μια </w:t>
-      </w:r>
-      <w:r>
-        <w:rPr>
-          <w:rFonts w:ascii="Times New Roman" w:hAnsi="Times New Roman" w:cs="Times New Roman"/>
-          <w:lang w:val="en-US"/>
-        </w:rPr>
-        <w:t>case</w:t>
-      </w:r>
-      <w:r>
-        <w:rPr>
-          <w:rFonts w:ascii="Times New Roman" w:hAnsi="Times New Roman" w:cs="Times New Roman"/>
-        </w:rPr>
-        <w:t>-</w:t>
-      </w:r>
-      <w:r>
-        <w:rPr>
-          <w:rFonts w:ascii="Times New Roman" w:hAnsi="Times New Roman" w:cs="Times New Roman"/>
-          <w:lang w:val="en-US"/>
-        </w:rPr>
-        <w:t>control</w:t>
-      </w:r>
-      <w:r>
-        <w:rPr>
-          <w:rFonts w:ascii="Times New Roman" w:hAnsi="Times New Roman" w:cs="Times New Roman"/>
-        </w:rPr>
-        <w:t xml:space="preserve"> </w:t>
-      </w:r>
-      <w:r>
-        <w:rPr>
-          <w:rFonts w:ascii="Times New Roman" w:hAnsi="Times New Roman" w:cs="Times New Roman"/>
-        </w:rPr>
-        <w:t>μελέτη</w:t>
-      </w:r>
-      <w:r>
-        <w:rPr>
-          <w:rFonts w:ascii="Times New Roman" w:hAnsi="Times New Roman" w:cs="Times New Roman"/>
-        </w:rPr>
-        <w:t xml:space="preserve"> στην οποία οι δύο ομάδες αναφέρονται ξεκάθαρα.</w:t>
-      </w:r>
-    </w:p>
-    <w:p>
-      <w:pPr>
-        <w:jc w:val="both"/>
-        <w:rPr>
-          <w:rFonts w:ascii="Times New Roman" w:hAnsi="Times New Roman" w:cs="Times New Roman"/>
-        </w:rPr>
-      </w:pPr>
-      <w:r>
-        <w:rPr>
-          <w:rFonts w:ascii="Times New Roman" w:hAnsi="Times New Roman" w:cs="Times New Roman"/>
-        </w:rPr>
-        <w:t xml:space="preserve">β) </w:t>
-      </w:r>
-      <w:r>
-        <w:rPr>
-          <w:rFonts w:ascii="Times New Roman" w:hAnsi="Times New Roman" w:cs="Times New Roman"/>
-        </w:rPr>
-        <w:t>Με την μελέτη που βρήκατε στην</w:t>
-      </w:r>
-      <w:r>
-        <w:rPr>
-          <w:rFonts w:ascii="Times New Roman" w:hAnsi="Times New Roman" w:cs="Times New Roman"/>
-        </w:rPr>
-        <w:t xml:space="preserve"> </w:t>
-      </w:r>
-      <w:r>
-        <w:rPr>
-          <w:rFonts w:ascii="Times New Roman" w:hAnsi="Times New Roman" w:cs="Times New Roman"/>
-          <w:lang w:val="en-US"/>
-        </w:rPr>
-        <w:t>GEO</w:t>
-      </w:r>
-      <w:r>
-        <w:rPr>
-          <w:rFonts w:ascii="Times New Roman" w:hAnsi="Times New Roman" w:cs="Times New Roman"/>
-        </w:rPr>
-        <w:t xml:space="preserve">, </w:t>
-      </w:r>
-      <w:r>
-        <w:rPr>
-          <w:rFonts w:ascii="Times New Roman" w:hAnsi="Times New Roman" w:cs="Times New Roman"/>
-        </w:rPr>
-        <w:t>π</w:t>
-      </w:r>
-      <w:r>
-        <w:rPr>
-          <w:rFonts w:ascii="Times New Roman" w:hAnsi="Times New Roman" w:cs="Times New Roman"/>
-        </w:rPr>
-        <w:t xml:space="preserve">ραγματοποιείστε ανάλυση διαφορικής έκφρασης </w:t>
-      </w:r>
-      <w:r>
-        <w:rPr>
-          <w:rFonts w:ascii="Times New Roman" w:hAnsi="Times New Roman" w:cs="Times New Roman"/>
-        </w:rPr>
-        <w:t xml:space="preserve">στο </w:t>
-      </w:r>
-      <w:r>
-        <w:rPr>
-          <w:rFonts w:ascii="Times New Roman" w:hAnsi="Times New Roman" w:cs="Times New Roman"/>
-          <w:lang w:val="en-US"/>
-        </w:rPr>
-        <w:t>GEO</w:t>
-      </w:r>
-      <w:r>
-        <w:rPr>
-          <w:rFonts w:ascii="Times New Roman" w:hAnsi="Times New Roman" w:cs="Times New Roman"/>
-        </w:rPr>
-        <w:t>2</w:t>
-      </w:r>
-      <w:r>
-        <w:rPr>
-          <w:rFonts w:ascii="Times New Roman" w:hAnsi="Times New Roman" w:cs="Times New Roman"/>
-          <w:lang w:val="en-US"/>
-        </w:rPr>
-        <w:t>R</w:t>
-      </w:r>
-      <w:r>
-        <w:rPr>
-          <w:rFonts w:ascii="Times New Roman" w:hAnsi="Times New Roman" w:cs="Times New Roman"/>
-        </w:rPr>
-        <w:t xml:space="preserve">, </w:t>
-      </w:r>
-      <w:r>
-        <w:rPr>
-          <w:rFonts w:ascii="Times New Roman" w:hAnsi="Times New Roman" w:cs="Times New Roman"/>
-        </w:rPr>
-        <w:t xml:space="preserve">ορίζοντας σωστά τα </w:t>
-      </w:r>
-      <w:r>
-        <w:rPr>
-          <w:rFonts w:ascii="Times New Roman" w:hAnsi="Times New Roman" w:cs="Times New Roman"/>
-          <w:lang w:val="en-US"/>
-        </w:rPr>
-        <w:t>cases</w:t>
-      </w:r>
-      <w:r>
-        <w:rPr>
-          <w:rFonts w:ascii="Times New Roman" w:hAnsi="Times New Roman" w:cs="Times New Roman"/>
-        </w:rPr>
-        <w:t xml:space="preserve"> </w:t>
-      </w:r>
-      <w:r>
-        <w:rPr>
-          <w:rFonts w:ascii="Times New Roman" w:hAnsi="Times New Roman" w:cs="Times New Roman"/>
-        </w:rPr>
-        <w:t xml:space="preserve">και τα </w:t>
-      </w:r>
-      <w:r>
-        <w:rPr>
-          <w:rFonts w:ascii="Times New Roman" w:hAnsi="Times New Roman" w:cs="Times New Roman"/>
-          <w:lang w:val="en-US"/>
-        </w:rPr>
-        <w:t>controls</w:t>
-      </w:r>
-      <w:r>
-        <w:rPr>
-          <w:rFonts w:ascii="Times New Roman" w:hAnsi="Times New Roman" w:cs="Times New Roman"/>
-        </w:rPr>
-        <w:t xml:space="preserve">, </w:t>
-      </w:r>
-      <w:r>
-        <w:rPr>
-          <w:rFonts w:ascii="Times New Roman" w:hAnsi="Times New Roman" w:cs="Times New Roman"/>
-        </w:rPr>
-        <w:t>και κατεβάστε τα αποτελέσματα της ανάλυσης.</w:t>
-      </w:r>
-    </w:p>
-    <w:p>
-      <w:pPr>
-        <w:jc w:val="both"/>
-        <w:rPr>
-          <w:rFonts w:ascii="Times New Roman" w:hAnsi="Times New Roman" w:cs="Times New Roman"/>
-        </w:rPr>
-      </w:pPr>
-      <w:r>
-        <w:rPr>
-          <w:rFonts w:ascii="Times New Roman" w:hAnsi="Times New Roman" w:cs="Times New Roman"/>
-        </w:rPr>
-        <w:t>γ)</w:t>
-      </w:r>
-      <w:r>
-        <w:rPr>
-          <w:rFonts w:ascii="Times New Roman" w:hAnsi="Times New Roman" w:cs="Times New Roman"/>
-        </w:rPr>
-        <w:t xml:space="preserve"> Επιλέξτε τα </w:t>
-      </w:r>
-      <w:r>
-        <w:rPr>
-          <w:rFonts w:ascii="Times New Roman" w:hAnsi="Times New Roman" w:cs="Times New Roman"/>
-          <w:lang w:val="en-US"/>
-        </w:rPr>
-        <w:t>top</w:t>
-      </w:r>
-      <w:r>
-        <w:rPr>
-          <w:rFonts w:ascii="Times New Roman" w:hAnsi="Times New Roman" w:cs="Times New Roman"/>
-        </w:rPr>
-        <w:t xml:space="preserve"> 100 </w:t>
-      </w:r>
-      <w:r>
-        <w:rPr>
-          <w:rFonts w:ascii="Times New Roman" w:hAnsi="Times New Roman" w:cs="Times New Roman"/>
-        </w:rPr>
-        <w:t>διαφορικά εκφρασμένα γονίδια (</w:t>
-      </w:r>
-      <w:r>
-        <w:rPr>
-          <w:rFonts w:ascii="Cambria Math" w:hAnsi="Cambria Math" w:cs="Times New Roman"/>
-          <w:i/>
-          <w:iCs/>
-          <w:lang w:val="en-US"/>
-        </w:rPr>
-        <w:t>p</w:t>
-      </w:r>
-      <w:r>
-        <w:rPr>
-          <w:rFonts w:ascii="Cambria Math" w:hAnsi="Cambria Math" w:cs="Times New Roman"/>
-          <w:i/>
-          <w:iCs/>
-        </w:rPr>
-        <w:t xml:space="preserve"> &lt; 0.05 </w:t>
-      </w:r>
-      <w:r>
-        <w:rPr>
-          <w:rFonts w:ascii="Times New Roman" w:hAnsi="Times New Roman" w:cs="Times New Roman"/>
-        </w:rPr>
-        <w:t>)</w:t>
-      </w:r>
-      <w:r>
-        <w:rPr>
-          <w:rFonts w:ascii="Times New Roman" w:hAnsi="Times New Roman" w:cs="Times New Roman"/>
-        </w:rPr>
-        <w:t xml:space="preserve"> </w:t>
-      </w:r>
-      <w:r>
-        <w:rPr>
-          <w:rFonts w:ascii="Times New Roman" w:hAnsi="Times New Roman" w:cs="Times New Roman"/>
-        </w:rPr>
-        <w:t xml:space="preserve">από τα αποτελέσματα </w:t>
-      </w:r>
-      <w:r>
-        <w:rPr>
-          <w:rFonts w:ascii="Times New Roman" w:hAnsi="Times New Roman" w:cs="Times New Roman"/>
-        </w:rPr>
-        <w:t xml:space="preserve">και πραγματοποιείστε ανάλυση εμπλουτισμού στο </w:t>
-      </w:r>
-      <w:proofErr w:type="spellStart"/>
-      <w:r>
-        <w:rPr>
-          <w:rFonts w:ascii="Times New Roman" w:hAnsi="Times New Roman" w:cs="Times New Roman"/>
-          <w:lang w:val="en-US"/>
-        </w:rPr>
-        <w:t>gProfiler</w:t>
-      </w:r>
-      <w:proofErr w:type="spellEnd"/>
-      <w:r>
-        <w:rPr>
-          <w:rFonts w:ascii="Times New Roman" w:hAnsi="Times New Roman" w:cs="Times New Roman"/>
-        </w:rPr>
-        <w:t xml:space="preserve"> (</w:t>
-      </w:r>
-      <w:hyperlink r:id="rId13" w:history="1">
-        <w:r>
-          <w:rPr>
-            <w:rStyle w:val="Hyperlink"/>
-            <w:rFonts w:ascii="Times New Roman" w:hAnsi="Times New Roman" w:cs="Times New Roman"/>
-          </w:rPr>
-          <w:t>https://biit.cs.ut.ee/gprofiler/gost</w:t>
-        </w:r>
-      </w:hyperlink>
-      <w:r>
-        <w:rPr>
-          <w:rFonts w:ascii="Times New Roman" w:hAnsi="Times New Roman" w:cs="Times New Roman"/>
-        </w:rPr>
-        <w:t>)</w:t>
-      </w:r>
-    </w:p>
-    <w:p>
-      <w:pPr>
-        <w:jc w:val="both"/>
-        <w:rPr>
-          <w:rFonts w:ascii="Times New Roman" w:hAnsi="Times New Roman" w:cs="Times New Roman"/>
-          <w:b/>
-          <w:bCs/>
-        </w:rPr>
-      </w:pPr>
-    </w:p>
-    <w:p>
-      <w:pPr>
-        <w:jc w:val="both"/>
-        <w:rPr>
-          <w:rFonts w:ascii="Times New Roman" w:hAnsi="Times New Roman" w:cs="Times New Roman"/>
-          <w:b/>
-          <w:bCs/>
-        </w:rPr>
-      </w:pPr>
-    </w:p>
-    <w:p>
-      <w:pPr>
-        <w:jc w:val="both"/>
-        <w:rPr>
-          <w:rFonts w:ascii="Times New Roman" w:hAnsi="Times New Roman" w:cs="Times New Roman"/>
-          <w:b/>
-          <w:bCs/>
-          <w:lang w:val="en-US"/>
-        </w:rPr>
-      </w:pPr>
-    </w:p>
-    <w:p>
-      <w:pPr>
-        <w:jc w:val="both"/>
-        <w:rPr>
-          <w:rFonts w:ascii="Times New Roman" w:hAnsi="Times New Roman" w:cs="Times New Roman"/>
-          <w:b/>
-          <w:bCs/>
-          <w:lang w:val="en-US"/>
-        </w:rPr>
-      </w:pPr>
-    </w:p>
-    <w:p>
-      <w:pPr>
-        <w:jc w:val="both"/>
-        <w:rPr>
-          <w:rFonts w:ascii="Times New Roman" w:hAnsi="Times New Roman" w:cs="Times New Roman"/>
-          <w:b/>
-          <w:bCs/>
-        </w:rPr>
-      </w:pPr>
-      <w:r>
-        <w:rPr>
-          <w:rFonts w:ascii="Times New Roman" w:hAnsi="Times New Roman" w:cs="Times New Roman"/>
-          <w:b/>
-          <w:bCs/>
-        </w:rPr>
-        <w:lastRenderedPageBreak/>
-        <w:t>Β</w:t>
-      </w:r>
-      <w:r>
-        <w:rPr>
-          <w:rFonts w:ascii="Times New Roman" w:hAnsi="Times New Roman" w:cs="Times New Roman"/>
-          <w:b/>
-          <w:bCs/>
-        </w:rPr>
-        <w:t xml:space="preserve">) </w:t>
-      </w:r>
-      <w:r>
-        <w:rPr>
-          <w:rFonts w:ascii="Times New Roman" w:hAnsi="Times New Roman" w:cs="Times New Roman"/>
-          <w:b/>
-          <w:bCs/>
-          <w:lang w:val="en-US"/>
-        </w:rPr>
-        <w:t>GWAS</w:t>
-      </w:r>
-      <w:r>
-        <w:rPr>
-          <w:rFonts w:ascii="Times New Roman" w:hAnsi="Times New Roman" w:cs="Times New Roman"/>
-          <w:b/>
-          <w:bCs/>
-        </w:rPr>
-        <w:t xml:space="preserve"> μετα-ανάλυση με το </w:t>
-      </w:r>
-      <w:r>
-        <w:rPr>
-          <w:rFonts w:ascii="Times New Roman" w:hAnsi="Times New Roman" w:cs="Times New Roman"/>
-          <w:b/>
-          <w:bCs/>
-          <w:lang w:val="en-US"/>
-        </w:rPr>
-        <w:t>PLINK</w:t>
-      </w:r>
-      <w:r>
-        <w:rPr>
-          <w:rFonts w:ascii="Times New Roman" w:hAnsi="Times New Roman" w:cs="Times New Roman"/>
-          <w:b/>
-          <w:bCs/>
-        </w:rPr>
-        <w:t xml:space="preserve"> και ανάλυση εμπλουτισμού με το </w:t>
-      </w:r>
-      <w:proofErr w:type="spellStart"/>
-      <w:r>
-        <w:rPr>
-          <w:rFonts w:ascii="Times New Roman" w:hAnsi="Times New Roman" w:cs="Times New Roman"/>
-          <w:b/>
-          <w:bCs/>
-          <w:lang w:val="en-US"/>
-        </w:rPr>
-        <w:t>gProfiler</w:t>
-      </w:r>
-      <w:proofErr w:type="spellEnd"/>
-    </w:p>
-    <w:p>
-      <w:pPr>
-        <w:jc w:val="both"/>
-        <w:rPr>
-          <w:rFonts w:ascii="Times New Roman" w:hAnsi="Times New Roman" w:cs="Times New Roman"/>
-          <w:b/>
-          <w:bCs/>
-          <w:i/>
-          <w:iCs/>
-        </w:rPr>
-      </w:pPr>
-      <w:r>
-        <w:rPr>
-          <w:rFonts w:ascii="Times New Roman" w:hAnsi="Times New Roman" w:cs="Times New Roman"/>
-          <w:b/>
-          <w:bCs/>
-          <w:i/>
-          <w:iCs/>
-        </w:rPr>
-        <w:t xml:space="preserve">ΠΡΟΣΟΣΧΗ : Για αυτή την άσκηση, θα  πρέπει να εκτελέσετε το </w:t>
-      </w:r>
-      <w:r>
-        <w:rPr>
-          <w:rFonts w:ascii="Times New Roman" w:hAnsi="Times New Roman" w:cs="Times New Roman"/>
-          <w:b/>
-          <w:bCs/>
-          <w:i/>
-          <w:iCs/>
-          <w:lang w:val="en-US"/>
-        </w:rPr>
-        <w:t>PLINK</w:t>
-      </w:r>
-      <w:r>
-        <w:rPr>
-          <w:rFonts w:ascii="Times New Roman" w:hAnsi="Times New Roman" w:cs="Times New Roman"/>
-          <w:b/>
-          <w:bCs/>
-          <w:i/>
-          <w:iCs/>
-        </w:rPr>
-        <w:t xml:space="preserve"> σε περιβάλλον </w:t>
-      </w:r>
-      <w:r>
-        <w:rPr>
-          <w:rFonts w:ascii="Times New Roman" w:hAnsi="Times New Roman" w:cs="Times New Roman"/>
-          <w:b/>
-          <w:bCs/>
-          <w:i/>
-          <w:iCs/>
-          <w:lang w:val="en-US"/>
-        </w:rPr>
-        <w:t>Linux</w:t>
-      </w:r>
-      <w:r>
-        <w:rPr>
-          <w:rFonts w:ascii="Times New Roman" w:hAnsi="Times New Roman" w:cs="Times New Roman"/>
-          <w:b/>
-          <w:bCs/>
-          <w:i/>
-          <w:iCs/>
-        </w:rPr>
-        <w:t xml:space="preserve"> (είτε με </w:t>
-      </w:r>
-      <w:r>
-        <w:rPr>
-          <w:rFonts w:ascii="Times New Roman" w:hAnsi="Times New Roman" w:cs="Times New Roman"/>
-          <w:b/>
-          <w:bCs/>
-          <w:i/>
-          <w:iCs/>
-          <w:lang w:val="en-US"/>
-        </w:rPr>
-        <w:t>WSL</w:t>
-      </w:r>
-      <w:r>
-        <w:rPr>
-          <w:rFonts w:ascii="Times New Roman" w:hAnsi="Times New Roman" w:cs="Times New Roman"/>
-          <w:b/>
-          <w:bCs/>
-          <w:i/>
-          <w:iCs/>
-        </w:rPr>
-        <w:t xml:space="preserve">, </w:t>
-      </w:r>
-      <w:r>
-        <w:rPr>
-          <w:rFonts w:ascii="Times New Roman" w:hAnsi="Times New Roman" w:cs="Times New Roman"/>
-          <w:b/>
-          <w:bCs/>
-          <w:i/>
-          <w:iCs/>
-          <w:lang w:val="en-US"/>
-        </w:rPr>
-        <w:t>Cygwin</w:t>
-      </w:r>
-      <w:r>
-        <w:rPr>
-          <w:rFonts w:ascii="Times New Roman" w:hAnsi="Times New Roman" w:cs="Times New Roman"/>
-          <w:b/>
-          <w:bCs/>
-          <w:i/>
-          <w:iCs/>
-        </w:rPr>
-        <w:t xml:space="preserve">, </w:t>
-      </w:r>
-      <w:r>
-        <w:rPr>
-          <w:rFonts w:ascii="Times New Roman" w:hAnsi="Times New Roman" w:cs="Times New Roman"/>
-          <w:b/>
-          <w:bCs/>
-          <w:i/>
-          <w:iCs/>
-          <w:lang w:val="en-US"/>
-        </w:rPr>
-        <w:t>VirtualBox</w:t>
-      </w:r>
-      <w:r>
-        <w:rPr>
-          <w:rFonts w:ascii="Times New Roman" w:hAnsi="Times New Roman" w:cs="Times New Roman"/>
-          <w:b/>
-          <w:bCs/>
-          <w:i/>
-          <w:iCs/>
-        </w:rPr>
-        <w:t>, κλπ.)</w:t>
-      </w:r>
-    </w:p>
-    <w:p>
-      <w:pPr>
-        <w:jc w:val="both"/>
-        <w:rPr>
-          <w:rFonts w:ascii="Times New Roman" w:hAnsi="Times New Roman" w:cs="Times New Roman"/>
-        </w:rPr>
-      </w:pPr>
-      <w:r>
-        <w:rPr>
-          <w:rFonts w:ascii="Times New Roman" w:hAnsi="Times New Roman" w:cs="Times New Roman"/>
-        </w:rPr>
-        <w:t>α)</w:t>
-      </w:r>
-      <w:r>
-        <w:rPr>
-          <w:rFonts w:ascii="Times New Roman" w:hAnsi="Times New Roman" w:cs="Times New Roman"/>
-        </w:rPr>
-        <w:t xml:space="preserve"> </w:t>
-      </w:r>
-      <w:r>
-        <w:rPr>
-          <w:rFonts w:ascii="Times New Roman" w:hAnsi="Times New Roman" w:cs="Times New Roman"/>
-        </w:rPr>
-        <w:t xml:space="preserve">Κατεβάστε το </w:t>
-      </w:r>
-      <w:r>
-        <w:rPr>
-          <w:rFonts w:ascii="Times New Roman" w:hAnsi="Times New Roman" w:cs="Times New Roman"/>
-          <w:lang w:val="en-US"/>
-        </w:rPr>
-        <w:t>PLINK</w:t>
-      </w:r>
-      <w:r>
-        <w:rPr>
-          <w:rFonts w:ascii="Times New Roman" w:hAnsi="Times New Roman" w:cs="Times New Roman"/>
-        </w:rPr>
-        <w:t xml:space="preserve"> </w:t>
-      </w:r>
-      <w:r>
-        <w:rPr>
-          <w:rFonts w:ascii="Times New Roman" w:hAnsi="Times New Roman" w:cs="Times New Roman"/>
-          <w:lang w:val="en-US"/>
-        </w:rPr>
-        <w:t>v</w:t>
-      </w:r>
-      <w:r>
-        <w:rPr>
-          <w:rFonts w:ascii="Times New Roman" w:hAnsi="Times New Roman" w:cs="Times New Roman"/>
-        </w:rPr>
-        <w:t xml:space="preserve">.1.9 </w:t>
-      </w:r>
-      <w:r>
-        <w:rPr>
-          <w:rFonts w:ascii="Times New Roman" w:hAnsi="Times New Roman" w:cs="Times New Roman"/>
-        </w:rPr>
-        <w:t>(</w:t>
-      </w:r>
-      <w:r>
-        <w:rPr>
-          <w:rFonts w:ascii="Times New Roman" w:hAnsi="Times New Roman" w:cs="Times New Roman"/>
-          <w:lang w:val="en-US"/>
-        </w:rPr>
-        <w:t>Stable</w:t>
-      </w:r>
-      <w:r>
-        <w:rPr>
-          <w:rFonts w:ascii="Times New Roman" w:hAnsi="Times New Roman" w:cs="Times New Roman"/>
-        </w:rPr>
-        <w:t xml:space="preserve">, </w:t>
-      </w:r>
-      <w:r>
-        <w:rPr>
-          <w:rFonts w:ascii="Times New Roman" w:hAnsi="Times New Roman" w:cs="Times New Roman"/>
-          <w:lang w:val="en-US"/>
-        </w:rPr>
-        <w:t>Linux</w:t>
-      </w:r>
-      <w:r>
-        <w:rPr>
-          <w:rFonts w:ascii="Times New Roman" w:hAnsi="Times New Roman" w:cs="Times New Roman"/>
-        </w:rPr>
-        <w:t xml:space="preserve"> 64-</w:t>
-      </w:r>
-      <w:r>
-        <w:rPr>
-          <w:rFonts w:ascii="Times New Roman" w:hAnsi="Times New Roman" w:cs="Times New Roman"/>
-          <w:lang w:val="en-US"/>
-        </w:rPr>
-        <w:t>bit</w:t>
-      </w:r>
-      <w:r>
-        <w:rPr>
-          <w:rFonts w:ascii="Times New Roman" w:hAnsi="Times New Roman" w:cs="Times New Roman"/>
-        </w:rPr>
-        <w:t xml:space="preserve">) </w:t>
-      </w:r>
-      <w:r>
-        <w:rPr>
-          <w:rFonts w:ascii="Times New Roman" w:hAnsi="Times New Roman" w:cs="Times New Roman"/>
-        </w:rPr>
-        <w:t>από την ακόλουθη διεύθυνση</w:t>
-      </w:r>
-      <w:r>
-        <w:rPr>
-          <w:rFonts w:ascii="Times New Roman" w:hAnsi="Times New Roman" w:cs="Times New Roman"/>
-        </w:rPr>
-        <w:t xml:space="preserve">: </w:t>
-      </w:r>
-      <w:r>
-        <w:rPr>
-          <w:rFonts w:ascii="Times New Roman" w:hAnsi="Times New Roman" w:cs="Times New Roman"/>
-        </w:rPr>
-        <w:t xml:space="preserve"> (</w:t>
-      </w:r>
-      <w:hyperlink r:id="rId14" w:history="1">
-        <w:r>
-          <w:rPr>
-            <w:rStyle w:val="Hyperlink"/>
+            <w:rStyle w:val="-"/>
             <w:rFonts w:ascii="Times New Roman" w:hAnsi="Times New Roman" w:cs="Times New Roman"/>
           </w:rPr>
           <w:t>https://www.cog-genomics.org/plink/1.9/)</w:t>
@@ -2828,6 +2743,7 @@
         <w:rPr>
           <w:rFonts w:ascii="Times New Roman" w:hAnsi="Times New Roman" w:cs="Times New Roman"/>
         </w:rPr>
+        <w:lastRenderedPageBreak/>
         <w:t>β) Κατεβάστε τα ακόλουθα σύνολα δεδομένων</w:t>
       </w:r>
       <w:r>
@@ -2860,10 +2776,10 @@
         </w:rPr>
         <w:t xml:space="preserve"> </w:t>
       </w:r>
-      <w:hyperlink r:id="rId15" w:history="1">
+      <w:hyperlink r:id="rId13" w:history="1">
         <w:r>
           <w:rPr>
-            <w:rStyle w:val="Hyperlink"/>
+            <w:rStyle w:val="-"/>
             <w:rFonts w:ascii="Times New Roman" w:hAnsi="Times New Roman" w:cs="Times New Roman"/>
           </w:rPr>
           <w:t>https://github.com/gmanios/bioplhroforiki_II/tree/main/PLINK_EXAMPLE_data</w:t>
@@ -3348,6 +3264,14 @@
     <w:abstractNumId w:val="2"/>
   </w:num>
 </w:numbering>
+</file>
+
+<file path=word/people.xml><?xml version="1.0" encoding="utf-8"?>
+<w15:people xmlns:wpc="http://schemas.microsoft.com/office/word/2010/wordprocessingCanvas" xmlns:cx="http://schemas.microsoft.com/office/drawing/2014/chartex" xmlns:cx1="http://schemas.microsoft.com/office/drawing/2015/9/8/chartex" xmlns:cx2="http://schemas.microsoft.com/office/drawing/2015/10/21/chartex" xmlns:cx3="http://schemas.microsoft.com/office/drawing/2016/5/9/chartex" xmlns:cx4="http://schemas.microsoft.com/office/drawing/2016/5/10/chartex" xmlns:cx5="http://schemas.microsoft.com/office/drawing/2016/5/11/chartex" xmlns:cx6="http://schemas.microsoft.com/office/drawing/2016/5/12/chartex" xmlns:cx7="http://schemas.microsoft.com/office/drawing/2016/5/13/chartex" xmlns:cx8="http://schemas.microsoft.com/office/drawing/2016/5/14/chartex" xmlns:mc="http://schemas.openxmlformats.org/markup-compatibility/2006" xmlns:aink="http://schemas.microsoft.com/office/drawing/2016/ink" xmlns:am3d="http://schemas.microsoft.com/office/drawing/2017/model3d" xmlns:o="urn:schemas-microsoft-com:office:office" xmlns:oel="http://schemas.microsoft.com/office/2019/extlst" xmlns:r="http://schemas.openxmlformats.org/officeDocument/2006/relationships" xmlns:m="http://schemas.openxmlformats.org/officeDocument/2006/math" xmlns:v="urn:schemas-microsoft-com:vml" xmlns:wp14="http://schemas.microsoft.com/office/word/2010/wordprocessingDrawing" xmlns:wp="http://schemas.openxmlformats.org/drawingml/2006/wordprocessingDrawing" xmlns:w10="urn:schemas-microsoft-com:office:word" xmlns:w="http://schemas.openxmlformats.org/wordprocessingml/2006/main" xmlns:w14="http://schemas.microsoft.com/office/word/2010/wordml" xmlns:w15="http://schemas.microsoft.com/office/word/2012/wordml" xmlns:w16cex="http://schemas.microsoft.com/office/word/2018/wordml/cex" xmlns:w16cid="http://schemas.microsoft.com/office/word/2016/wordml/cid" xmlns:w16="http://schemas.microsoft.com/office/word/2018/wordml" xmlns:w16du="http://schemas.microsoft.com/office/word/2023/wordml/word16du" xmlns:w16sdtdh="http://schemas.microsoft.com/office/word/2020/wordml/sdtdatahash" xmlns:w16sdtfl="http://schemas.microsoft.com/office/word/2024/wordml/sdtformatlock" xmlns:w16se="http://schemas.microsoft.com/office/word/2015/wordml/symex" xmlns:wpg="http://schemas.microsoft.com/office/word/2010/wordprocessingGroup" xmlns:wpi="http://schemas.microsoft.com/office/word/2010/wordprocessingInk" xmlns:wne="http://schemas.microsoft.com/office/word/2006/wordml" xmlns:wps="http://schemas.microsoft.com/office/word/2010/wordprocessingShape" mc:Ignorable="w14 w15 w16se w16cid w16 w16cex w16sdtdh w16sdtfl w16du wp14">
+  <w15:person w15:author="ΜΑΝΙΟΣ ΓΕΩΡΓΙΟΣ">
+    <w15:presenceInfo w15:providerId="AD" w15:userId="S::gmanios@o365.uth.gr::833b7585-3bd8-4991-b2e5-eeab53d67b0b"/>
+  </w15:person>
+</w15:people>
 </file>
 
 <file path=word/styles.xml><?xml version="1.0" encoding="utf-8"?>
@@ -3747,16 +3671,16 @@
     <w:lsdException w:name="Unresolved Mention" w:semiHidden="1" w:unhideWhenUsed="1"/>
     <w:lsdException w:name="Smart Link" w:semiHidden="1" w:unhideWhenUsed="1"/>
   </w:latentStyles>
-  <w:style w:type="paragraph" w:default="1" w:styleId="Normal">
+  <w:style w:type="paragraph" w:default="1" w:styleId="a">
     <w:name w:val="Normal"/>
     <w:qFormat/>
     <w:rsid w:val="006A03A9"/>
   </w:style>
-  <w:style w:type="paragraph" w:styleId="Heading1">
+  <w:style w:type="paragraph" w:styleId="1">
     <w:name w:val="heading 1"/>
-    <w:basedOn w:val="Normal"/>
-    <w:next w:val="Normal"/>
-    <w:link w:val="Heading1Char"/>
+    <w:basedOn w:val="a"/>
+    <w:next w:val="a"/>
+    <w:link w:val="1Char"/>
     <w:uiPriority w:val="9"/>
     <w:qFormat/>
     <w:rsid w:val="0097193F"/>
@@ -3773,11 +3697,11 @@
       <w:szCs w:val="40"/>
     </w:rPr>
   </w:style>
-  <w:style w:type="paragraph" w:styleId="Heading2">
+  <w:style w:type="paragraph" w:styleId="2">
     <w:name w:val="heading 2"/>
-    <w:basedOn w:val="Normal"/>
-    <w:next w:val="Normal"/>
-    <w:link w:val="Heading2Char"/>
+    <w:basedOn w:val="a"/>
+    <w:next w:val="a"/>
+    <w:link w:val="2Char"/>
     <w:uiPriority w:val="9"/>
     <w:semiHidden/>
     <w:unhideWhenUsed/>
@@ -3796,11 +3720,11 @@
       <w:szCs w:val="32"/>
     </w:rPr>
   </w:style>
-  <w:style w:type="paragraph" w:styleId="Heading3">
+  <w:style w:type="paragraph" w:styleId="3">
     <w:name w:val="heading 3"/>
-    <w:basedOn w:val="Normal"/>
-    <w:next w:val="Normal"/>
-    <w:link w:val="Heading3Char"/>
+    <w:basedOn w:val="a"/>
+    <w:next w:val="a"/>
+    <w:link w:val="3Char"/>
     <w:uiPriority w:val="9"/>
     <w:semiHidden/>
     <w:unhideWhenUsed/>
@@ -3819,11 +3743,11 @@
       <w:szCs w:val="28"/>
     </w:rPr>
   </w:style>
-  <w:style w:type="paragraph" w:styleId="Heading4">
+  <w:style w:type="paragraph" w:styleId="4">
     <w:name w:val="heading 4"/>
-    <w:basedOn w:val="Normal"/>
-    <w:next w:val="Normal"/>
-    <w:link w:val="Heading4Char"/>
+    <w:basedOn w:val="a"/>
+    <w:next w:val="a"/>
+    <w:link w:val="4Char"/>
     <w:uiPriority w:val="9"/>
     <w:semiHidden/>
     <w:unhideWhenUsed/>
@@ -3842,11 +3766,11 @@
       <w:color w:val="0F4761" w:themeColor="accent1" w:themeShade="BF"/>
     </w:rPr>
   </w:style>
-  <w:style w:type="paragraph" w:styleId="Heading5">
+  <w:style w:type="paragraph" w:styleId="5">
     <w:name w:val="heading 5"/>
-    <w:basedOn w:val="Normal"/>
-    <w:next w:val="Normal"/>
-    <w:link w:val="Heading5Char"/>
+    <w:basedOn w:val="a"/>
+    <w:next w:val="a"/>
+    <w:link w:val="5Char"/>
     <w:uiPriority w:val="9"/>
     <w:semiHidden/>
     <w:unhideWhenUsed/>
@@ -3863,11 +3787,11 @@
       <w:color w:val="0F4761" w:themeColor="accent1" w:themeShade="BF"/>
     </w:rPr>
   </w:style>
-  <w:style w:type="paragraph" w:styleId="Heading6">
+  <w:style w:type="paragraph" w:styleId="6">
     <w:name w:val="heading 6"/>
-    <w:basedOn w:val="Normal"/>
-    <w:next w:val="Normal"/>
-    <w:link w:val="Heading6Char"/>
+    <w:basedOn w:val="a"/>
+    <w:next w:val="a"/>
+    <w:link w:val="6Char"/>
     <w:uiPriority w:val="9"/>
     <w:semiHidden/>
     <w:unhideWhenUsed/>
@@ -3886,11 +3810,11 @@
       <w:color w:val="595959" w:themeColor="text1" w:themeTint="A6"/>
     </w:rPr>
   </w:style>
-  <w:style w:type="paragraph" w:styleId="Heading7">
+  <w:style w:type="paragraph" w:styleId="7">
     <w:name w:val="heading 7"/>
-    <w:basedOn w:val="Normal"/>
-    <w:next w:val="Normal"/>
-    <w:link w:val="Heading7Char"/>
+    <w:basedOn w:val="a"/>
+    <w:next w:val="a"/>
+    <w:link w:val="7Char"/>
     <w:uiPriority w:val="9"/>
     <w:semiHidden/>
     <w:unhideWhenUsed/>
@@ -3907,11 +3831,11 @@
       <w:color w:val="595959" w:themeColor="text1" w:themeTint="A6"/>
     </w:rPr>
   </w:style>
-  <w:style w:type="paragraph" w:styleId="Heading8">
+  <w:style w:type="paragraph" w:styleId="8">
     <w:name w:val="heading 8"/>
-    <w:basedOn w:val="Normal"/>
-    <w:next w:val="Normal"/>
-    <w:link w:val="Heading8Char"/>
+    <w:basedOn w:val="a"/>
+    <w:next w:val="a"/>
+    <w:link w:val="8Char"/>
     <w:uiPriority w:val="9"/>
     <w:semiHidden/>
     <w:unhideWhenUsed/>
@@ -3930,11 +3854,11 @@
       <w:color w:val="272727" w:themeColor="text1" w:themeTint="D8"/>
     </w:rPr>
   </w:style>
-  <w:style w:type="paragraph" w:styleId="Heading9">
+  <w:style w:type="paragraph" w:styleId="9">
     <w:name w:val="heading 9"/>
-    <w:basedOn w:val="Normal"/>
-    <w:next w:val="Normal"/>
-    <w:link w:val="Heading9Char"/>
+    <w:basedOn w:val="a"/>
+    <w:next w:val="a"/>
+    <w:link w:val="9Char"/>
     <w:uiPriority w:val="9"/>
     <w:semiHidden/>
     <w:unhideWhenUsed/>
@@ -3951,13 +3875,13 @@
       <w:color w:val="272727" w:themeColor="text1" w:themeTint="D8"/>
     </w:rPr>
   </w:style>
-  <w:style w:type="character" w:default="1" w:styleId="DefaultParagraphFont">
+  <w:style w:type="character" w:default="1" w:styleId="a0">
     <w:name w:val="Default Paragraph Font"/>
     <w:uiPriority w:val="1"/>
     <w:semiHidden/>
     <w:unhideWhenUsed/>
   </w:style>
-  <w:style w:type="table" w:default="1" w:styleId="TableNormal">
+  <w:style w:type="table" w:default="1" w:styleId="a1">
     <w:name w:val="Normal Table"/>
     <w:uiPriority w:val="99"/>
     <w:semiHidden/>
@@ -3972,16 +3896,16 @@
       </w:tblCellMar>
     </w:tblPr>
   </w:style>
-  <w:style w:type="numbering" w:default="1" w:styleId="NoList">
+  <w:style w:type="numbering" w:default="1" w:styleId="a2">
     <w:name w:val="No List"/>
     <w:uiPriority w:val="99"/>
     <w:semiHidden/>
     <w:unhideWhenUsed/>
   </w:style>
-  <w:style w:type="character" w:customStyle="1" w:styleId="Heading1Char">
-    <w:name w:val="Heading 1 Char"/>
-    <w:basedOn w:val="DefaultParagraphFont"/>
-    <w:link w:val="Heading1"/>
+  <w:style w:type="character" w:customStyle="1" w:styleId="1Char">
+    <w:name w:val="Επικεφαλίδα 1 Char"/>
+    <w:basedOn w:val="a0"/>
+    <w:link w:val="1"/>
     <w:uiPriority w:val="9"/>
     <w:rsid w:val="0097193F"/>
     <w:rPr>
@@ -3991,10 +3915,10 @@
       <w:szCs w:val="40"/>
     </w:rPr>
   </w:style>
-  <w:style w:type="character" w:customStyle="1" w:styleId="Heading2Char">
-    <w:name w:val="Heading 2 Char"/>
-    <w:basedOn w:val="DefaultParagraphFont"/>
-    <w:link w:val="Heading2"/>
+  <w:style w:type="character" w:customStyle="1" w:styleId="2Char">
+    <w:name w:val="Επικεφαλίδα 2 Char"/>
+    <w:basedOn w:val="a0"/>
+    <w:link w:val="2"/>
     <w:uiPriority w:val="9"/>
     <w:semiHidden/>
     <w:rsid w:val="0097193F"/>
@@ -4005,10 +3929,10 @@
       <w:szCs w:val="32"/>
     </w:rPr>
   </w:style>
-  <w:style w:type="character" w:customStyle="1" w:styleId="Heading3Char">
-    <w:name w:val="Heading 3 Char"/>
-    <w:basedOn w:val="DefaultParagraphFont"/>
-    <w:link w:val="Heading3"/>
+  <w:style w:type="character" w:customStyle="1" w:styleId="3Char">
+    <w:name w:val="Επικεφαλίδα 3 Char"/>
+    <w:basedOn w:val="a0"/>
+    <w:link w:val="3"/>
     <w:uiPriority w:val="9"/>
     <w:semiHidden/>
     <w:rsid w:val="0097193F"/>
@@ -4019,10 +3943,10 @@
       <w:szCs w:val="28"/>
     </w:rPr>
   </w:style>
-  <w:style w:type="character" w:customStyle="1" w:styleId="Heading4Char">
-    <w:name w:val="Heading 4 Char"/>
-    <w:basedOn w:val="DefaultParagraphFont"/>
-    <w:link w:val="Heading4"/>
+  <w:style w:type="character" w:customStyle="1" w:styleId="4Char">
+    <w:name w:val="Επικεφαλίδα 4 Char"/>
+    <w:basedOn w:val="a0"/>
+    <w:link w:val="4"/>
     <w:uiPriority w:val="9"/>
     <w:semiHidden/>
     <w:rsid w:val="0097193F"/>
@@ -4033,10 +3957,10 @@
       <w:color w:val="0F4761" w:themeColor="accent1" w:themeShade="BF"/>
     </w:rPr>
   </w:style>
-  <w:style w:type="character" w:customStyle="1" w:styleId="Heading5Char">
-    <w:name w:val="Heading 5 Char"/>
-    <w:basedOn w:val="DefaultParagraphFont"/>
-    <w:link w:val="Heading5"/>
+  <w:style w:type="character" w:customStyle="1" w:styleId="5Char">
+    <w:name w:val="Επικεφαλίδα 5 Char"/>
+    <w:basedOn w:val="a0"/>
+    <w:link w:val="5"/>
     <w:uiPriority w:val="9"/>
     <w:semiHidden/>
     <w:rsid w:val="0097193F"/>
@@ -4045,10 +3969,10 @@
       <w:color w:val="0F4761" w:themeColor="accent1" w:themeShade="BF"/>
     </w:rPr>
   </w:style>
-  <w:style w:type="character" w:customStyle="1" w:styleId="Heading6Char">
-    <w:name w:val="Heading 6 Char"/>
-    <w:basedOn w:val="DefaultParagraphFont"/>
-    <w:link w:val="Heading6"/>
+  <w:style w:type="character" w:customStyle="1" w:styleId="6Char">
+    <w:name w:val="Επικεφαλίδα 6 Char"/>
+    <w:basedOn w:val="a0"/>
+    <w:link w:val="6"/>
     <w:uiPriority w:val="9"/>
     <w:semiHidden/>
     <w:rsid w:val="0097193F"/>
@@ -4059,10 +3983,10 @@
       <w:color w:val="595959" w:themeColor="text1" w:themeTint="A6"/>
     </w:rPr>
   </w:style>
-  <w:style w:type="character" w:customStyle="1" w:styleId="Heading7Char">
-    <w:name w:val="Heading 7 Char"/>
-    <w:basedOn w:val="DefaultParagraphFont"/>
-    <w:link w:val="Heading7"/>
+  <w:style w:type="character" w:customStyle="1" w:styleId="7Char">
+    <w:name w:val="Επικεφαλίδα 7 Char"/>
+    <w:basedOn w:val="a0"/>
+    <w:link w:val="7"/>
     <w:uiPriority w:val="9"/>
     <w:semiHidden/>
     <w:rsid w:val="0097193F"/>
@@ -4071,10 +3995,10 @@
       <w:color w:val="595959" w:themeColor="text1" w:themeTint="A6"/>
     </w:rPr>
   </w:style>
-  <w:style w:type="character" w:customStyle="1" w:styleId="Heading8Char">
-    <w:name w:val="Heading 8 Char"/>
-    <w:basedOn w:val="DefaultParagraphFont"/>
-    <w:link w:val="Heading8"/>
+  <w:style w:type="character" w:customStyle="1" w:styleId="8Char">
+    <w:name w:val="Επικεφαλίδα 8 Char"/>
+    <w:basedOn w:val="a0"/>
+    <w:link w:val="8"/>
     <w:uiPriority w:val="9"/>
     <w:semiHidden/>
     <w:rsid w:val="0097193F"/>
@@ -4085,10 +4009,10 @@
       <w:color w:val="272727" w:themeColor="text1" w:themeTint="D8"/>
     </w:rPr>
   </w:style>
-  <w:style w:type="character" w:customStyle="1" w:styleId="Heading9Char">
-    <w:name w:val="Heading 9 Char"/>
-    <w:basedOn w:val="DefaultParagraphFont"/>
-    <w:link w:val="Heading9"/>
+  <w:style w:type="character" w:customStyle="1" w:styleId="9Char">
+    <w:name w:val="Επικεφαλίδα 9 Char"/>
+    <w:basedOn w:val="a0"/>
+    <w:link w:val="9"/>
     <w:uiPriority w:val="9"/>
     <w:semiHidden/>
     <w:rsid w:val="0097193F"/>
@@ -4097,11 +4021,11 @@
       <w:color w:val="272727" w:themeColor="text1" w:themeTint="D8"/>
     </w:rPr>
   </w:style>
-  <w:style w:type="paragraph" w:styleId="Title">
+  <w:style w:type="paragraph" w:styleId="a3">
     <w:name w:val="Title"/>
-    <w:basedOn w:val="Normal"/>
-    <w:next w:val="Normal"/>
-    <w:link w:val="TitleChar"/>
+    <w:basedOn w:val="a"/>
+    <w:next w:val="a"/>
+    <w:link w:val="Char"/>
     <w:uiPriority w:val="10"/>
     <w:qFormat/>
     <w:rsid w:val="0097193F"/>
@@ -4117,10 +4041,10 @@
       <w:szCs w:val="56"/>
     </w:rPr>
   </w:style>
-  <w:style w:type="character" w:customStyle="1" w:styleId="TitleChar">
-    <w:name w:val="Title Char"/>
-    <w:basedOn w:val="DefaultParagraphFont"/>
-    <w:link w:val="Title"/>
+  <w:style w:type="character" w:customStyle="1" w:styleId="Char">
+    <w:name w:val="Τίτλος Char"/>
+    <w:basedOn w:val="a0"/>
+    <w:link w:val="a3"/>
     <w:uiPriority w:val="10"/>
     <w:rsid w:val="0097193F"/>
     <w:rPr>
@@ -4131,11 +4055,11 @@
       <w:szCs w:val="56"/>
     </w:rPr>
   </w:style>
-  <w:style w:type="paragraph" w:styleId="Subtitle">
+  <w:style w:type="paragraph" w:styleId="a4">
     <w:name w:val="Subtitle"/>
-    <w:basedOn w:val="Normal"/>
-    <w:next w:val="Normal"/>
-    <w:link w:val="SubtitleChar"/>
+    <w:basedOn w:val="a"/>
+    <w:next w:val="a"/>
+    <w:link w:val="Char0"/>
     <w:uiPriority w:val="11"/>
     <w:qFormat/>
     <w:rsid w:val="0097193F"/>
@@ -4152,10 +4076,10 @@
       <w:szCs w:val="28"/>
     </w:rPr>
   </w:style>
-  <w:style w:type="character" w:customStyle="1" w:styleId="SubtitleChar">
-    <w:name w:val="Subtitle Char"/>
-    <w:basedOn w:val="DefaultParagraphFont"/>
-    <w:link w:val="Subtitle"/>
+  <w:style w:type="character" w:customStyle="1" w:styleId="Char0">
+    <w:name w:val="Υπότιτλος Char"/>
+    <w:basedOn w:val="a0"/>
+    <w:link w:val="a4"/>
     <w:uiPriority w:val="11"/>
     <w:rsid w:val="0097193F"/>
     <w:rPr>
@@ -4166,11 +4090,11 @@
       <w:szCs w:val="28"/>
     </w:rPr>
   </w:style>
-  <w:style w:type="paragraph" w:styleId="Quote">
+  <w:style w:type="paragraph" w:styleId="a5">
     <w:name w:val="Quote"/>
-    <w:basedOn w:val="Normal"/>
-    <w:next w:val="Normal"/>
-    <w:link w:val="QuoteChar"/>
+    <w:basedOn w:val="a"/>
+    <w:next w:val="a"/>
+    <w:link w:val="Char1"/>
     <w:uiPriority w:val="29"/>
     <w:qFormat/>
     <w:rsid w:val="0097193F"/>
@@ -4184,10 +4108,10 @@
       <w:color w:val="404040" w:themeColor="text1" w:themeTint="BF"/>
     </w:rPr>
   </w:style>
-  <w:style w:type="character" w:customStyle="1" w:styleId="QuoteChar">
-    <w:name w:val="Quote Char"/>
-    <w:basedOn w:val="DefaultParagraphFont"/>
-    <w:link w:val="Quote"/>
+  <w:style w:type="character" w:customStyle="1" w:styleId="Char1">
+    <w:name w:val="Απόσπασμα Char"/>
+    <w:basedOn w:val="a0"/>
+    <w:link w:val="a5"/>
     <w:uiPriority w:val="29"/>
     <w:rsid w:val="0097193F"/>
     <w:rPr>
@@ -4196,9 +4120,9 @@
       <w:color w:val="404040" w:themeColor="text1" w:themeTint="BF"/>
     </w:rPr>
   </w:style>
-  <w:style w:type="paragraph" w:styleId="ListParagraph">
+  <w:style w:type="paragraph" w:styleId="a6">
     <w:name w:val="List Paragraph"/>
-    <w:basedOn w:val="Normal"/>
+    <w:basedOn w:val="a"/>
     <w:uiPriority w:val="34"/>
     <w:qFormat/>
     <w:rsid w:val="0097193F"/>
@@ -4207,9 +4131,9 @@
       <w:contextualSpacing/>
     </w:pPr>
   </w:style>
-  <w:style w:type="character" w:styleId="IntenseEmphasis">
+  <w:style w:type="character" w:styleId="a7">
     <w:name w:val="Intense Emphasis"/>
-    <w:basedOn w:val="DefaultParagraphFont"/>
+    <w:basedOn w:val="a0"/>
     <w:uiPriority w:val="21"/>
     <w:qFormat/>
     <w:rsid w:val="0097193F"/>
@@ -4219,11 +4143,11 @@
       <w:color w:val="0F4761" w:themeColor="accent1" w:themeShade="BF"/>
     </w:rPr>
   </w:style>
-  <w:style w:type="paragraph" w:styleId="IntenseQuote">
+  <w:style w:type="paragraph" w:styleId="a8">
     <w:name w:val="Intense Quote"/>
-    <w:basedOn w:val="Normal"/>
-    <w:next w:val="Normal"/>
-    <w:link w:val="IntenseQuoteChar"/>
+    <w:basedOn w:val="a"/>
+    <w:next w:val="a"/>
+    <w:link w:val="Char2"/>
     <w:uiPriority w:val="30"/>
     <w:qFormat/>
     <w:rsid w:val="0097193F"/>
@@ -4242,10 +4166,10 @@
       <w:color w:val="0F4761" w:themeColor="accent1" w:themeShade="BF"/>
     </w:rPr>
   </w:style>
-  <w:style w:type="character" w:customStyle="1" w:styleId="IntenseQuoteChar">
-    <w:name w:val="Intense Quote Char"/>
-    <w:basedOn w:val="DefaultParagraphFont"/>
-    <w:link w:val="IntenseQuote"/>
+  <w:style w:type="character" w:customStyle="1" w:styleId="Char2">
+    <w:name w:val="Έντονο απόσπ. Char"/>
+    <w:basedOn w:val="a0"/>
+    <w:link w:val="a8"/>
     <w:uiPriority w:val="30"/>
     <w:rsid w:val="0097193F"/>
     <w:rPr>
@@ -4254,9 +4178,9 @@
       <w:color w:val="0F4761" w:themeColor="accent1" w:themeShade="BF"/>
     </w:rPr>
   </w:style>
-  <w:style w:type="character" w:styleId="IntenseReference">
+  <w:style w:type="character" w:styleId="a9">
     <w:name w:val="Intense Reference"/>
-    <w:basedOn w:val="DefaultParagraphFont"/>
+    <w:basedOn w:val="a0"/>
     <w:uiPriority w:val="32"/>
     <w:qFormat/>
     <w:rsid w:val="0097193F"/>
@@ -4268,9 +4192,9 @@
       <w:spacing w:val="5"/>
     </w:rPr>
   </w:style>
-  <w:style w:type="character" w:styleId="Hyperlink">
+  <w:style w:type="character" w:styleId="-">
     <w:name w:val="Hyperlink"/>
-    <w:basedOn w:val="DefaultParagraphFont"/>
+    <w:basedOn w:val="a0"/>
     <w:uiPriority w:val="99"/>
     <w:unhideWhenUsed/>
     <w:rsid w:val="0097193F"/>
@@ -4279,9 +4203,9 @@
       <w:u w:val="single"/>
     </w:rPr>
   </w:style>
-  <w:style w:type="character" w:styleId="UnresolvedMention">
+  <w:style w:type="character" w:styleId="aa">
     <w:name w:val="Unresolved Mention"/>
-    <w:basedOn w:val="DefaultParagraphFont"/>
+    <w:basedOn w:val="a0"/>
     <w:uiPriority w:val="99"/>
     <w:semiHidden/>
     <w:unhideWhenUsed/>
@@ -4291,9 +4215,9 @@
       <w:shd w:val="clear" w:color="auto" w:fill="E1DFDD"/>
     </w:rPr>
   </w:style>
-  <w:style w:type="paragraph" w:styleId="NormalWeb">
+  <w:style w:type="paragraph" w:styleId="Web">
     <w:name w:val="Normal (Web)"/>
-    <w:basedOn w:val="Normal"/>
+    <w:basedOn w:val="a"/>
     <w:uiPriority w:val="99"/>
     <w:semiHidden/>
     <w:unhideWhenUsed/>
@@ -4308,6 +4232,18 @@
       <w:szCs w:val="24"/>
       <w:lang w:eastAsia="el-GR" w:bidi="ar-SA"/>
       <w14:ligatures w14:val="none"/>
+    </w:rPr>
+  </w:style>
+  <w:style w:type="character" w:styleId="-0">
+    <w:name w:val="FollowedHyperlink"/>
+    <w:basedOn w:val="a0"/>
+    <w:uiPriority w:val="99"/>
+    <w:semiHidden/>
+    <w:unhideWhenUsed/>
+    <w:rsid w:val="001F58CB"/>
+    <w:rPr>
+      <w:color w:val="96607D" w:themeColor="followedHyperlink"/>
+      <w:u w:val="single"/>
     </w:rPr>
   </w:style>
 </w:styles>

--- a/ΑΣΚΗΣΗ3-ΕΡΓ-ΒΙΟΠΛΗΡΟΦΟΡΙΚΗ ΙΙ.docx
+++ b/ΑΣΚΗΣΗ3-ΕΡΓ-ΒΙΟΠΛΗΡΟΦΟΡΙΚΗ ΙΙ.docx
@@ -171,7 +171,6 @@
         </w:rPr>
         <w:t xml:space="preserve"> και ανάλυση εμπλουτισμού με το </w:t>
       </w:r>
-      <w:proofErr w:type="spellStart"/>
       <w:r>
         <w:rPr>
           <w:rFonts w:ascii="Times New Roman" w:hAnsi="Times New Roman" w:cs="Times New Roman"/>
@@ -181,7 +180,6 @@
         </w:rPr>
         <w:t>gProfiler</w:t>
       </w:r>
-      <w:proofErr w:type="spellEnd"/>
     </w:p>
     <w:p>
       <w:pPr>
@@ -493,95 +491,13 @@
         </w:rPr>
         <w:t xml:space="preserve"> (υγιείς) και επιλέγοντας την μέθοδο διόρθωσης </w:t>
       </w:r>
-      <w:proofErr w:type="spellStart"/>
-      <w:r>
-        <w:rPr>
-          <w:rFonts w:ascii="Times New Roman" w:hAnsi="Times New Roman" w:cs="Times New Roman"/>
-          <w:b/>
-          <w:bCs/>
-        </w:rPr>
-        <w:t>Benjamini</w:t>
-      </w:r>
-      <w:proofErr w:type="spellEnd"/>
-      <w:r>
-        <w:rPr>
-          <w:rFonts w:ascii="Times New Roman" w:hAnsi="Times New Roman" w:cs="Times New Roman"/>
-          <w:b/>
-          <w:bCs/>
-        </w:rPr>
-        <w:t xml:space="preserve"> &amp; </w:t>
-      </w:r>
-      <w:proofErr w:type="spellStart"/>
-      <w:r>
-        <w:rPr>
-          <w:rFonts w:ascii="Times New Roman" w:hAnsi="Times New Roman" w:cs="Times New Roman"/>
-          <w:b/>
-          <w:bCs/>
-        </w:rPr>
-        <w:t>Hochberg</w:t>
-      </w:r>
-      <w:proofErr w:type="spellEnd"/>
-      <w:r>
-        <w:rPr>
-          <w:rFonts w:ascii="Times New Roman" w:hAnsi="Times New Roman" w:cs="Times New Roman"/>
-          <w:b/>
-          <w:bCs/>
-        </w:rPr>
-        <w:t xml:space="preserve"> (</w:t>
-      </w:r>
-      <w:proofErr w:type="spellStart"/>
-      <w:r>
-        <w:rPr>
-          <w:rFonts w:ascii="Times New Roman" w:hAnsi="Times New Roman" w:cs="Times New Roman"/>
-          <w:b/>
-          <w:bCs/>
-        </w:rPr>
-        <w:t>False</w:t>
-      </w:r>
-      <w:proofErr w:type="spellEnd"/>
-      <w:r>
-        <w:rPr>
-          <w:rFonts w:ascii="Times New Roman" w:hAnsi="Times New Roman" w:cs="Times New Roman"/>
-          <w:b/>
-          <w:bCs/>
-        </w:rPr>
-        <w:t xml:space="preserve"> </w:t>
-      </w:r>
-      <w:proofErr w:type="spellStart"/>
-      <w:r>
-        <w:rPr>
-          <w:rFonts w:ascii="Times New Roman" w:hAnsi="Times New Roman" w:cs="Times New Roman"/>
-          <w:b/>
-          <w:bCs/>
-        </w:rPr>
-        <w:t>discovery</w:t>
-      </w:r>
-      <w:proofErr w:type="spellEnd"/>
-      <w:r>
-        <w:rPr>
-          <w:rFonts w:ascii="Times New Roman" w:hAnsi="Times New Roman" w:cs="Times New Roman"/>
-          <w:b/>
-          <w:bCs/>
-        </w:rPr>
-        <w:t xml:space="preserve"> </w:t>
-      </w:r>
-      <w:proofErr w:type="spellStart"/>
-      <w:r>
-        <w:rPr>
-          <w:rFonts w:ascii="Times New Roman" w:hAnsi="Times New Roman" w:cs="Times New Roman"/>
-          <w:b/>
-          <w:bCs/>
-        </w:rPr>
-        <w:t>rate</w:t>
-      </w:r>
-      <w:proofErr w:type="spellEnd"/>
-      <w:r>
-        <w:rPr>
-          <w:rFonts w:ascii="Times New Roman" w:hAnsi="Times New Roman" w:cs="Times New Roman"/>
-          <w:b/>
-          <w:bCs/>
-        </w:rPr>
-        <w:t>)</w:t>
+      <w:r>
+        <w:rPr>
+          <w:rFonts w:ascii="Times New Roman" w:hAnsi="Times New Roman" w:cs="Times New Roman"/>
+          <w:b/>
+          <w:bCs/>
+        </w:rPr>
+        <w:t>Benjamini &amp; Hochberg (False discovery rate)</w:t>
       </w:r>
       <w:r>
         <w:rPr>
@@ -689,7 +605,6 @@
         </w:rPr>
         <w:t xml:space="preserve">και πραγματοποιείστε ανάλυση εμπλουτισμού στο </w:t>
       </w:r>
-      <w:proofErr w:type="spellStart"/>
       <w:r>
         <w:rPr>
           <w:rFonts w:ascii="Times New Roman" w:hAnsi="Times New Roman" w:cs="Times New Roman"/>
@@ -697,7 +612,6 @@
         </w:rPr>
         <w:t>gProfiler</w:t>
       </w:r>
-      <w:proofErr w:type="spellEnd"/>
       <w:r>
         <w:rPr>
           <w:rFonts w:ascii="Times New Roman" w:hAnsi="Times New Roman" w:cs="Times New Roman"/>
@@ -788,7 +702,6 @@
         </w:rPr>
         <w:t xml:space="preserve"> και ανάλυση εμπλουτισμού με το </w:t>
       </w:r>
-      <w:proofErr w:type="spellStart"/>
       <w:r>
         <w:rPr>
           <w:rFonts w:ascii="Times New Roman" w:hAnsi="Times New Roman" w:cs="Times New Roman"/>
@@ -798,7 +711,6 @@
         </w:rPr>
         <w:t>gProfiler</w:t>
       </w:r>
-      <w:proofErr w:type="spellEnd"/>
     </w:p>
     <w:p>
       <w:pPr>
@@ -1098,7 +1010,23 @@
           <w:b/>
           <w:bCs/>
         </w:rPr>
-        <w:t xml:space="preserve"> μετα-ανάλυση με το </w:t>
+        <w:t xml:space="preserve"> </w:t>
+      </w:r>
+      <w:r>
+        <w:rPr>
+          <w:rFonts w:ascii="Times New Roman" w:hAnsi="Times New Roman" w:cs="Times New Roman"/>
+          <w:b/>
+          <w:bCs/>
+        </w:rPr>
+        <w:t xml:space="preserve">ανάλυση και </w:t>
+      </w:r>
+      <w:r>
+        <w:rPr>
+          <w:rFonts w:ascii="Times New Roman" w:hAnsi="Times New Roman" w:cs="Times New Roman"/>
+          <w:b/>
+          <w:bCs/>
+        </w:rPr>
+        <w:t xml:space="preserve">μετα-ανάλυση με το </w:t>
       </w:r>
       <w:r>
         <w:rPr>
@@ -1117,7 +1045,6 @@
         </w:rPr>
         <w:t xml:space="preserve"> και ανάλυση εμπλουτισμού με το </w:t>
       </w:r>
-      <w:proofErr w:type="spellStart"/>
       <w:r>
         <w:rPr>
           <w:rFonts w:ascii="Times New Roman" w:hAnsi="Times New Roman" w:cs="Times New Roman"/>
@@ -1127,7 +1054,6 @@
         </w:rPr>
         <w:t>gProfiler</w:t>
       </w:r>
-      <w:proofErr w:type="spellEnd"/>
     </w:p>
     <w:p>
       <w:pPr>
@@ -1342,7 +1268,7 @@
         <mc:AlternateContent>
           <mc:Choice Requires="wps">
             <w:drawing>
-              <wp:anchor distT="45720" distB="45720" distL="114300" distR="114300" simplePos="0" relativeHeight="251659264" behindDoc="0" locked="0" layoutInCell="1" allowOverlap="1" wp14:anchorId="65E0010B" wp14:editId="6C6E0077">
+              <wp:anchor distT="45720" distB="45720" distL="114300" distR="114300" simplePos="0" relativeHeight="251659264" behindDoc="0" locked="0" layoutInCell="1" allowOverlap="1" wp14:anchorId="65E0010B" wp14:editId="29221FCB">
                 <wp:simplePos x="0" y="0"/>
                 <wp:positionH relativeFrom="margin">
                   <wp:align>right</wp:align>
@@ -1350,8 +1276,8 @@
                 <wp:positionV relativeFrom="paragraph">
                   <wp:posOffset>457200</wp:posOffset>
                 </wp:positionV>
-                <wp:extent cx="5253990" cy="387985"/>
-                <wp:effectExtent l="0" t="0" r="22860" b="12065"/>
+                <wp:extent cx="5253990" cy="1492250"/>
+                <wp:effectExtent l="0" t="0" r="22860" b="12700"/>
                 <wp:wrapSquare wrapText="bothSides"/>
                 <wp:docPr id="217" name="Πλαίσιο κειμένου 2"/>
                 <wp:cNvGraphicFramePr>
@@ -1366,7 +1292,7 @@
                       <wps:spPr bwMode="auto">
                         <a:xfrm>
                           <a:off x="0" y="0"/>
-                          <a:ext cx="5253990" cy="388257"/>
+                          <a:ext cx="5253990" cy="1492697"/>
                         </a:xfrm>
                         <a:prstGeom prst="rect">
                           <a:avLst/>
@@ -1394,7 +1320,34 @@
                                 <w:lang w:val="en-US"/>
                               </w:rPr>
                             </w:pPr>
-                            <w:proofErr w:type="gramStart"/>
+                            <w:r>
+                              <w:rPr>
+                                <w:rFonts w:ascii="Consolas" w:hAnsi="Consolas" w:cs="Times New Roman"/>
+                                <w:sz w:val="18"/>
+                                <w:szCs w:val="18"/>
+                                <w:lang w:val="en-US"/>
+                              </w:rPr>
+                              <w:t>#Preprocess</w:t>
+                            </w:r>
+                            <w:r>
+                              <w:rPr>
+                                <w:rFonts w:ascii="Consolas" w:hAnsi="Consolas" w:cs="Times New Roman"/>
+                                <w:sz w:val="18"/>
+                                <w:szCs w:val="18"/>
+                                <w:lang w:val="en-US"/>
+                              </w:rPr>
+                              <w:t>ing</w:t>
+                            </w:r>
+                          </w:p>
+                          <w:p>
+                            <w:pPr>
+                              <w:rPr>
+                                <w:rFonts w:ascii="Consolas" w:hAnsi="Consolas" w:cs="Times New Roman"/>
+                                <w:sz w:val="18"/>
+                                <w:szCs w:val="18"/>
+                                <w:lang w:val="en-US"/>
+                              </w:rPr>
+                            </w:pPr>
                             <w:r>
                               <w:rPr>
                                 <w:rFonts w:ascii="Consolas" w:hAnsi="Consolas" w:cs="Times New Roman"/>
@@ -1404,7 +1357,6 @@
                               </w:rPr>
                               <w:t>./</w:t>
                             </w:r>
-                            <w:proofErr w:type="gramEnd"/>
                             <w:r>
                               <w:rPr>
                                 <w:rFonts w:ascii="Consolas" w:hAnsi="Consolas" w:cs="Times New Roman"/>
@@ -1412,7 +1364,155 @@
                                 <w:szCs w:val="18"/>
                                 <w:lang w:val="en-US"/>
                               </w:rPr>
-                              <w:t xml:space="preserve">plink --meta-analysis </w:t>
+                              <w:t xml:space="preserve">plink --file </w:t>
+                            </w:r>
+                            <w:r>
+                              <w:rPr>
+                                <w:rFonts w:ascii="Consolas" w:hAnsi="Consolas" w:cs="Times New Roman"/>
+                                <w:sz w:val="18"/>
+                                <w:szCs w:val="18"/>
+                                <w:lang w:val="en-US"/>
+                              </w:rPr>
+                              <w:t>toy</w:t>
+                            </w:r>
+                            <w:r>
+                              <w:rPr>
+                                <w:rFonts w:ascii="Consolas" w:hAnsi="Consolas" w:cs="Times New Roman"/>
+                                <w:sz w:val="18"/>
+                                <w:szCs w:val="18"/>
+                                <w:lang w:val="en-US"/>
+                              </w:rPr>
+                              <w:t xml:space="preserve"> --make-bed --out </w:t>
+                            </w:r>
+                            <w:r>
+                              <w:rPr>
+                                <w:rFonts w:ascii="Consolas" w:hAnsi="Consolas" w:cs="Times New Roman"/>
+                                <w:sz w:val="18"/>
+                                <w:szCs w:val="18"/>
+                                <w:lang w:val="en-US"/>
+                              </w:rPr>
+                              <w:t>toy_bin</w:t>
+                            </w:r>
+                          </w:p>
+                          <w:p>
+                            <w:pPr>
+                              <w:rPr>
+                                <w:rFonts w:ascii="Consolas" w:hAnsi="Consolas" w:cs="Times New Roman"/>
+                                <w:sz w:val="18"/>
+                                <w:szCs w:val="18"/>
+                                <w:lang w:val="en-US"/>
+                              </w:rPr>
+                            </w:pPr>
+                            <w:r>
+                              <w:rPr>
+                                <w:rFonts w:ascii="Consolas" w:hAnsi="Consolas" w:cs="Times New Roman"/>
+                                <w:sz w:val="18"/>
+                                <w:szCs w:val="18"/>
+                                <w:lang w:val="en-US"/>
+                              </w:rPr>
+                              <w:t xml:space="preserve">#Association Test </w:t>
+                            </w:r>
+                          </w:p>
+                          <w:p>
+                            <w:pPr>
+                              <w:rPr>
+                                <w:rFonts w:ascii="Consolas" w:hAnsi="Consolas" w:cs="Times New Roman"/>
+                                <w:sz w:val="18"/>
+                                <w:szCs w:val="18"/>
+                                <w:lang w:val="en-US"/>
+                              </w:rPr>
+                            </w:pPr>
+                            <w:r>
+                              <w:rPr>
+                                <w:rFonts w:ascii="Consolas" w:hAnsi="Consolas" w:cs="Times New Roman"/>
+                                <w:sz w:val="18"/>
+                                <w:szCs w:val="18"/>
+                                <w:lang w:val="en-US"/>
+                              </w:rPr>
+                              <w:t>./</w:t>
+                            </w:r>
+                            <w:r>
+                              <w:rPr>
+                                <w:rFonts w:ascii="Consolas" w:hAnsi="Consolas" w:cs="Times New Roman"/>
+                                <w:sz w:val="18"/>
+                                <w:szCs w:val="18"/>
+                                <w:lang w:val="en-US"/>
+                              </w:rPr>
+                              <w:t xml:space="preserve">plink --bfile </w:t>
+                            </w:r>
+                            <w:r>
+                              <w:rPr>
+                                <w:rFonts w:ascii="Consolas" w:hAnsi="Consolas" w:cs="Times New Roman"/>
+                                <w:sz w:val="18"/>
+                                <w:szCs w:val="18"/>
+                                <w:lang w:val="en-US"/>
+                              </w:rPr>
+                              <w:t>toy_bin</w:t>
+                            </w:r>
+                            <w:r>
+                              <w:rPr>
+                                <w:rFonts w:ascii="Consolas" w:hAnsi="Consolas" w:cs="Times New Roman"/>
+                                <w:sz w:val="18"/>
+                                <w:szCs w:val="18"/>
+                                <w:lang w:val="en-US"/>
+                              </w:rPr>
+                              <w:t xml:space="preserve"> </w:t>
+                            </w:r>
+                            <w:r>
+                              <w:rPr>
+                                <w:rFonts w:ascii="Consolas" w:hAnsi="Consolas" w:cs="Times New Roman"/>
+                                <w:sz w:val="18"/>
+                                <w:szCs w:val="18"/>
+                                <w:lang w:val="en-US"/>
+                              </w:rPr>
+                              <w:t xml:space="preserve"> </w:t>
+                            </w:r>
+                            <w:r>
+                              <w:rPr>
+                                <w:rFonts w:ascii="Consolas" w:hAnsi="Consolas" w:cs="Times New Roman"/>
+                                <w:sz w:val="18"/>
+                                <w:szCs w:val="18"/>
+                                <w:lang w:val="en-US"/>
+                              </w:rPr>
+                              <w:t>--assoc --out assoc_results</w:t>
+                            </w:r>
+                          </w:p>
+                          <w:p>
+                            <w:pPr>
+                              <w:rPr>
+                                <w:rFonts w:ascii="Consolas" w:hAnsi="Consolas" w:cs="Times New Roman"/>
+                                <w:sz w:val="18"/>
+                                <w:szCs w:val="18"/>
+                                <w:lang w:val="en-US"/>
+                              </w:rPr>
+                            </w:pPr>
+                            <w:r>
+                              <w:rPr>
+                                <w:rFonts w:ascii="Consolas" w:hAnsi="Consolas" w:cs="Times New Roman"/>
+                                <w:sz w:val="18"/>
+                                <w:szCs w:val="18"/>
+                                <w:lang w:val="en-US"/>
+                              </w:rPr>
+                              <w:t>#Meta-analysis</w:t>
+                            </w:r>
+                          </w:p>
+                          <w:p>
+                            <w:pPr>
+                              <w:rPr>
+                                <w:rFonts w:ascii="Consolas" w:hAnsi="Consolas" w:cs="Times New Roman"/>
+                                <w:sz w:val="18"/>
+                                <w:szCs w:val="18"/>
+                                <w:lang w:val="en-US"/>
+                              </w:rPr>
+                            </w:pPr>
+                            <w:r>
+                              <w:rPr>
+                                <w:rFonts w:ascii="Consolas" w:hAnsi="Consolas" w:cs="Times New Roman"/>
+                                <w:sz w:val="18"/>
+                                <w:szCs w:val="18"/>
+                                <w:lang w:val="en-US"/>
+                              </w:rPr>
+                              <w:t xml:space="preserve">./plink --meta-analysis </w:t>
                             </w:r>
                             <w:r>
                               <w:rPr>
@@ -1422,20 +1522,8 @@
                                 <w:highlight w:val="yellow"/>
                                 <w:lang w:val="en-US"/>
                               </w:rPr>
-                              <w:t xml:space="preserve">demo_PLINK_1.txt </w:t>
+                              <w:t>demo_PLINK_1.txt demo_PLINK_2.txt  demo_PLINK_3.txt</w:t>
                             </w:r>
-                            <w:proofErr w:type="gramStart"/>
-                            <w:r>
-                              <w:rPr>
-                                <w:rFonts w:ascii="Consolas" w:hAnsi="Consolas" w:cs="Times New Roman"/>
-                                <w:sz w:val="18"/>
-                                <w:szCs w:val="18"/>
-                                <w:highlight w:val="yellow"/>
-                                <w:lang w:val="en-US"/>
-                              </w:rPr>
-                              <w:t>demo_PLINK_2.txt  demo_PLINK_3.txt</w:t>
-                            </w:r>
-                            <w:proofErr w:type="gramEnd"/>
                             <w:r>
                               <w:rPr>
                                 <w:rFonts w:ascii="Consolas" w:hAnsi="Consolas" w:cs="Times New Roman"/>
@@ -1443,27 +1531,7 @@
                                 <w:szCs w:val="18"/>
                                 <w:lang w:val="en-US"/>
                               </w:rPr>
-                              <w:t xml:space="preserve"> </w:t>
-                            </w:r>
-                            <w:proofErr w:type="gramStart"/>
-                            <w:r>
-                              <w:rPr>
-                                <w:rFonts w:ascii="Consolas" w:hAnsi="Consolas" w:cs="Times New Roman"/>
-                                <w:sz w:val="18"/>
-                                <w:szCs w:val="18"/>
-                                <w:lang w:val="en-US"/>
-                              </w:rPr>
-                              <w:t>+  logscale</w:t>
-                            </w:r>
-                            <w:proofErr w:type="gramEnd"/>
-                            <w:r>
-                              <w:rPr>
-                                <w:rFonts w:ascii="Consolas" w:hAnsi="Consolas" w:cs="Times New Roman"/>
-                                <w:sz w:val="18"/>
-                                <w:szCs w:val="18"/>
-                                <w:lang w:val="en-US"/>
-                              </w:rPr>
-                              <w:t xml:space="preserve"> no-allele report-all</w:t>
+                              <w:t xml:space="preserve"> +  logscale no-allele report-all</w:t>
                             </w:r>
                           </w:p>
                         </w:txbxContent>
@@ -1489,7 +1557,7 @@
                 <v:stroke joinstyle="miter"/>
                 <v:path gradientshapeok="t" o:connecttype="rect"/>
               </v:shapetype>
-              <v:shape id="Πλαίσιο κειμένου 2" o:spid="_x0000_s1026" type="#_x0000_t202" style="position:absolute;left:0;text-align:left;margin-left:362.5pt;margin-top:36pt;width:413.7pt;height:30.55pt;z-index:251659264;visibility:visible;mso-wrap-style:square;mso-width-percent:0;mso-height-percent:0;mso-wrap-distance-left:9pt;mso-wrap-distance-top:3.6pt;mso-wrap-distance-right:9pt;mso-wrap-distance-bottom:3.6pt;mso-position-horizontal:right;mso-position-horizontal-relative:margin;mso-position-vertical:absolute;mso-position-vertical-relative:text;mso-width-percent:0;mso-height-percent:0;mso-width-relative:margin;mso-height-relative:margin;v-text-anchor:top" o:gfxdata="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">
+              <v:shape id="Πλαίσιο κειμένου 2" o:spid="_x0000_s1026" type="#_x0000_t202" style="position:absolute;left:0;text-align:left;margin-left:362.5pt;margin-top:36pt;width:413.7pt;height:117.5pt;z-index:251659264;visibility:visible;mso-wrap-style:square;mso-width-percent:0;mso-height-percent:0;mso-wrap-distance-left:9pt;mso-wrap-distance-top:3.6pt;mso-wrap-distance-right:9pt;mso-wrap-distance-bottom:3.6pt;mso-position-horizontal:right;mso-position-horizontal-relative:margin;mso-position-vertical:absolute;mso-position-vertical-relative:text;mso-width-percent:0;mso-height-percent:0;mso-width-relative:margin;mso-height-relative:margin;v-text-anchor:top" o:gfxdata="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">
                 <v:textbox>
                   <w:txbxContent>
                     <w:p>
@@ -1501,7 +1569,34 @@
                           <w:lang w:val="en-US"/>
                         </w:rPr>
                       </w:pPr>
-                      <w:proofErr w:type="gramStart"/>
+                      <w:r>
+                        <w:rPr>
+                          <w:rFonts w:ascii="Consolas" w:hAnsi="Consolas" w:cs="Times New Roman"/>
+                          <w:sz w:val="18"/>
+                          <w:szCs w:val="18"/>
+                          <w:lang w:val="en-US"/>
+                        </w:rPr>
+                        <w:t>#Preprocess</w:t>
+                      </w:r>
+                      <w:r>
+                        <w:rPr>
+                          <w:rFonts w:ascii="Consolas" w:hAnsi="Consolas" w:cs="Times New Roman"/>
+                          <w:sz w:val="18"/>
+                          <w:szCs w:val="18"/>
+                          <w:lang w:val="en-US"/>
+                        </w:rPr>
+                        <w:t>ing</w:t>
+                      </w:r>
+                    </w:p>
+                    <w:p>
+                      <w:pPr>
+                        <w:rPr>
+                          <w:rFonts w:ascii="Consolas" w:hAnsi="Consolas" w:cs="Times New Roman"/>
+                          <w:sz w:val="18"/>
+                          <w:szCs w:val="18"/>
+                          <w:lang w:val="en-US"/>
+                        </w:rPr>
+                      </w:pPr>
                       <w:r>
                         <w:rPr>
                           <w:rFonts w:ascii="Consolas" w:hAnsi="Consolas" w:cs="Times New Roman"/>
@@ -1511,7 +1606,6 @@
                         </w:rPr>
                         <w:t>./</w:t>
                       </w:r>
-                      <w:proofErr w:type="gramEnd"/>
                       <w:r>
                         <w:rPr>
                           <w:rFonts w:ascii="Consolas" w:hAnsi="Consolas" w:cs="Times New Roman"/>
@@ -1519,7 +1613,155 @@
                           <w:szCs w:val="18"/>
                           <w:lang w:val="en-US"/>
                         </w:rPr>
-                        <w:t xml:space="preserve">plink --meta-analysis </w:t>
+                        <w:t xml:space="preserve">plink --file </w:t>
+                      </w:r>
+                      <w:r>
+                        <w:rPr>
+                          <w:rFonts w:ascii="Consolas" w:hAnsi="Consolas" w:cs="Times New Roman"/>
+                          <w:sz w:val="18"/>
+                          <w:szCs w:val="18"/>
+                          <w:lang w:val="en-US"/>
+                        </w:rPr>
+                        <w:t>toy</w:t>
+                      </w:r>
+                      <w:r>
+                        <w:rPr>
+                          <w:rFonts w:ascii="Consolas" w:hAnsi="Consolas" w:cs="Times New Roman"/>
+                          <w:sz w:val="18"/>
+                          <w:szCs w:val="18"/>
+                          <w:lang w:val="en-US"/>
+                        </w:rPr>
+                        <w:t xml:space="preserve"> --make-bed --out </w:t>
+                      </w:r>
+                      <w:r>
+                        <w:rPr>
+                          <w:rFonts w:ascii="Consolas" w:hAnsi="Consolas" w:cs="Times New Roman"/>
+                          <w:sz w:val="18"/>
+                          <w:szCs w:val="18"/>
+                          <w:lang w:val="en-US"/>
+                        </w:rPr>
+                        <w:t>toy_bin</w:t>
+                      </w:r>
+                    </w:p>
+                    <w:p>
+                      <w:pPr>
+                        <w:rPr>
+                          <w:rFonts w:ascii="Consolas" w:hAnsi="Consolas" w:cs="Times New Roman"/>
+                          <w:sz w:val="18"/>
+                          <w:szCs w:val="18"/>
+                          <w:lang w:val="en-US"/>
+                        </w:rPr>
+                      </w:pPr>
+                      <w:r>
+                        <w:rPr>
+                          <w:rFonts w:ascii="Consolas" w:hAnsi="Consolas" w:cs="Times New Roman"/>
+                          <w:sz w:val="18"/>
+                          <w:szCs w:val="18"/>
+                          <w:lang w:val="en-US"/>
+                        </w:rPr>
+                        <w:t xml:space="preserve">#Association Test </w:t>
+                      </w:r>
+                    </w:p>
+                    <w:p>
+                      <w:pPr>
+                        <w:rPr>
+                          <w:rFonts w:ascii="Consolas" w:hAnsi="Consolas" w:cs="Times New Roman"/>
+                          <w:sz w:val="18"/>
+                          <w:szCs w:val="18"/>
+                          <w:lang w:val="en-US"/>
+                        </w:rPr>
+                      </w:pPr>
+                      <w:r>
+                        <w:rPr>
+                          <w:rFonts w:ascii="Consolas" w:hAnsi="Consolas" w:cs="Times New Roman"/>
+                          <w:sz w:val="18"/>
+                          <w:szCs w:val="18"/>
+                          <w:lang w:val="en-US"/>
+                        </w:rPr>
+                        <w:t>./</w:t>
+                      </w:r>
+                      <w:r>
+                        <w:rPr>
+                          <w:rFonts w:ascii="Consolas" w:hAnsi="Consolas" w:cs="Times New Roman"/>
+                          <w:sz w:val="18"/>
+                          <w:szCs w:val="18"/>
+                          <w:lang w:val="en-US"/>
+                        </w:rPr>
+                        <w:t xml:space="preserve">plink --bfile </w:t>
+                      </w:r>
+                      <w:r>
+                        <w:rPr>
+                          <w:rFonts w:ascii="Consolas" w:hAnsi="Consolas" w:cs="Times New Roman"/>
+                          <w:sz w:val="18"/>
+                          <w:szCs w:val="18"/>
+                          <w:lang w:val="en-US"/>
+                        </w:rPr>
+                        <w:t>toy_bin</w:t>
+                      </w:r>
+                      <w:r>
+                        <w:rPr>
+                          <w:rFonts w:ascii="Consolas" w:hAnsi="Consolas" w:cs="Times New Roman"/>
+                          <w:sz w:val="18"/>
+                          <w:szCs w:val="18"/>
+                          <w:lang w:val="en-US"/>
+                        </w:rPr>
+                        <w:t xml:space="preserve"> </w:t>
+                      </w:r>
+                      <w:r>
+                        <w:rPr>
+                          <w:rFonts w:ascii="Consolas" w:hAnsi="Consolas" w:cs="Times New Roman"/>
+                          <w:sz w:val="18"/>
+                          <w:szCs w:val="18"/>
+                          <w:lang w:val="en-US"/>
+                        </w:rPr>
+                        <w:t xml:space="preserve"> </w:t>
+                      </w:r>
+                      <w:r>
+                        <w:rPr>
+                          <w:rFonts w:ascii="Consolas" w:hAnsi="Consolas" w:cs="Times New Roman"/>
+                          <w:sz w:val="18"/>
+                          <w:szCs w:val="18"/>
+                          <w:lang w:val="en-US"/>
+                        </w:rPr>
+                        <w:t>--assoc --out assoc_results</w:t>
+                      </w:r>
+                    </w:p>
+                    <w:p>
+                      <w:pPr>
+                        <w:rPr>
+                          <w:rFonts w:ascii="Consolas" w:hAnsi="Consolas" w:cs="Times New Roman"/>
+                          <w:sz w:val="18"/>
+                          <w:szCs w:val="18"/>
+                          <w:lang w:val="en-US"/>
+                        </w:rPr>
+                      </w:pPr>
+                      <w:r>
+                        <w:rPr>
+                          <w:rFonts w:ascii="Consolas" w:hAnsi="Consolas" w:cs="Times New Roman"/>
+                          <w:sz w:val="18"/>
+                          <w:szCs w:val="18"/>
+                          <w:lang w:val="en-US"/>
+                        </w:rPr>
+                        <w:t>#Meta-analysis</w:t>
+                      </w:r>
+                    </w:p>
+                    <w:p>
+                      <w:pPr>
+                        <w:rPr>
+                          <w:rFonts w:ascii="Consolas" w:hAnsi="Consolas" w:cs="Times New Roman"/>
+                          <w:sz w:val="18"/>
+                          <w:szCs w:val="18"/>
+                          <w:lang w:val="en-US"/>
+                        </w:rPr>
+                      </w:pPr>
+                      <w:r>
+                        <w:rPr>
+                          <w:rFonts w:ascii="Consolas" w:hAnsi="Consolas" w:cs="Times New Roman"/>
+                          <w:sz w:val="18"/>
+                          <w:szCs w:val="18"/>
+                          <w:lang w:val="en-US"/>
+                        </w:rPr>
+                        <w:t xml:space="preserve">./plink --meta-analysis </w:t>
                       </w:r>
                       <w:r>
                         <w:rPr>
@@ -1529,20 +1771,8 @@
                           <w:highlight w:val="yellow"/>
                           <w:lang w:val="en-US"/>
                         </w:rPr>
-                        <w:t xml:space="preserve">demo_PLINK_1.txt </w:t>
+                        <w:t>demo_PLINK_1.txt demo_PLINK_2.txt  demo_PLINK_3.txt</w:t>
                       </w:r>
-                      <w:proofErr w:type="gramStart"/>
-                      <w:r>
-                        <w:rPr>
-                          <w:rFonts w:ascii="Consolas" w:hAnsi="Consolas" w:cs="Times New Roman"/>
-                          <w:sz w:val="18"/>
-                          <w:szCs w:val="18"/>
-                          <w:highlight w:val="yellow"/>
-                          <w:lang w:val="en-US"/>
-                        </w:rPr>
-                        <w:t>demo_PLINK_2.txt  demo_PLINK_3.txt</w:t>
-                      </w:r>
-                      <w:proofErr w:type="gramEnd"/>
                       <w:r>
                         <w:rPr>
                           <w:rFonts w:ascii="Consolas" w:hAnsi="Consolas" w:cs="Times New Roman"/>
@@ -1550,27 +1780,7 @@
                           <w:szCs w:val="18"/>
                           <w:lang w:val="en-US"/>
                         </w:rPr>
-                        <w:t xml:space="preserve"> </w:t>
-                      </w:r>
-                      <w:proofErr w:type="gramStart"/>
-                      <w:r>
-                        <w:rPr>
-                          <w:rFonts w:ascii="Consolas" w:hAnsi="Consolas" w:cs="Times New Roman"/>
-                          <w:sz w:val="18"/>
-                          <w:szCs w:val="18"/>
-                          <w:lang w:val="en-US"/>
-                        </w:rPr>
-                        <w:t>+  logscale</w:t>
-                      </w:r>
-                      <w:proofErr w:type="gramEnd"/>
-                      <w:r>
-                        <w:rPr>
-                          <w:rFonts w:ascii="Consolas" w:hAnsi="Consolas" w:cs="Times New Roman"/>
-                          <w:sz w:val="18"/>
-                          <w:szCs w:val="18"/>
-                          <w:lang w:val="en-US"/>
-                        </w:rPr>
-                        <w:t xml:space="preserve"> no-allele report-all</w:t>
+                        <w:t xml:space="preserve"> +  logscale no-allele report-all</w:t>
                       </w:r>
                     </w:p>
                   </w:txbxContent>
@@ -2052,7 +2262,6 @@
         </w:rPr>
         <w:t xml:space="preserve"> και ανάλυση εμπλουτισμού με το </w:t>
       </w:r>
-      <w:proofErr w:type="spellStart"/>
       <w:r>
         <w:rPr>
           <w:rFonts w:ascii="Times New Roman" w:hAnsi="Times New Roman" w:cs="Times New Roman"/>
@@ -2062,7 +2271,6 @@
         </w:rPr>
         <w:t>gProfiler</w:t>
       </w:r>
-      <w:proofErr w:type="spellEnd"/>
     </w:p>
     <w:p>
       <w:pPr>
@@ -2368,7 +2576,6 @@
         </w:rPr>
         <w:t xml:space="preserve">και πραγματοποιείστε ανάλυση εμπλουτισμού στο </w:t>
       </w:r>
-      <w:proofErr w:type="spellStart"/>
       <w:r>
         <w:rPr>
           <w:rFonts w:ascii="Times New Roman" w:hAnsi="Times New Roman" w:cs="Times New Roman"/>
@@ -2376,7 +2583,6 @@
         </w:rPr>
         <w:t>gProfiler</w:t>
       </w:r>
-      <w:proofErr w:type="spellEnd"/>
       <w:r>
         <w:rPr>
           <w:rFonts w:ascii="Times New Roman" w:hAnsi="Times New Roman" w:cs="Times New Roman"/>
@@ -2425,6 +2631,7 @@
           <w:b/>
           <w:bCs/>
         </w:rPr>
+        <w:lastRenderedPageBreak/>
         <w:t>Β</w:t>
       </w:r>
       <w:r>
@@ -2469,7 +2676,6 @@
         </w:rPr>
         <w:t xml:space="preserve"> και ανάλυση εμπλουτισμού με το </w:t>
       </w:r>
-      <w:proofErr w:type="spellStart"/>
       <w:r>
         <w:rPr>
           <w:rFonts w:ascii="Times New Roman" w:hAnsi="Times New Roman" w:cs="Times New Roman"/>
@@ -2479,7 +2685,6 @@
         </w:rPr>
         <w:t>gProfiler</w:t>
       </w:r>
-      <w:proofErr w:type="spellEnd"/>
     </w:p>
     <w:p>
       <w:pPr>
@@ -2743,7 +2948,6 @@
         <w:rPr>
           <w:rFonts w:ascii="Times New Roman" w:hAnsi="Times New Roman" w:cs="Times New Roman"/>
         </w:rPr>
-        <w:lastRenderedPageBreak/>
         <w:t>β) Κατεβάστε τα ακόλουθα σύνολα δεδομένων</w:t>
       </w:r>
       <w:r>
@@ -2917,7 +3121,6 @@
         </w:rPr>
         <w:t xml:space="preserve"> στο </w:t>
       </w:r>
-      <w:proofErr w:type="spellStart"/>
       <w:r>
         <w:rPr>
           <w:rFonts w:ascii="Times New Roman" w:hAnsi="Times New Roman" w:cs="Times New Roman"/>
@@ -2925,7 +3128,6 @@
         </w:rPr>
         <w:t>gProfiler</w:t>
       </w:r>
-      <w:proofErr w:type="spellEnd"/>
       <w:r>
         <w:rPr>
           <w:rFonts w:ascii="Times New Roman" w:hAnsi="Times New Roman" w:cs="Times New Roman"/>

--- a/ΑΣΚΗΣΗ3-ΕΡΓ-ΒΙΟΠΛΗΡΟΦΟΡΙΚΗ ΙΙ.docx
+++ b/ΑΣΚΗΣΗ3-ΕΡΓ-ΒΙΟΠΛΗΡΟΦΟΡΙΚΗ ΙΙ.docx
@@ -171,6 +171,7 @@
         </w:rPr>
         <w:t xml:space="preserve"> και ανάλυση εμπλουτισμού με το </w:t>
       </w:r>
+      <w:proofErr w:type="spellStart"/>
       <w:r>
         <w:rPr>
           <w:rFonts w:ascii="Times New Roman" w:hAnsi="Times New Roman" w:cs="Times New Roman"/>
@@ -180,6 +181,7 @@
         </w:rPr>
         <w:t>gProfiler</w:t>
       </w:r>
+      <w:proofErr w:type="spellEnd"/>
     </w:p>
     <w:p>
       <w:pPr>
@@ -491,13 +493,95 @@
         </w:rPr>
         <w:t xml:space="preserve"> (υγιείς) και επιλέγοντας την μέθοδο διόρθωσης </w:t>
       </w:r>
-      <w:r>
-        <w:rPr>
-          <w:rFonts w:ascii="Times New Roman" w:hAnsi="Times New Roman" w:cs="Times New Roman"/>
-          <w:b/>
-          <w:bCs/>
-        </w:rPr>
-        <w:t>Benjamini &amp; Hochberg (False discovery rate)</w:t>
+      <w:proofErr w:type="spellStart"/>
+      <w:r>
+        <w:rPr>
+          <w:rFonts w:ascii="Times New Roman" w:hAnsi="Times New Roman" w:cs="Times New Roman"/>
+          <w:b/>
+          <w:bCs/>
+        </w:rPr>
+        <w:t>Benjamini</w:t>
+      </w:r>
+      <w:proofErr w:type="spellEnd"/>
+      <w:r>
+        <w:rPr>
+          <w:rFonts w:ascii="Times New Roman" w:hAnsi="Times New Roman" w:cs="Times New Roman"/>
+          <w:b/>
+          <w:bCs/>
+        </w:rPr>
+        <w:t xml:space="preserve"> &amp; </w:t>
+      </w:r>
+      <w:proofErr w:type="spellStart"/>
+      <w:r>
+        <w:rPr>
+          <w:rFonts w:ascii="Times New Roman" w:hAnsi="Times New Roman" w:cs="Times New Roman"/>
+          <w:b/>
+          <w:bCs/>
+        </w:rPr>
+        <w:t>Hochberg</w:t>
+      </w:r>
+      <w:proofErr w:type="spellEnd"/>
+      <w:r>
+        <w:rPr>
+          <w:rFonts w:ascii="Times New Roman" w:hAnsi="Times New Roman" w:cs="Times New Roman"/>
+          <w:b/>
+          <w:bCs/>
+        </w:rPr>
+        <w:t xml:space="preserve"> (</w:t>
+      </w:r>
+      <w:proofErr w:type="spellStart"/>
+      <w:r>
+        <w:rPr>
+          <w:rFonts w:ascii="Times New Roman" w:hAnsi="Times New Roman" w:cs="Times New Roman"/>
+          <w:b/>
+          <w:bCs/>
+        </w:rPr>
+        <w:t>False</w:t>
+      </w:r>
+      <w:proofErr w:type="spellEnd"/>
+      <w:r>
+        <w:rPr>
+          <w:rFonts w:ascii="Times New Roman" w:hAnsi="Times New Roman" w:cs="Times New Roman"/>
+          <w:b/>
+          <w:bCs/>
+        </w:rPr>
+        <w:t xml:space="preserve"> </w:t>
+      </w:r>
+      <w:proofErr w:type="spellStart"/>
+      <w:r>
+        <w:rPr>
+          <w:rFonts w:ascii="Times New Roman" w:hAnsi="Times New Roman" w:cs="Times New Roman"/>
+          <w:b/>
+          <w:bCs/>
+        </w:rPr>
+        <w:t>discovery</w:t>
+      </w:r>
+      <w:proofErr w:type="spellEnd"/>
+      <w:r>
+        <w:rPr>
+          <w:rFonts w:ascii="Times New Roman" w:hAnsi="Times New Roman" w:cs="Times New Roman"/>
+          <w:b/>
+          <w:bCs/>
+        </w:rPr>
+        <w:t xml:space="preserve"> </w:t>
+      </w:r>
+      <w:proofErr w:type="spellStart"/>
+      <w:r>
+        <w:rPr>
+          <w:rFonts w:ascii="Times New Roman" w:hAnsi="Times New Roman" w:cs="Times New Roman"/>
+          <w:b/>
+          <w:bCs/>
+        </w:rPr>
+        <w:t>rate</w:t>
+      </w:r>
+      <w:proofErr w:type="spellEnd"/>
+      <w:r>
+        <w:rPr>
+          <w:rFonts w:ascii="Times New Roman" w:hAnsi="Times New Roman" w:cs="Times New Roman"/>
+          <w:b/>
+          <w:bCs/>
+        </w:rPr>
+        <w:t>)</w:t>
       </w:r>
       <w:r>
         <w:rPr>
@@ -605,6 +689,7 @@
         </w:rPr>
         <w:t xml:space="preserve">και πραγματοποιείστε ανάλυση εμπλουτισμού στο </w:t>
       </w:r>
+      <w:proofErr w:type="spellStart"/>
       <w:r>
         <w:rPr>
           <w:rFonts w:ascii="Times New Roman" w:hAnsi="Times New Roman" w:cs="Times New Roman"/>
@@ -612,6 +697,7 @@
         </w:rPr>
         <w:t>gProfiler</w:t>
       </w:r>
+      <w:proofErr w:type="spellEnd"/>
       <w:r>
         <w:rPr>
           <w:rFonts w:ascii="Times New Roman" w:hAnsi="Times New Roman" w:cs="Times New Roman"/>
@@ -702,6 +788,7 @@
         </w:rPr>
         <w:t xml:space="preserve"> και ανάλυση εμπλουτισμού με το </w:t>
       </w:r>
+      <w:proofErr w:type="spellStart"/>
       <w:r>
         <w:rPr>
           <w:rFonts w:ascii="Times New Roman" w:hAnsi="Times New Roman" w:cs="Times New Roman"/>
@@ -711,6 +798,7 @@
         </w:rPr>
         <w:t>gProfiler</w:t>
       </w:r>
+      <w:proofErr w:type="spellEnd"/>
     </w:p>
     <w:p>
       <w:pPr>
@@ -1045,6 +1133,7 @@
         </w:rPr>
         <w:t xml:space="preserve"> και ανάλυση εμπλουτισμού με το </w:t>
       </w:r>
+      <w:proofErr w:type="spellStart"/>
       <w:r>
         <w:rPr>
           <w:rFonts w:ascii="Times New Roman" w:hAnsi="Times New Roman" w:cs="Times New Roman"/>
@@ -1054,6 +1143,7 @@
         </w:rPr>
         <w:t>gProfiler</w:t>
       </w:r>
+      <w:proofErr w:type="spellEnd"/>
     </w:p>
     <w:p>
       <w:pPr>
@@ -1268,7 +1358,7 @@
         <mc:AlternateContent>
           <mc:Choice Requires="wps">
             <w:drawing>
-              <wp:anchor distT="45720" distB="45720" distL="114300" distR="114300" simplePos="0" relativeHeight="251659264" behindDoc="0" locked="0" layoutInCell="1" allowOverlap="1" wp14:anchorId="65E0010B" wp14:editId="29221FCB">
+              <wp:anchor distT="45720" distB="45720" distL="114300" distR="114300" simplePos="0" relativeHeight="251659264" behindDoc="0" locked="0" layoutInCell="1" allowOverlap="1" wp14:anchorId="65E0010B" wp14:editId="1ACF883C">
                 <wp:simplePos x="0" y="0"/>
                 <wp:positionH relativeFrom="margin">
                   <wp:align>right</wp:align>
@@ -1276,8 +1366,8 @@
                 <wp:positionV relativeFrom="paragraph">
                   <wp:posOffset>457200</wp:posOffset>
                 </wp:positionV>
-                <wp:extent cx="5253990" cy="1492250"/>
-                <wp:effectExtent l="0" t="0" r="22860" b="12700"/>
+                <wp:extent cx="5253990" cy="1665605"/>
+                <wp:effectExtent l="0" t="0" r="22860" b="10795"/>
                 <wp:wrapSquare wrapText="bothSides"/>
                 <wp:docPr id="217" name="Πλαίσιο κειμένου 2"/>
                 <wp:cNvGraphicFramePr>
@@ -1292,7 +1382,7 @@
                       <wps:spPr bwMode="auto">
                         <a:xfrm>
                           <a:off x="0" y="0"/>
-                          <a:ext cx="5253990" cy="1492697"/>
+                          <a:ext cx="5253990" cy="1665691"/>
                         </a:xfrm>
                         <a:prstGeom prst="rect">
                           <a:avLst/>
@@ -1348,6 +1438,7 @@
                                 <w:lang w:val="en-US"/>
                               </w:rPr>
                             </w:pPr>
+                            <w:proofErr w:type="gramStart"/>
                             <w:r>
                               <w:rPr>
                                 <w:rFonts w:ascii="Consolas" w:hAnsi="Consolas" w:cs="Times New Roman"/>
@@ -1357,6 +1448,7 @@
                               </w:rPr>
                               <w:t>./</w:t>
                             </w:r>
+                            <w:proofErr w:type="gramEnd"/>
                             <w:r>
                               <w:rPr>
                                 <w:rFonts w:ascii="Consolas" w:hAnsi="Consolas" w:cs="Times New Roman"/>
@@ -1384,6 +1476,7 @@
                               </w:rPr>
                               <w:t xml:space="preserve"> --make-bed --out </w:t>
                             </w:r>
+                            <w:proofErr w:type="spellStart"/>
                             <w:r>
                               <w:rPr>
                                 <w:rFonts w:ascii="Consolas" w:hAnsi="Consolas" w:cs="Times New Roman"/>
@@ -1393,6 +1486,7 @@
                               </w:rPr>
                               <w:t>toy_bin</w:t>
                             </w:r>
+                            <w:proofErr w:type="spellEnd"/>
                           </w:p>
                           <w:p>
                             <w:pPr>
@@ -1438,8 +1532,9 @@
                                 <w:szCs w:val="18"/>
                                 <w:lang w:val="en-US"/>
                               </w:rPr>
-                              <w:t xml:space="preserve">plink --bfile </w:t>
+                              <w:t>plink --</w:t>
                             </w:r>
+                            <w:proofErr w:type="spellStart"/>
                             <w:r>
                               <w:rPr>
                                 <w:rFonts w:ascii="Consolas" w:hAnsi="Consolas" w:cs="Times New Roman"/>
@@ -1447,8 +1542,39 @@
                                 <w:szCs w:val="18"/>
                                 <w:lang w:val="en-US"/>
                               </w:rPr>
-                              <w:t>toy_bin</w:t>
+                              <w:t>bfile</w:t>
                             </w:r>
+                            <w:proofErr w:type="spellEnd"/>
+                            <w:r>
+                              <w:rPr>
+                                <w:rFonts w:ascii="Consolas" w:hAnsi="Consolas" w:cs="Times New Roman"/>
+                                <w:sz w:val="18"/>
+                                <w:szCs w:val="18"/>
+                                <w:lang w:val="en-US"/>
+                              </w:rPr>
+                              <w:t xml:space="preserve"> </w:t>
+                            </w:r>
+                            <w:proofErr w:type="spellStart"/>
+                            <w:r>
+                              <w:rPr>
+                                <w:rFonts w:ascii="Consolas" w:hAnsi="Consolas" w:cs="Times New Roman"/>
+                                <w:sz w:val="18"/>
+                                <w:szCs w:val="18"/>
+                                <w:lang w:val="en-US"/>
+                              </w:rPr>
+                              <w:t>toy_</w:t>
+                            </w:r>
+                            <w:proofErr w:type="gramStart"/>
+                            <w:r>
+                              <w:rPr>
+                                <w:rFonts w:ascii="Consolas" w:hAnsi="Consolas" w:cs="Times New Roman"/>
+                                <w:sz w:val="18"/>
+                                <w:szCs w:val="18"/>
+                                <w:lang w:val="en-US"/>
+                              </w:rPr>
+                              <w:t>bin</w:t>
+                            </w:r>
+                            <w:proofErr w:type="spellEnd"/>
                             <w:r>
                               <w:rPr>
                                 <w:rFonts w:ascii="Consolas" w:hAnsi="Consolas" w:cs="Times New Roman"/>
@@ -1474,8 +1600,40 @@
                                 <w:szCs w:val="18"/>
                                 <w:lang w:val="en-US"/>
                               </w:rPr>
-                              <w:t>--assoc --out assoc_results</w:t>
+                              <w:t>--</w:t>
                             </w:r>
+                            <w:proofErr w:type="spellStart"/>
+                            <w:proofErr w:type="gramEnd"/>
+                            <w:r>
+                              <w:rPr>
+                                <w:rFonts w:ascii="Consolas" w:hAnsi="Consolas" w:cs="Times New Roman"/>
+                                <w:sz w:val="18"/>
+                                <w:szCs w:val="18"/>
+                                <w:lang w:val="en-US"/>
+                              </w:rPr>
+                              <w:t>assoc</w:t>
+                            </w:r>
+                            <w:proofErr w:type="spellEnd"/>
+                            <w:r>
+                              <w:rPr>
+                                <w:rFonts w:ascii="Consolas" w:hAnsi="Consolas" w:cs="Times New Roman"/>
+                                <w:sz w:val="18"/>
+                                <w:szCs w:val="18"/>
+                                <w:lang w:val="en-US"/>
+                              </w:rPr>
+                              <w:t xml:space="preserve"> --out </w:t>
+                            </w:r>
+                            <w:proofErr w:type="spellStart"/>
+                            <w:r>
+                              <w:rPr>
+                                <w:rFonts w:ascii="Consolas" w:hAnsi="Consolas" w:cs="Times New Roman"/>
+                                <w:sz w:val="18"/>
+                                <w:szCs w:val="18"/>
+                                <w:lang w:val="en-US"/>
+                              </w:rPr>
+                              <w:t>assoc_results</w:t>
+                            </w:r>
+                            <w:proofErr w:type="spellEnd"/>
                           </w:p>
                           <w:p>
                             <w:pPr>
@@ -1522,8 +1680,20 @@
                                 <w:highlight w:val="yellow"/>
                                 <w:lang w:val="en-US"/>
                               </w:rPr>
-                              <w:t>demo_PLINK_1.txt demo_PLINK_2.txt  demo_PLINK_3.txt</w:t>
+                              <w:t xml:space="preserve">demo_PLINK_1.txt </w:t>
                             </w:r>
+                            <w:proofErr w:type="gramStart"/>
+                            <w:r>
+                              <w:rPr>
+                                <w:rFonts w:ascii="Consolas" w:hAnsi="Consolas" w:cs="Times New Roman"/>
+                                <w:sz w:val="18"/>
+                                <w:szCs w:val="18"/>
+                                <w:highlight w:val="yellow"/>
+                                <w:lang w:val="en-US"/>
+                              </w:rPr>
+                              <w:t>demo_PLINK_2.txt  demo_PLINK_3.txt</w:t>
+                            </w:r>
+                            <w:proofErr w:type="gramEnd"/>
                             <w:r>
                               <w:rPr>
                                 <w:rFonts w:ascii="Consolas" w:hAnsi="Consolas" w:cs="Times New Roman"/>
@@ -1531,7 +1701,27 @@
                                 <w:szCs w:val="18"/>
                                 <w:lang w:val="en-US"/>
                               </w:rPr>
-                              <w:t xml:space="preserve"> +  logscale no-allele report-all</w:t>
+                              <w:t xml:space="preserve"> </w:t>
+                            </w:r>
+                            <w:proofErr w:type="gramStart"/>
+                            <w:r>
+                              <w:rPr>
+                                <w:rFonts w:ascii="Consolas" w:hAnsi="Consolas" w:cs="Times New Roman"/>
+                                <w:sz w:val="18"/>
+                                <w:szCs w:val="18"/>
+                                <w:lang w:val="en-US"/>
+                              </w:rPr>
+                              <w:t>+  logscale</w:t>
+                            </w:r>
+                            <w:proofErr w:type="gramEnd"/>
+                            <w:r>
+                              <w:rPr>
+                                <w:rFonts w:ascii="Consolas" w:hAnsi="Consolas" w:cs="Times New Roman"/>
+                                <w:sz w:val="18"/>
+                                <w:szCs w:val="18"/>
+                                <w:lang w:val="en-US"/>
+                              </w:rPr>
+                              <w:t xml:space="preserve"> no-allele report-all</w:t>
                             </w:r>
                           </w:p>
                         </w:txbxContent>
@@ -1557,7 +1747,7 @@
                 <v:stroke joinstyle="miter"/>
                 <v:path gradientshapeok="t" o:connecttype="rect"/>
               </v:shapetype>
-              <v:shape id="Πλαίσιο κειμένου 2" o:spid="_x0000_s1026" type="#_x0000_t202" style="position:absolute;left:0;text-align:left;margin-left:362.5pt;margin-top:36pt;width:413.7pt;height:117.5pt;z-index:251659264;visibility:visible;mso-wrap-style:square;mso-width-percent:0;mso-height-percent:0;mso-wrap-distance-left:9pt;mso-wrap-distance-top:3.6pt;mso-wrap-distance-right:9pt;mso-wrap-distance-bottom:3.6pt;mso-position-horizontal:right;mso-position-horizontal-relative:margin;mso-position-vertical:absolute;mso-position-vertical-relative:text;mso-width-percent:0;mso-height-percent:0;mso-width-relative:margin;mso-height-relative:margin;v-text-anchor:top" o:gfxdata="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">
+              <v:shape id="Πλαίσιο κειμένου 2" o:spid="_x0000_s1026" type="#_x0000_t202" style="position:absolute;left:0;text-align:left;margin-left:362.5pt;margin-top:36pt;width:413.7pt;height:131.15pt;z-index:251659264;visibility:visible;mso-wrap-style:square;mso-width-percent:0;mso-height-percent:0;mso-wrap-distance-left:9pt;mso-wrap-distance-top:3.6pt;mso-wrap-distance-right:9pt;mso-wrap-distance-bottom:3.6pt;mso-position-horizontal:right;mso-position-horizontal-relative:margin;mso-position-vertical:absolute;mso-position-vertical-relative:text;mso-width-percent:0;mso-height-percent:0;mso-width-relative:margin;mso-height-relative:margin;v-text-anchor:top" o:gfxdata="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">
                 <v:textbox>
                   <w:txbxContent>
                     <w:p>
@@ -1597,6 +1787,7 @@
                           <w:lang w:val="en-US"/>
                         </w:rPr>
                       </w:pPr>
+                      <w:proofErr w:type="gramStart"/>
                       <w:r>
                         <w:rPr>
                           <w:rFonts w:ascii="Consolas" w:hAnsi="Consolas" w:cs="Times New Roman"/>
@@ -1606,6 +1797,7 @@
                         </w:rPr>
                         <w:t>./</w:t>
                       </w:r>
+                      <w:proofErr w:type="gramEnd"/>
                       <w:r>
                         <w:rPr>
                           <w:rFonts w:ascii="Consolas" w:hAnsi="Consolas" w:cs="Times New Roman"/>
@@ -1633,6 +1825,7 @@
                         </w:rPr>
                         <w:t xml:space="preserve"> --make-bed --out </w:t>
                       </w:r>
+                      <w:proofErr w:type="spellStart"/>
                       <w:r>
                         <w:rPr>
                           <w:rFonts w:ascii="Consolas" w:hAnsi="Consolas" w:cs="Times New Roman"/>
@@ -1642,6 +1835,7 @@
                         </w:rPr>
                         <w:t>toy_bin</w:t>
                       </w:r>
+                      <w:proofErr w:type="spellEnd"/>
                     </w:p>
                     <w:p>
                       <w:pPr>
@@ -1687,8 +1881,9 @@
                           <w:szCs w:val="18"/>
                           <w:lang w:val="en-US"/>
                         </w:rPr>
-                        <w:t xml:space="preserve">plink --bfile </w:t>
+                        <w:t>plink --</w:t>
                       </w:r>
+                      <w:proofErr w:type="spellStart"/>
                       <w:r>
                         <w:rPr>
                           <w:rFonts w:ascii="Consolas" w:hAnsi="Consolas" w:cs="Times New Roman"/>
@@ -1696,8 +1891,39 @@
                           <w:szCs w:val="18"/>
                           <w:lang w:val="en-US"/>
                         </w:rPr>
-                        <w:t>toy_bin</w:t>
+                        <w:t>bfile</w:t>
                       </w:r>
+                      <w:proofErr w:type="spellEnd"/>
+                      <w:r>
+                        <w:rPr>
+                          <w:rFonts w:ascii="Consolas" w:hAnsi="Consolas" w:cs="Times New Roman"/>
+                          <w:sz w:val="18"/>
+                          <w:szCs w:val="18"/>
+                          <w:lang w:val="en-US"/>
+                        </w:rPr>
+                        <w:t xml:space="preserve"> </w:t>
+                      </w:r>
+                      <w:proofErr w:type="spellStart"/>
+                      <w:r>
+                        <w:rPr>
+                          <w:rFonts w:ascii="Consolas" w:hAnsi="Consolas" w:cs="Times New Roman"/>
+                          <w:sz w:val="18"/>
+                          <w:szCs w:val="18"/>
+                          <w:lang w:val="en-US"/>
+                        </w:rPr>
+                        <w:t>toy_</w:t>
+                      </w:r>
+                      <w:proofErr w:type="gramStart"/>
+                      <w:r>
+                        <w:rPr>
+                          <w:rFonts w:ascii="Consolas" w:hAnsi="Consolas" w:cs="Times New Roman"/>
+                          <w:sz w:val="18"/>
+                          <w:szCs w:val="18"/>
+                          <w:lang w:val="en-US"/>
+                        </w:rPr>
+                        <w:t>bin</w:t>
+                      </w:r>
+                      <w:proofErr w:type="spellEnd"/>
                       <w:r>
                         <w:rPr>
                           <w:rFonts w:ascii="Consolas" w:hAnsi="Consolas" w:cs="Times New Roman"/>
@@ -1723,8 +1949,40 @@
                           <w:szCs w:val="18"/>
                           <w:lang w:val="en-US"/>
                         </w:rPr>
-                        <w:t>--assoc --out assoc_results</w:t>
+                        <w:t>--</w:t>
                       </w:r>
+                      <w:proofErr w:type="spellStart"/>
+                      <w:proofErr w:type="gramEnd"/>
+                      <w:r>
+                        <w:rPr>
+                          <w:rFonts w:ascii="Consolas" w:hAnsi="Consolas" w:cs="Times New Roman"/>
+                          <w:sz w:val="18"/>
+                          <w:szCs w:val="18"/>
+                          <w:lang w:val="en-US"/>
+                        </w:rPr>
+                        <w:t>assoc</w:t>
+                      </w:r>
+                      <w:proofErr w:type="spellEnd"/>
+                      <w:r>
+                        <w:rPr>
+                          <w:rFonts w:ascii="Consolas" w:hAnsi="Consolas" w:cs="Times New Roman"/>
+                          <w:sz w:val="18"/>
+                          <w:szCs w:val="18"/>
+                          <w:lang w:val="en-US"/>
+                        </w:rPr>
+                        <w:t xml:space="preserve"> --out </w:t>
+                      </w:r>
+                      <w:proofErr w:type="spellStart"/>
+                      <w:r>
+                        <w:rPr>
+                          <w:rFonts w:ascii="Consolas" w:hAnsi="Consolas" w:cs="Times New Roman"/>
+                          <w:sz w:val="18"/>
+                          <w:szCs w:val="18"/>
+                          <w:lang w:val="en-US"/>
+                        </w:rPr>
+                        <w:t>assoc_results</w:t>
+                      </w:r>
+                      <w:proofErr w:type="spellEnd"/>
                     </w:p>
                     <w:p>
                       <w:pPr>
@@ -1771,8 +2029,20 @@
                           <w:highlight w:val="yellow"/>
                           <w:lang w:val="en-US"/>
                         </w:rPr>
-                        <w:t>demo_PLINK_1.txt demo_PLINK_2.txt  demo_PLINK_3.txt</w:t>
+                        <w:t xml:space="preserve">demo_PLINK_1.txt </w:t>
                       </w:r>
+                      <w:proofErr w:type="gramStart"/>
+                      <w:r>
+                        <w:rPr>
+                          <w:rFonts w:ascii="Consolas" w:hAnsi="Consolas" w:cs="Times New Roman"/>
+                          <w:sz w:val="18"/>
+                          <w:szCs w:val="18"/>
+                          <w:highlight w:val="yellow"/>
+                          <w:lang w:val="en-US"/>
+                        </w:rPr>
+                        <w:t>demo_PLINK_2.txt  demo_PLINK_3.txt</w:t>
+                      </w:r>
+                      <w:proofErr w:type="gramEnd"/>
                       <w:r>
                         <w:rPr>
                           <w:rFonts w:ascii="Consolas" w:hAnsi="Consolas" w:cs="Times New Roman"/>
@@ -1780,7 +2050,27 @@
                           <w:szCs w:val="18"/>
                           <w:lang w:val="en-US"/>
                         </w:rPr>
-                        <w:t xml:space="preserve"> +  logscale no-allele report-all</w:t>
+                        <w:t xml:space="preserve"> </w:t>
+                      </w:r>
+                      <w:proofErr w:type="gramStart"/>
+                      <w:r>
+                        <w:rPr>
+                          <w:rFonts w:ascii="Consolas" w:hAnsi="Consolas" w:cs="Times New Roman"/>
+                          <w:sz w:val="18"/>
+                          <w:szCs w:val="18"/>
+                          <w:lang w:val="en-US"/>
+                        </w:rPr>
+                        <w:t>+  logscale</w:t>
+                      </w:r>
+                      <w:proofErr w:type="gramEnd"/>
+                      <w:r>
+                        <w:rPr>
+                          <w:rFonts w:ascii="Consolas" w:hAnsi="Consolas" w:cs="Times New Roman"/>
+                          <w:sz w:val="18"/>
+                          <w:szCs w:val="18"/>
+                          <w:lang w:val="en-US"/>
+                        </w:rPr>
+                        <w:t xml:space="preserve"> no-allele report-all</w:t>
                       </w:r>
                     </w:p>
                   </w:txbxContent>
@@ -2262,6 +2552,7 @@
         </w:rPr>
         <w:t xml:space="preserve"> και ανάλυση εμπλουτισμού με το </w:t>
       </w:r>
+      <w:proofErr w:type="spellStart"/>
       <w:r>
         <w:rPr>
           <w:rFonts w:ascii="Times New Roman" w:hAnsi="Times New Roman" w:cs="Times New Roman"/>
@@ -2271,6 +2562,7 @@
         </w:rPr>
         <w:t>gProfiler</w:t>
       </w:r>
+      <w:proofErr w:type="spellEnd"/>
     </w:p>
     <w:p>
       <w:pPr>
@@ -2576,6 +2868,7 @@
         </w:rPr>
         <w:t xml:space="preserve">και πραγματοποιείστε ανάλυση εμπλουτισμού στο </w:t>
       </w:r>
+      <w:proofErr w:type="spellStart"/>
       <w:r>
         <w:rPr>
           <w:rFonts w:ascii="Times New Roman" w:hAnsi="Times New Roman" w:cs="Times New Roman"/>
@@ -2583,6 +2876,7 @@
         </w:rPr>
         <w:t>gProfiler</w:t>
       </w:r>
+      <w:proofErr w:type="spellEnd"/>
       <w:r>
         <w:rPr>
           <w:rFonts w:ascii="Times New Roman" w:hAnsi="Times New Roman" w:cs="Times New Roman"/>
@@ -2631,7 +2925,6 @@
           <w:b/>
           <w:bCs/>
         </w:rPr>
-        <w:lastRenderedPageBreak/>
         <w:t>Β</w:t>
       </w:r>
       <w:r>
@@ -2676,6 +2969,7 @@
         </w:rPr>
         <w:t xml:space="preserve"> και ανάλυση εμπλουτισμού με το </w:t>
       </w:r>
+      <w:proofErr w:type="spellStart"/>
       <w:r>
         <w:rPr>
           <w:rFonts w:ascii="Times New Roman" w:hAnsi="Times New Roman" w:cs="Times New Roman"/>
@@ -2685,6 +2979,7 @@
         </w:rPr>
         <w:t>gProfiler</w:t>
       </w:r>
+      <w:proofErr w:type="spellEnd"/>
     </w:p>
     <w:p>
       <w:pPr>
@@ -3121,6 +3416,7 @@
         </w:rPr>
         <w:t xml:space="preserve"> στο </w:t>
       </w:r>
+      <w:proofErr w:type="spellStart"/>
       <w:r>
         <w:rPr>
           <w:rFonts w:ascii="Times New Roman" w:hAnsi="Times New Roman" w:cs="Times New Roman"/>
@@ -3128,6 +3424,7 @@
         </w:rPr>
         <w:t>gProfiler</w:t>
       </w:r>
+      <w:proofErr w:type="spellEnd"/>
       <w:r>
         <w:rPr>
           <w:rFonts w:ascii="Times New Roman" w:hAnsi="Times New Roman" w:cs="Times New Roman"/>

--- a/ΑΣΚΗΣΗ3-ΕΡΓ-ΒΙΟΠΛΗΡΟΦΟΡΙΚΗ ΙΙ.docx
+++ b/ΑΣΚΗΣΗ3-ΕΡΓ-ΒΙΟΠΛΗΡΟΦΟΡΙΚΗ ΙΙ.docx
@@ -171,7 +171,6 @@
         </w:rPr>
         <w:t xml:space="preserve"> και ανάλυση εμπλουτισμού με το </w:t>
       </w:r>
-      <w:proofErr w:type="spellStart"/>
       <w:r>
         <w:rPr>
           <w:rFonts w:ascii="Times New Roman" w:hAnsi="Times New Roman" w:cs="Times New Roman"/>
@@ -181,7 +180,6 @@
         </w:rPr>
         <w:t>gProfiler</w:t>
       </w:r>
-      <w:proofErr w:type="spellEnd"/>
     </w:p>
     <w:p>
       <w:pPr>
@@ -493,95 +491,13 @@
         </w:rPr>
         <w:t xml:space="preserve"> (υγιείς) και επιλέγοντας την μέθοδο διόρθωσης </w:t>
       </w:r>
-      <w:proofErr w:type="spellStart"/>
-      <w:r>
-        <w:rPr>
-          <w:rFonts w:ascii="Times New Roman" w:hAnsi="Times New Roman" w:cs="Times New Roman"/>
-          <w:b/>
-          <w:bCs/>
-        </w:rPr>
-        <w:t>Benjamini</w:t>
-      </w:r>
-      <w:proofErr w:type="spellEnd"/>
-      <w:r>
-        <w:rPr>
-          <w:rFonts w:ascii="Times New Roman" w:hAnsi="Times New Roman" w:cs="Times New Roman"/>
-          <w:b/>
-          <w:bCs/>
-        </w:rPr>
-        <w:t xml:space="preserve"> &amp; </w:t>
-      </w:r>
-      <w:proofErr w:type="spellStart"/>
-      <w:r>
-        <w:rPr>
-          <w:rFonts w:ascii="Times New Roman" w:hAnsi="Times New Roman" w:cs="Times New Roman"/>
-          <w:b/>
-          <w:bCs/>
-        </w:rPr>
-        <w:t>Hochberg</w:t>
-      </w:r>
-      <w:proofErr w:type="spellEnd"/>
-      <w:r>
-        <w:rPr>
-          <w:rFonts w:ascii="Times New Roman" w:hAnsi="Times New Roman" w:cs="Times New Roman"/>
-          <w:b/>
-          <w:bCs/>
-        </w:rPr>
-        <w:t xml:space="preserve"> (</w:t>
-      </w:r>
-      <w:proofErr w:type="spellStart"/>
-      <w:r>
-        <w:rPr>
-          <w:rFonts w:ascii="Times New Roman" w:hAnsi="Times New Roman" w:cs="Times New Roman"/>
-          <w:b/>
-          <w:bCs/>
-        </w:rPr>
-        <w:t>False</w:t>
-      </w:r>
-      <w:proofErr w:type="spellEnd"/>
-      <w:r>
-        <w:rPr>
-          <w:rFonts w:ascii="Times New Roman" w:hAnsi="Times New Roman" w:cs="Times New Roman"/>
-          <w:b/>
-          <w:bCs/>
-        </w:rPr>
-        <w:t xml:space="preserve"> </w:t>
-      </w:r>
-      <w:proofErr w:type="spellStart"/>
-      <w:r>
-        <w:rPr>
-          <w:rFonts w:ascii="Times New Roman" w:hAnsi="Times New Roman" w:cs="Times New Roman"/>
-          <w:b/>
-          <w:bCs/>
-        </w:rPr>
-        <w:t>discovery</w:t>
-      </w:r>
-      <w:proofErr w:type="spellEnd"/>
-      <w:r>
-        <w:rPr>
-          <w:rFonts w:ascii="Times New Roman" w:hAnsi="Times New Roman" w:cs="Times New Roman"/>
-          <w:b/>
-          <w:bCs/>
-        </w:rPr>
-        <w:t xml:space="preserve"> </w:t>
-      </w:r>
-      <w:proofErr w:type="spellStart"/>
-      <w:r>
-        <w:rPr>
-          <w:rFonts w:ascii="Times New Roman" w:hAnsi="Times New Roman" w:cs="Times New Roman"/>
-          <w:b/>
-          <w:bCs/>
-        </w:rPr>
-        <w:t>rate</w:t>
-      </w:r>
-      <w:proofErr w:type="spellEnd"/>
-      <w:r>
-        <w:rPr>
-          <w:rFonts w:ascii="Times New Roman" w:hAnsi="Times New Roman" w:cs="Times New Roman"/>
-          <w:b/>
-          <w:bCs/>
-        </w:rPr>
-        <w:t>)</w:t>
+      <w:r>
+        <w:rPr>
+          <w:rFonts w:ascii="Times New Roman" w:hAnsi="Times New Roman" w:cs="Times New Roman"/>
+          <w:b/>
+          <w:bCs/>
+        </w:rPr>
+        <w:t>Benjamini &amp; Hochberg (False discovery rate)</w:t>
       </w:r>
       <w:r>
         <w:rPr>
@@ -689,7 +605,6 @@
         </w:rPr>
         <w:t xml:space="preserve">και πραγματοποιείστε ανάλυση εμπλουτισμού στο </w:t>
       </w:r>
-      <w:proofErr w:type="spellStart"/>
       <w:r>
         <w:rPr>
           <w:rFonts w:ascii="Times New Roman" w:hAnsi="Times New Roman" w:cs="Times New Roman"/>
@@ -697,7 +612,6 @@
         </w:rPr>
         <w:t>gProfiler</w:t>
       </w:r>
-      <w:proofErr w:type="spellEnd"/>
       <w:r>
         <w:rPr>
           <w:rFonts w:ascii="Times New Roman" w:hAnsi="Times New Roman" w:cs="Times New Roman"/>
@@ -788,7 +702,6 @@
         </w:rPr>
         <w:t xml:space="preserve"> και ανάλυση εμπλουτισμού με το </w:t>
       </w:r>
-      <w:proofErr w:type="spellStart"/>
       <w:r>
         <w:rPr>
           <w:rFonts w:ascii="Times New Roman" w:hAnsi="Times New Roman" w:cs="Times New Roman"/>
@@ -798,7 +711,6 @@
         </w:rPr>
         <w:t>gProfiler</w:t>
       </w:r>
-      <w:proofErr w:type="spellEnd"/>
     </w:p>
     <w:p>
       <w:pPr>
@@ -1133,7 +1045,6 @@
         </w:rPr>
         <w:t xml:space="preserve"> και ανάλυση εμπλουτισμού με το </w:t>
       </w:r>
-      <w:proofErr w:type="spellStart"/>
       <w:r>
         <w:rPr>
           <w:rFonts w:ascii="Times New Roman" w:hAnsi="Times New Roman" w:cs="Times New Roman"/>
@@ -1143,7 +1054,6 @@
         </w:rPr>
         <w:t>gProfiler</w:t>
       </w:r>
-      <w:proofErr w:type="spellEnd"/>
     </w:p>
     <w:p>
       <w:pPr>
@@ -1438,7 +1348,6 @@
                                 <w:lang w:val="en-US"/>
                               </w:rPr>
                             </w:pPr>
-                            <w:proofErr w:type="gramStart"/>
                             <w:r>
                               <w:rPr>
                                 <w:rFonts w:ascii="Consolas" w:hAnsi="Consolas" w:cs="Times New Roman"/>
@@ -1448,7 +1357,6 @@
                               </w:rPr>
                               <w:t>./</w:t>
                             </w:r>
-                            <w:proofErr w:type="gramEnd"/>
                             <w:r>
                               <w:rPr>
                                 <w:rFonts w:ascii="Consolas" w:hAnsi="Consolas" w:cs="Times New Roman"/>
@@ -1476,7 +1384,6 @@
                               </w:rPr>
                               <w:t xml:space="preserve"> --make-bed --out </w:t>
                             </w:r>
-                            <w:proofErr w:type="spellStart"/>
                             <w:r>
                               <w:rPr>
                                 <w:rFonts w:ascii="Consolas" w:hAnsi="Consolas" w:cs="Times New Roman"/>
@@ -1486,7 +1393,6 @@
                               </w:rPr>
                               <w:t>toy_bin</w:t>
                             </w:r>
-                            <w:proofErr w:type="spellEnd"/>
                           </w:p>
                           <w:p>
                             <w:pPr>
@@ -1532,9 +1438,8 @@
                                 <w:szCs w:val="18"/>
                                 <w:lang w:val="en-US"/>
                               </w:rPr>
-                              <w:t>plink --</w:t>
+                              <w:t xml:space="preserve">plink --bfile </w:t>
                             </w:r>
-                            <w:proofErr w:type="spellStart"/>
                             <w:r>
                               <w:rPr>
                                 <w:rFonts w:ascii="Consolas" w:hAnsi="Consolas" w:cs="Times New Roman"/>
@@ -1542,39 +1447,8 @@
                                 <w:szCs w:val="18"/>
                                 <w:lang w:val="en-US"/>
                               </w:rPr>
-                              <w:t>bfile</w:t>
+                              <w:t>toy_bin</w:t>
                             </w:r>
-                            <w:proofErr w:type="spellEnd"/>
-                            <w:r>
-                              <w:rPr>
-                                <w:rFonts w:ascii="Consolas" w:hAnsi="Consolas" w:cs="Times New Roman"/>
-                                <w:sz w:val="18"/>
-                                <w:szCs w:val="18"/>
-                                <w:lang w:val="en-US"/>
-                              </w:rPr>
-                              <w:t xml:space="preserve"> </w:t>
-                            </w:r>
-                            <w:proofErr w:type="spellStart"/>
-                            <w:r>
-                              <w:rPr>
-                                <w:rFonts w:ascii="Consolas" w:hAnsi="Consolas" w:cs="Times New Roman"/>
-                                <w:sz w:val="18"/>
-                                <w:szCs w:val="18"/>
-                                <w:lang w:val="en-US"/>
-                              </w:rPr>
-                              <w:t>toy_</w:t>
-                            </w:r>
-                            <w:proofErr w:type="gramStart"/>
-                            <w:r>
-                              <w:rPr>
-                                <w:rFonts w:ascii="Consolas" w:hAnsi="Consolas" w:cs="Times New Roman"/>
-                                <w:sz w:val="18"/>
-                                <w:szCs w:val="18"/>
-                                <w:lang w:val="en-US"/>
-                              </w:rPr>
-                              <w:t>bin</w:t>
-                            </w:r>
-                            <w:proofErr w:type="spellEnd"/>
                             <w:r>
                               <w:rPr>
                                 <w:rFonts w:ascii="Consolas" w:hAnsi="Consolas" w:cs="Times New Roman"/>
@@ -1600,40 +1474,8 @@
                                 <w:szCs w:val="18"/>
                                 <w:lang w:val="en-US"/>
                               </w:rPr>
-                              <w:t>--</w:t>
+                              <w:t>--assoc --out assoc_results</w:t>
                             </w:r>
-                            <w:proofErr w:type="spellStart"/>
-                            <w:proofErr w:type="gramEnd"/>
-                            <w:r>
-                              <w:rPr>
-                                <w:rFonts w:ascii="Consolas" w:hAnsi="Consolas" w:cs="Times New Roman"/>
-                                <w:sz w:val="18"/>
-                                <w:szCs w:val="18"/>
-                                <w:lang w:val="en-US"/>
-                              </w:rPr>
-                              <w:t>assoc</w:t>
-                            </w:r>
-                            <w:proofErr w:type="spellEnd"/>
-                            <w:r>
-                              <w:rPr>
-                                <w:rFonts w:ascii="Consolas" w:hAnsi="Consolas" w:cs="Times New Roman"/>
-                                <w:sz w:val="18"/>
-                                <w:szCs w:val="18"/>
-                                <w:lang w:val="en-US"/>
-                              </w:rPr>
-                              <w:t xml:space="preserve"> --out </w:t>
-                            </w:r>
-                            <w:proofErr w:type="spellStart"/>
-                            <w:r>
-                              <w:rPr>
-                                <w:rFonts w:ascii="Consolas" w:hAnsi="Consolas" w:cs="Times New Roman"/>
-                                <w:sz w:val="18"/>
-                                <w:szCs w:val="18"/>
-                                <w:lang w:val="en-US"/>
-                              </w:rPr>
-                              <w:t>assoc_results</w:t>
-                            </w:r>
-                            <w:proofErr w:type="spellEnd"/>
                           </w:p>
                           <w:p>
                             <w:pPr>
@@ -1680,20 +1522,8 @@
                                 <w:highlight w:val="yellow"/>
                                 <w:lang w:val="en-US"/>
                               </w:rPr>
-                              <w:t xml:space="preserve">demo_PLINK_1.txt </w:t>
+                              <w:t>demo_PLINK_1.txt demo_PLINK_2.txt  demo_PLINK_3.txt</w:t>
                             </w:r>
-                            <w:proofErr w:type="gramStart"/>
-                            <w:r>
-                              <w:rPr>
-                                <w:rFonts w:ascii="Consolas" w:hAnsi="Consolas" w:cs="Times New Roman"/>
-                                <w:sz w:val="18"/>
-                                <w:szCs w:val="18"/>
-                                <w:highlight w:val="yellow"/>
-                                <w:lang w:val="en-US"/>
-                              </w:rPr>
-                              <w:t>demo_PLINK_2.txt  demo_PLINK_3.txt</w:t>
-                            </w:r>
-                            <w:proofErr w:type="gramEnd"/>
                             <w:r>
                               <w:rPr>
                                 <w:rFonts w:ascii="Consolas" w:hAnsi="Consolas" w:cs="Times New Roman"/>
@@ -1701,27 +1531,7 @@
                                 <w:szCs w:val="18"/>
                                 <w:lang w:val="en-US"/>
                               </w:rPr>
-                              <w:t xml:space="preserve"> </w:t>
-                            </w:r>
-                            <w:proofErr w:type="gramStart"/>
-                            <w:r>
-                              <w:rPr>
-                                <w:rFonts w:ascii="Consolas" w:hAnsi="Consolas" w:cs="Times New Roman"/>
-                                <w:sz w:val="18"/>
-                                <w:szCs w:val="18"/>
-                                <w:lang w:val="en-US"/>
-                              </w:rPr>
-                              <w:t>+  logscale</w:t>
-                            </w:r>
-                            <w:proofErr w:type="gramEnd"/>
-                            <w:r>
-                              <w:rPr>
-                                <w:rFonts w:ascii="Consolas" w:hAnsi="Consolas" w:cs="Times New Roman"/>
-                                <w:sz w:val="18"/>
-                                <w:szCs w:val="18"/>
-                                <w:lang w:val="en-US"/>
-                              </w:rPr>
-                              <w:t xml:space="preserve"> no-allele report-all</w:t>
+                              <w:t xml:space="preserve"> +  logscale no-allele report-all</w:t>
                             </w:r>
                           </w:p>
                         </w:txbxContent>
@@ -1787,7 +1597,6 @@
                           <w:lang w:val="en-US"/>
                         </w:rPr>
                       </w:pPr>
-                      <w:proofErr w:type="gramStart"/>
                       <w:r>
                         <w:rPr>
                           <w:rFonts w:ascii="Consolas" w:hAnsi="Consolas" w:cs="Times New Roman"/>
@@ -1797,7 +1606,6 @@
                         </w:rPr>
                         <w:t>./</w:t>
                       </w:r>
-                      <w:proofErr w:type="gramEnd"/>
                       <w:r>
                         <w:rPr>
                           <w:rFonts w:ascii="Consolas" w:hAnsi="Consolas" w:cs="Times New Roman"/>
@@ -1825,7 +1633,6 @@
                         </w:rPr>
                         <w:t xml:space="preserve"> --make-bed --out </w:t>
                       </w:r>
-                      <w:proofErr w:type="spellStart"/>
                       <w:r>
                         <w:rPr>
                           <w:rFonts w:ascii="Consolas" w:hAnsi="Consolas" w:cs="Times New Roman"/>
@@ -1835,7 +1642,6 @@
                         </w:rPr>
                         <w:t>toy_bin</w:t>
                       </w:r>
-                      <w:proofErr w:type="spellEnd"/>
                     </w:p>
                     <w:p>
                       <w:pPr>
@@ -1881,9 +1687,8 @@
                           <w:szCs w:val="18"/>
                           <w:lang w:val="en-US"/>
                         </w:rPr>
-                        <w:t>plink --</w:t>
+                        <w:t xml:space="preserve">plink --bfile </w:t>
                       </w:r>
-                      <w:proofErr w:type="spellStart"/>
                       <w:r>
                         <w:rPr>
                           <w:rFonts w:ascii="Consolas" w:hAnsi="Consolas" w:cs="Times New Roman"/>
@@ -1891,39 +1696,8 @@
                           <w:szCs w:val="18"/>
                           <w:lang w:val="en-US"/>
                         </w:rPr>
-                        <w:t>bfile</w:t>
+                        <w:t>toy_bin</w:t>
                       </w:r>
-                      <w:proofErr w:type="spellEnd"/>
-                      <w:r>
-                        <w:rPr>
-                          <w:rFonts w:ascii="Consolas" w:hAnsi="Consolas" w:cs="Times New Roman"/>
-                          <w:sz w:val="18"/>
-                          <w:szCs w:val="18"/>
-                          <w:lang w:val="en-US"/>
-                        </w:rPr>
-                        <w:t xml:space="preserve"> </w:t>
-                      </w:r>
-                      <w:proofErr w:type="spellStart"/>
-                      <w:r>
-                        <w:rPr>
-                          <w:rFonts w:ascii="Consolas" w:hAnsi="Consolas" w:cs="Times New Roman"/>
-                          <w:sz w:val="18"/>
-                          <w:szCs w:val="18"/>
-                          <w:lang w:val="en-US"/>
-                        </w:rPr>
-                        <w:t>toy_</w:t>
-                      </w:r>
-                      <w:proofErr w:type="gramStart"/>
-                      <w:r>
-                        <w:rPr>
-                          <w:rFonts w:ascii="Consolas" w:hAnsi="Consolas" w:cs="Times New Roman"/>
-                          <w:sz w:val="18"/>
-                          <w:szCs w:val="18"/>
-                          <w:lang w:val="en-US"/>
-                        </w:rPr>
-                        <w:t>bin</w:t>
-                      </w:r>
-                      <w:proofErr w:type="spellEnd"/>
                       <w:r>
                         <w:rPr>
                           <w:rFonts w:ascii="Consolas" w:hAnsi="Consolas" w:cs="Times New Roman"/>
@@ -1949,40 +1723,8 @@
                           <w:szCs w:val="18"/>
                           <w:lang w:val="en-US"/>
                         </w:rPr>
-                        <w:t>--</w:t>
+                        <w:t>--assoc --out assoc_results</w:t>
                       </w:r>
-                      <w:proofErr w:type="spellStart"/>
-                      <w:proofErr w:type="gramEnd"/>
-                      <w:r>
-                        <w:rPr>
-                          <w:rFonts w:ascii="Consolas" w:hAnsi="Consolas" w:cs="Times New Roman"/>
-                          <w:sz w:val="18"/>
-                          <w:szCs w:val="18"/>
-                          <w:lang w:val="en-US"/>
-                        </w:rPr>
-                        <w:t>assoc</w:t>
-                      </w:r>
-                      <w:proofErr w:type="spellEnd"/>
-                      <w:r>
-                        <w:rPr>
-                          <w:rFonts w:ascii="Consolas" w:hAnsi="Consolas" w:cs="Times New Roman"/>
-                          <w:sz w:val="18"/>
-                          <w:szCs w:val="18"/>
-                          <w:lang w:val="en-US"/>
-                        </w:rPr>
-                        <w:t xml:space="preserve"> --out </w:t>
-                      </w:r>
-                      <w:proofErr w:type="spellStart"/>
-                      <w:r>
-                        <w:rPr>
-                          <w:rFonts w:ascii="Consolas" w:hAnsi="Consolas" w:cs="Times New Roman"/>
-                          <w:sz w:val="18"/>
-                          <w:szCs w:val="18"/>
-                          <w:lang w:val="en-US"/>
-                        </w:rPr>
-                        <w:t>assoc_results</w:t>
-                      </w:r>
-                      <w:proofErr w:type="spellEnd"/>
                     </w:p>
                     <w:p>
                       <w:pPr>
@@ -2029,20 +1771,8 @@
                           <w:highlight w:val="yellow"/>
                           <w:lang w:val="en-US"/>
                         </w:rPr>
-                        <w:t xml:space="preserve">demo_PLINK_1.txt </w:t>
+                        <w:t>demo_PLINK_1.txt demo_PLINK_2.txt  demo_PLINK_3.txt</w:t>
                       </w:r>
-                      <w:proofErr w:type="gramStart"/>
-                      <w:r>
-                        <w:rPr>
-                          <w:rFonts w:ascii="Consolas" w:hAnsi="Consolas" w:cs="Times New Roman"/>
-                          <w:sz w:val="18"/>
-                          <w:szCs w:val="18"/>
-                          <w:highlight w:val="yellow"/>
-                          <w:lang w:val="en-US"/>
-                        </w:rPr>
-                        <w:t>demo_PLINK_2.txt  demo_PLINK_3.txt</w:t>
-                      </w:r>
-                      <w:proofErr w:type="gramEnd"/>
                       <w:r>
                         <w:rPr>
                           <w:rFonts w:ascii="Consolas" w:hAnsi="Consolas" w:cs="Times New Roman"/>
@@ -2050,27 +1780,7 @@
                           <w:szCs w:val="18"/>
                           <w:lang w:val="en-US"/>
                         </w:rPr>
-                        <w:t xml:space="preserve"> </w:t>
-                      </w:r>
-                      <w:proofErr w:type="gramStart"/>
-                      <w:r>
-                        <w:rPr>
-                          <w:rFonts w:ascii="Consolas" w:hAnsi="Consolas" w:cs="Times New Roman"/>
-                          <w:sz w:val="18"/>
-                          <w:szCs w:val="18"/>
-                          <w:lang w:val="en-US"/>
-                        </w:rPr>
-                        <w:t>+  logscale</w:t>
-                      </w:r>
-                      <w:proofErr w:type="gramEnd"/>
-                      <w:r>
-                        <w:rPr>
-                          <w:rFonts w:ascii="Consolas" w:hAnsi="Consolas" w:cs="Times New Roman"/>
-                          <w:sz w:val="18"/>
-                          <w:szCs w:val="18"/>
-                          <w:lang w:val="en-US"/>
-                        </w:rPr>
-                        <w:t xml:space="preserve"> no-allele report-all</w:t>
+                        <w:t xml:space="preserve"> +  logscale no-allele report-all</w:t>
                       </w:r>
                     </w:p>
                   </w:txbxContent>
@@ -2552,7 +2262,6 @@
         </w:rPr>
         <w:t xml:space="preserve"> και ανάλυση εμπλουτισμού με το </w:t>
       </w:r>
-      <w:proofErr w:type="spellStart"/>
       <w:r>
         <w:rPr>
           <w:rFonts w:ascii="Times New Roman" w:hAnsi="Times New Roman" w:cs="Times New Roman"/>
@@ -2562,7 +2271,6 @@
         </w:rPr>
         <w:t>gProfiler</w:t>
       </w:r>
-      <w:proofErr w:type="spellEnd"/>
     </w:p>
     <w:p>
       <w:pPr>
@@ -2866,9 +2574,20 @@
         <w:rPr>
           <w:rFonts w:ascii="Times New Roman" w:hAnsi="Times New Roman" w:cs="Times New Roman"/>
         </w:rPr>
-        <w:t xml:space="preserve">και πραγματοποιείστε ανάλυση εμπλουτισμού στο </w:t>
-      </w:r>
-      <w:proofErr w:type="spellStart"/>
+        <w:t>και πραγματοπο</w:t>
+      </w:r>
+      <w:r>
+        <w:rPr>
+          <w:rFonts w:ascii="Times New Roman" w:hAnsi="Times New Roman" w:cs="Times New Roman"/>
+        </w:rPr>
+        <w:t>ιή</w:t>
+      </w:r>
+      <w:r>
+        <w:rPr>
+          <w:rFonts w:ascii="Times New Roman" w:hAnsi="Times New Roman" w:cs="Times New Roman"/>
+        </w:rPr>
+        <w:t xml:space="preserve">στε ανάλυση εμπλουτισμού στο </w:t>
+      </w:r>
       <w:r>
         <w:rPr>
           <w:rFonts w:ascii="Times New Roman" w:hAnsi="Times New Roman" w:cs="Times New Roman"/>
@@ -2876,7 +2595,6 @@
         </w:rPr>
         <w:t>gProfiler</w:t>
       </w:r>
-      <w:proofErr w:type="spellEnd"/>
       <w:r>
         <w:rPr>
           <w:rFonts w:ascii="Times New Roman" w:hAnsi="Times New Roman" w:cs="Times New Roman"/>
@@ -2906,7 +2624,6 @@
           <w:rFonts w:ascii="Times New Roman" w:hAnsi="Times New Roman" w:cs="Times New Roman"/>
           <w:b/>
           <w:bCs/>
-          <w:lang w:val="en-US"/>
         </w:rPr>
       </w:pPr>
     </w:p>
@@ -2969,7 +2686,6 @@
         </w:rPr>
         <w:t xml:space="preserve"> και ανάλυση εμπλουτισμού με το </w:t>
       </w:r>
-      <w:proofErr w:type="spellStart"/>
       <w:r>
         <w:rPr>
           <w:rFonts w:ascii="Times New Roman" w:hAnsi="Times New Roman" w:cs="Times New Roman"/>
@@ -2979,7 +2695,6 @@
         </w:rPr>
         <w:t>gProfiler</w:t>
       </w:r>
-      <w:proofErr w:type="spellEnd"/>
     </w:p>
     <w:p>
       <w:pPr>
@@ -3296,13 +3011,19 @@
         <w:rPr>
           <w:rFonts w:ascii="Times New Roman" w:hAnsi="Times New Roman" w:cs="Times New Roman"/>
         </w:rPr>
-        <w:t>γ) Πραγματοποιείστε</w:t>
-      </w:r>
-      <w:r>
-        <w:rPr>
-          <w:rFonts w:ascii="Times New Roman" w:hAnsi="Times New Roman" w:cs="Times New Roman"/>
-        </w:rPr>
-        <w:t xml:space="preserve"> </w:t>
+        <w:t xml:space="preserve">γ) </w:t>
+      </w:r>
+      <w:r>
+        <w:rPr>
+          <w:rFonts w:ascii="Times New Roman" w:hAnsi="Times New Roman" w:cs="Times New Roman"/>
+        </w:rPr>
+        <w:t>Π</w:t>
+      </w:r>
+      <w:r>
+        <w:rPr>
+          <w:rFonts w:ascii="Times New Roman" w:hAnsi="Times New Roman" w:cs="Times New Roman"/>
+        </w:rPr>
+        <w:t xml:space="preserve">ραγματοποιήστε </w:t>
       </w:r>
       <w:r>
         <w:rPr>
@@ -3416,7 +3137,6 @@
         </w:rPr>
         <w:t xml:space="preserve"> στο </w:t>
       </w:r>
-      <w:proofErr w:type="spellStart"/>
       <w:r>
         <w:rPr>
           <w:rFonts w:ascii="Times New Roman" w:hAnsi="Times New Roman" w:cs="Times New Roman"/>
@@ -3424,7 +3144,6 @@
         </w:rPr>
         <w:t>gProfiler</w:t>
       </w:r>
-      <w:proofErr w:type="spellEnd"/>
       <w:r>
         <w:rPr>
           <w:rFonts w:ascii="Times New Roman" w:hAnsi="Times New Roman" w:cs="Times New Roman"/>
@@ -3445,6 +3164,7 @@
           <w:rFonts w:ascii="Times New Roman" w:hAnsi="Times New Roman" w:cs="Times New Roman"/>
           <w:b/>
           <w:bCs/>
+          <w:lang w:val="en-US"/>
         </w:rPr>
       </w:pPr>
       <w:r>

--- a/ΑΣΚΗΣΗ3-ΕΡΓ-ΒΙΟΠΛΗΡΟΦΟΡΙΚΗ ΙΙ.docx
+++ b/ΑΣΚΗΣΗ3-ΕΡΓ-ΒΙΟΠΛΗΡΟΦΟΡΙΚΗ ΙΙ.docx
@@ -171,6 +171,7 @@
         </w:rPr>
         <w:t xml:space="preserve"> και ανάλυση εμπλουτισμού με το </w:t>
       </w:r>
+      <w:proofErr w:type="spellStart"/>
       <w:r>
         <w:rPr>
           <w:rFonts w:ascii="Times New Roman" w:hAnsi="Times New Roman" w:cs="Times New Roman"/>
@@ -180,6 +181,7 @@
         </w:rPr>
         <w:t>gProfiler</w:t>
       </w:r>
+      <w:proofErr w:type="spellEnd"/>
     </w:p>
     <w:p>
       <w:pPr>
@@ -353,7 +355,13 @@
         <w:rPr>
           <w:rFonts w:ascii="Times New Roman" w:hAnsi="Times New Roman" w:cs="Times New Roman"/>
         </w:rPr>
-        <w:t>ραγματοποιείστε ανάλυση διαφορικής έκφρασης (</w:t>
+        <w:t xml:space="preserve">ραγματοποιήστε </w:t>
+      </w:r>
+      <w:r>
+        <w:rPr>
+          <w:rFonts w:ascii="Times New Roman" w:hAnsi="Times New Roman" w:cs="Times New Roman"/>
+        </w:rPr>
+        <w:t>ανάλυση διαφορικής έκφρασης (</w:t>
       </w:r>
       <w:r>
         <w:rPr>
@@ -491,13 +499,95 @@
         </w:rPr>
         <w:t xml:space="preserve"> (υγιείς) και επιλέγοντας την μέθοδο διόρθωσης </w:t>
       </w:r>
-      <w:r>
-        <w:rPr>
-          <w:rFonts w:ascii="Times New Roman" w:hAnsi="Times New Roman" w:cs="Times New Roman"/>
-          <w:b/>
-          <w:bCs/>
-        </w:rPr>
-        <w:t>Benjamini &amp; Hochberg (False discovery rate)</w:t>
+      <w:proofErr w:type="spellStart"/>
+      <w:r>
+        <w:rPr>
+          <w:rFonts w:ascii="Times New Roman" w:hAnsi="Times New Roman" w:cs="Times New Roman"/>
+          <w:b/>
+          <w:bCs/>
+        </w:rPr>
+        <w:t>Benjamini</w:t>
+      </w:r>
+      <w:proofErr w:type="spellEnd"/>
+      <w:r>
+        <w:rPr>
+          <w:rFonts w:ascii="Times New Roman" w:hAnsi="Times New Roman" w:cs="Times New Roman"/>
+          <w:b/>
+          <w:bCs/>
+        </w:rPr>
+        <w:t xml:space="preserve"> &amp; </w:t>
+      </w:r>
+      <w:proofErr w:type="spellStart"/>
+      <w:r>
+        <w:rPr>
+          <w:rFonts w:ascii="Times New Roman" w:hAnsi="Times New Roman" w:cs="Times New Roman"/>
+          <w:b/>
+          <w:bCs/>
+        </w:rPr>
+        <w:t>Hochberg</w:t>
+      </w:r>
+      <w:proofErr w:type="spellEnd"/>
+      <w:r>
+        <w:rPr>
+          <w:rFonts w:ascii="Times New Roman" w:hAnsi="Times New Roman" w:cs="Times New Roman"/>
+          <w:b/>
+          <w:bCs/>
+        </w:rPr>
+        <w:t xml:space="preserve"> (</w:t>
+      </w:r>
+      <w:proofErr w:type="spellStart"/>
+      <w:r>
+        <w:rPr>
+          <w:rFonts w:ascii="Times New Roman" w:hAnsi="Times New Roman" w:cs="Times New Roman"/>
+          <w:b/>
+          <w:bCs/>
+        </w:rPr>
+        <w:t>False</w:t>
+      </w:r>
+      <w:proofErr w:type="spellEnd"/>
+      <w:r>
+        <w:rPr>
+          <w:rFonts w:ascii="Times New Roman" w:hAnsi="Times New Roman" w:cs="Times New Roman"/>
+          <w:b/>
+          <w:bCs/>
+        </w:rPr>
+        <w:t xml:space="preserve"> </w:t>
+      </w:r>
+      <w:proofErr w:type="spellStart"/>
+      <w:r>
+        <w:rPr>
+          <w:rFonts w:ascii="Times New Roman" w:hAnsi="Times New Roman" w:cs="Times New Roman"/>
+          <w:b/>
+          <w:bCs/>
+        </w:rPr>
+        <w:t>discovery</w:t>
+      </w:r>
+      <w:proofErr w:type="spellEnd"/>
+      <w:r>
+        <w:rPr>
+          <w:rFonts w:ascii="Times New Roman" w:hAnsi="Times New Roman" w:cs="Times New Roman"/>
+          <w:b/>
+          <w:bCs/>
+        </w:rPr>
+        <w:t xml:space="preserve"> </w:t>
+      </w:r>
+      <w:proofErr w:type="spellStart"/>
+      <w:r>
+        <w:rPr>
+          <w:rFonts w:ascii="Times New Roman" w:hAnsi="Times New Roman" w:cs="Times New Roman"/>
+          <w:b/>
+          <w:bCs/>
+        </w:rPr>
+        <w:t>rate</w:t>
+      </w:r>
+      <w:proofErr w:type="spellEnd"/>
+      <w:r>
+        <w:rPr>
+          <w:rFonts w:ascii="Times New Roman" w:hAnsi="Times New Roman" w:cs="Times New Roman"/>
+          <w:b/>
+          <w:bCs/>
+        </w:rPr>
+        <w:t>)</w:t>
       </w:r>
       <w:r>
         <w:rPr>
@@ -603,8 +693,21 @@
         <w:rPr>
           <w:rFonts w:ascii="Times New Roman" w:hAnsi="Times New Roman" w:cs="Times New Roman"/>
         </w:rPr>
-        <w:t xml:space="preserve">και πραγματοποιείστε ανάλυση εμπλουτισμού στο </w:t>
-      </w:r>
+        <w:t xml:space="preserve">και </w:t>
+      </w:r>
+      <w:r>
+        <w:rPr>
+          <w:rFonts w:ascii="Times New Roman" w:hAnsi="Times New Roman" w:cs="Times New Roman"/>
+        </w:rPr>
+        <w:t xml:space="preserve">πραγματοποιήστε </w:t>
+      </w:r>
+      <w:r>
+        <w:rPr>
+          <w:rFonts w:ascii="Times New Roman" w:hAnsi="Times New Roman" w:cs="Times New Roman"/>
+        </w:rPr>
+        <w:t xml:space="preserve">ανάλυση εμπλουτισμού στο </w:t>
+      </w:r>
+      <w:proofErr w:type="spellStart"/>
       <w:r>
         <w:rPr>
           <w:rFonts w:ascii="Times New Roman" w:hAnsi="Times New Roman" w:cs="Times New Roman"/>
@@ -612,6 +715,7 @@
         </w:rPr>
         <w:t>gProfiler</w:t>
       </w:r>
+      <w:proofErr w:type="spellEnd"/>
       <w:r>
         <w:rPr>
           <w:rFonts w:ascii="Times New Roman" w:hAnsi="Times New Roman" w:cs="Times New Roman"/>
@@ -702,6 +806,7 @@
         </w:rPr>
         <w:t xml:space="preserve"> και ανάλυση εμπλουτισμού με το </w:t>
       </w:r>
+      <w:proofErr w:type="spellStart"/>
       <w:r>
         <w:rPr>
           <w:rFonts w:ascii="Times New Roman" w:hAnsi="Times New Roman" w:cs="Times New Roman"/>
@@ -711,6 +816,7 @@
         </w:rPr>
         <w:t>gProfiler</w:t>
       </w:r>
+      <w:proofErr w:type="spellEnd"/>
     </w:p>
     <w:p>
       <w:pPr>
@@ -832,7 +938,19 @@
         <w:rPr>
           <w:rFonts w:ascii="Times New Roman" w:hAnsi="Times New Roman" w:cs="Times New Roman"/>
         </w:rPr>
-        <w:t xml:space="preserve">όπως φαίνονται στην εικόνα και πραγματοποιείστε  την ανάλυση με το </w:t>
+        <w:t xml:space="preserve">όπως φαίνονται στην εικόνα και </w:t>
+      </w:r>
+      <w:r>
+        <w:rPr>
+          <w:rFonts w:ascii="Times New Roman" w:hAnsi="Times New Roman" w:cs="Times New Roman"/>
+        </w:rPr>
+        <w:t xml:space="preserve">πραγματοποιήστε </w:t>
+      </w:r>
+      <w:r>
+        <w:rPr>
+          <w:rFonts w:ascii="Times New Roman" w:hAnsi="Times New Roman" w:cs="Times New Roman"/>
+        </w:rPr>
+        <w:t xml:space="preserve">την ανάλυση με το </w:t>
       </w:r>
       <w:r>
         <w:rPr>
@@ -1045,6 +1163,7 @@
         </w:rPr>
         <w:t xml:space="preserve"> και ανάλυση εμπλουτισμού με το </w:t>
       </w:r>
+      <w:proofErr w:type="spellStart"/>
       <w:r>
         <w:rPr>
           <w:rFonts w:ascii="Times New Roman" w:hAnsi="Times New Roman" w:cs="Times New Roman"/>
@@ -1054,6 +1173,7 @@
         </w:rPr>
         <w:t>gProfiler</w:t>
       </w:r>
+      <w:proofErr w:type="spellEnd"/>
     </w:p>
     <w:p>
       <w:pPr>
@@ -1384,6 +1504,7 @@
                               </w:rPr>
                               <w:t xml:space="preserve"> --make-bed --out </w:t>
                             </w:r>
+                            <w:proofErr w:type="spellStart"/>
                             <w:r>
                               <w:rPr>
                                 <w:rFonts w:ascii="Consolas" w:hAnsi="Consolas" w:cs="Times New Roman"/>
@@ -1393,6 +1514,7 @@
                               </w:rPr>
                               <w:t>toy_bin</w:t>
                             </w:r>
+                            <w:proofErr w:type="spellEnd"/>
                           </w:p>
                           <w:p>
                             <w:pPr>
@@ -1438,8 +1560,29 @@
                                 <w:szCs w:val="18"/>
                                 <w:lang w:val="en-US"/>
                               </w:rPr>
-                              <w:t xml:space="preserve">plink --bfile </w:t>
+                              <w:t>plink --</w:t>
                             </w:r>
+                            <w:proofErr w:type="spellStart"/>
+                            <w:r>
+                              <w:rPr>
+                                <w:rFonts w:ascii="Consolas" w:hAnsi="Consolas" w:cs="Times New Roman"/>
+                                <w:sz w:val="18"/>
+                                <w:szCs w:val="18"/>
+                                <w:lang w:val="en-US"/>
+                              </w:rPr>
+                              <w:t>bfile</w:t>
+                            </w:r>
+                            <w:proofErr w:type="spellEnd"/>
+                            <w:r>
+                              <w:rPr>
+                                <w:rFonts w:ascii="Consolas" w:hAnsi="Consolas" w:cs="Times New Roman"/>
+                                <w:sz w:val="18"/>
+                                <w:szCs w:val="18"/>
+                                <w:lang w:val="en-US"/>
+                              </w:rPr>
+                              <w:t xml:space="preserve"> </w:t>
+                            </w:r>
+                            <w:proofErr w:type="spellStart"/>
                             <w:r>
                               <w:rPr>
                                 <w:rFonts w:ascii="Consolas" w:hAnsi="Consolas" w:cs="Times New Roman"/>
@@ -1449,6 +1592,7 @@
                               </w:rPr>
                               <w:t>toy_bin</w:t>
                             </w:r>
+                            <w:proofErr w:type="spellEnd"/>
                             <w:r>
                               <w:rPr>
                                 <w:rFonts w:ascii="Consolas" w:hAnsi="Consolas" w:cs="Times New Roman"/>
@@ -1474,8 +1618,39 @@
                                 <w:szCs w:val="18"/>
                                 <w:lang w:val="en-US"/>
                               </w:rPr>
-                              <w:t>--assoc --out assoc_results</w:t>
+                              <w:t>--</w:t>
                             </w:r>
+                            <w:proofErr w:type="spellStart"/>
+                            <w:r>
+                              <w:rPr>
+                                <w:rFonts w:ascii="Consolas" w:hAnsi="Consolas" w:cs="Times New Roman"/>
+                                <w:sz w:val="18"/>
+                                <w:szCs w:val="18"/>
+                                <w:lang w:val="en-US"/>
+                              </w:rPr>
+                              <w:t>assoc</w:t>
+                            </w:r>
+                            <w:proofErr w:type="spellEnd"/>
+                            <w:r>
+                              <w:rPr>
+                                <w:rFonts w:ascii="Consolas" w:hAnsi="Consolas" w:cs="Times New Roman"/>
+                                <w:sz w:val="18"/>
+                                <w:szCs w:val="18"/>
+                                <w:lang w:val="en-US"/>
+                              </w:rPr>
+                              <w:t xml:space="preserve"> --out </w:t>
+                            </w:r>
+                            <w:proofErr w:type="spellStart"/>
+                            <w:r>
+                              <w:rPr>
+                                <w:rFonts w:ascii="Consolas" w:hAnsi="Consolas" w:cs="Times New Roman"/>
+                                <w:sz w:val="18"/>
+                                <w:szCs w:val="18"/>
+                                <w:lang w:val="en-US"/>
+                              </w:rPr>
+                              <w:t>assoc_results</w:t>
+                            </w:r>
+                            <w:proofErr w:type="spellEnd"/>
                           </w:p>
                           <w:p>
                             <w:pPr>
@@ -1633,6 +1808,7 @@
                         </w:rPr>
                         <w:t xml:space="preserve"> --make-bed --out </w:t>
                       </w:r>
+                      <w:proofErr w:type="spellStart"/>
                       <w:r>
                         <w:rPr>
                           <w:rFonts w:ascii="Consolas" w:hAnsi="Consolas" w:cs="Times New Roman"/>
@@ -1642,6 +1818,7 @@
                         </w:rPr>
                         <w:t>toy_bin</w:t>
                       </w:r>
+                      <w:proofErr w:type="spellEnd"/>
                     </w:p>
                     <w:p>
                       <w:pPr>
@@ -1687,8 +1864,29 @@
                           <w:szCs w:val="18"/>
                           <w:lang w:val="en-US"/>
                         </w:rPr>
-                        <w:t xml:space="preserve">plink --bfile </w:t>
+                        <w:t>plink --</w:t>
                       </w:r>
+                      <w:proofErr w:type="spellStart"/>
+                      <w:r>
+                        <w:rPr>
+                          <w:rFonts w:ascii="Consolas" w:hAnsi="Consolas" w:cs="Times New Roman"/>
+                          <w:sz w:val="18"/>
+                          <w:szCs w:val="18"/>
+                          <w:lang w:val="en-US"/>
+                        </w:rPr>
+                        <w:t>bfile</w:t>
+                      </w:r>
+                      <w:proofErr w:type="spellEnd"/>
+                      <w:r>
+                        <w:rPr>
+                          <w:rFonts w:ascii="Consolas" w:hAnsi="Consolas" w:cs="Times New Roman"/>
+                          <w:sz w:val="18"/>
+                          <w:szCs w:val="18"/>
+                          <w:lang w:val="en-US"/>
+                        </w:rPr>
+                        <w:t xml:space="preserve"> </w:t>
+                      </w:r>
+                      <w:proofErr w:type="spellStart"/>
                       <w:r>
                         <w:rPr>
                           <w:rFonts w:ascii="Consolas" w:hAnsi="Consolas" w:cs="Times New Roman"/>
@@ -1698,6 +1896,7 @@
                         </w:rPr>
                         <w:t>toy_bin</w:t>
                       </w:r>
+                      <w:proofErr w:type="spellEnd"/>
                       <w:r>
                         <w:rPr>
                           <w:rFonts w:ascii="Consolas" w:hAnsi="Consolas" w:cs="Times New Roman"/>
@@ -1723,8 +1922,39 @@
                           <w:szCs w:val="18"/>
                           <w:lang w:val="en-US"/>
                         </w:rPr>
-                        <w:t>--assoc --out assoc_results</w:t>
+                        <w:t>--</w:t>
                       </w:r>
+                      <w:proofErr w:type="spellStart"/>
+                      <w:r>
+                        <w:rPr>
+                          <w:rFonts w:ascii="Consolas" w:hAnsi="Consolas" w:cs="Times New Roman"/>
+                          <w:sz w:val="18"/>
+                          <w:szCs w:val="18"/>
+                          <w:lang w:val="en-US"/>
+                        </w:rPr>
+                        <w:t>assoc</w:t>
+                      </w:r>
+                      <w:proofErr w:type="spellEnd"/>
+                      <w:r>
+                        <w:rPr>
+                          <w:rFonts w:ascii="Consolas" w:hAnsi="Consolas" w:cs="Times New Roman"/>
+                          <w:sz w:val="18"/>
+                          <w:szCs w:val="18"/>
+                          <w:lang w:val="en-US"/>
+                        </w:rPr>
+                        <w:t xml:space="preserve"> --out </w:t>
+                      </w:r>
+                      <w:proofErr w:type="spellStart"/>
+                      <w:r>
+                        <w:rPr>
+                          <w:rFonts w:ascii="Consolas" w:hAnsi="Consolas" w:cs="Times New Roman"/>
+                          <w:sz w:val="18"/>
+                          <w:szCs w:val="18"/>
+                          <w:lang w:val="en-US"/>
+                        </w:rPr>
+                        <w:t>assoc_results</w:t>
+                      </w:r>
+                      <w:proofErr w:type="spellEnd"/>
                     </w:p>
                     <w:p>
                       <w:pPr>
@@ -2262,6 +2492,7 @@
         </w:rPr>
         <w:t xml:space="preserve"> και ανάλυση εμπλουτισμού με το </w:t>
       </w:r>
+      <w:proofErr w:type="spellStart"/>
       <w:r>
         <w:rPr>
           <w:rFonts w:ascii="Times New Roman" w:hAnsi="Times New Roman" w:cs="Times New Roman"/>
@@ -2271,6 +2502,7 @@
         </w:rPr>
         <w:t>gProfiler</w:t>
       </w:r>
+      <w:proofErr w:type="spellEnd"/>
     </w:p>
     <w:p>
       <w:pPr>
@@ -2418,7 +2650,13 @@
         <w:rPr>
           <w:rFonts w:ascii="Times New Roman" w:hAnsi="Times New Roman" w:cs="Times New Roman"/>
         </w:rPr>
-        <w:t xml:space="preserve">ραγματοποιείστε ανάλυση διαφορικής έκφρασης </w:t>
+        <w:t xml:space="preserve">ραγματοποιήστε </w:t>
+      </w:r>
+      <w:r>
+        <w:rPr>
+          <w:rFonts w:ascii="Times New Roman" w:hAnsi="Times New Roman" w:cs="Times New Roman"/>
+        </w:rPr>
+        <w:t xml:space="preserve">ανάλυση διαφορικής έκφρασης </w:t>
       </w:r>
       <w:r>
         <w:rPr>
@@ -2588,6 +2826,7 @@
         </w:rPr>
         <w:t xml:space="preserve">στε ανάλυση εμπλουτισμού στο </w:t>
       </w:r>
+      <w:proofErr w:type="spellStart"/>
       <w:r>
         <w:rPr>
           <w:rFonts w:ascii="Times New Roman" w:hAnsi="Times New Roman" w:cs="Times New Roman"/>
@@ -2595,6 +2834,7 @@
         </w:rPr>
         <w:t>gProfiler</w:t>
       </w:r>
+      <w:proofErr w:type="spellEnd"/>
       <w:r>
         <w:rPr>
           <w:rFonts w:ascii="Times New Roman" w:hAnsi="Times New Roman" w:cs="Times New Roman"/>
@@ -2686,6 +2926,7 @@
         </w:rPr>
         <w:t xml:space="preserve"> και ανάλυση εμπλουτισμού με το </w:t>
       </w:r>
+      <w:proofErr w:type="spellStart"/>
       <w:r>
         <w:rPr>
           <w:rFonts w:ascii="Times New Roman" w:hAnsi="Times New Roman" w:cs="Times New Roman"/>
@@ -2695,6 +2936,7 @@
         </w:rPr>
         <w:t>gProfiler</w:t>
       </w:r>
+      <w:proofErr w:type="spellEnd"/>
     </w:p>
     <w:p>
       <w:pPr>
@@ -3137,6 +3379,7 @@
         </w:rPr>
         <w:t xml:space="preserve"> στο </w:t>
       </w:r>
+      <w:proofErr w:type="spellStart"/>
       <w:r>
         <w:rPr>
           <w:rFonts w:ascii="Times New Roman" w:hAnsi="Times New Roman" w:cs="Times New Roman"/>
@@ -3144,6 +3387,7 @@
         </w:rPr>
         <w:t>gProfiler</w:t>
       </w:r>
+      <w:proofErr w:type="spellEnd"/>
       <w:r>
         <w:rPr>
           <w:rFonts w:ascii="Times New Roman" w:hAnsi="Times New Roman" w:cs="Times New Roman"/>
